--- a/courses/COLL150-Fall26/syllabus.docx
+++ b/courses/COLL150-Fall26/syllabus.docx
@@ -436,12 +436,6 @@
         <w:gridCol w:w="9360"/>
       </w:tblGrid>
       <w:tr>
-        <w:tblPrEx>
-          <w:tblCellMar>
-            <w:top w:w="0" w:type="dxa"/>
-            <w:bottom w:w="0" w:type="dxa"/>
-          </w:tblCellMar>
-        </w:tblPrEx>
         <w:tc>
           <w:tcPr>
             <w:tcW w:w="9360" w:type="dxa"/>
@@ -882,7 +876,7 @@
         <w:rPr>
           <w:rFonts w:ascii="Times New Roman" w:hAnsi="Times New Roman" w:cs="Times New Roman"/>
         </w:rPr>
-        <w:t>Mary Shelley, Frankenstein: The 1818 Text, Contexts, Criticism, ed. J. Paul Hunter, Norton Critical Edition, 3rd ed. (W. W. Norton, 2022). Please get the 3rd edition — our page numbers and the critical essays we read come from it. (We will discuss why the edition matters.)</w:t>
+        <w:t xml:space="preserve">Mary Shelley, Frankenstein: The 1818 Text, Contexts, Criticism, ed. J. Paul Hunter, Norton Critical Edition, 3rd ed. (W. W. Norton, 2022). </w:t>
       </w:r>
     </w:p>
     <w:p>
@@ -901,7 +895,7 @@
         <w:rPr>
           <w:rFonts w:ascii="Times New Roman" w:hAnsi="Times New Roman" w:cs="Times New Roman"/>
         </w:rPr>
-        <w:t>Christopher Marlowe, Doctor Faustus: A- and B-Texts, ed. David Bevington &amp; Eric Rasmussen, Revels Student Edition (Manchester UP). This edition is required rather than optional because it prints both texts and we compare them in class.</w:t>
+        <w:t xml:space="preserve">Christopher Marlowe, Doctor Faustus: ed. David Bevington &amp; Eric Rasmussen, Revels Student Edition (Manchester UP). </w:t>
       </w:r>
     </w:p>
     <w:p>
@@ -1078,21 +1072,21 @@
           <w:sz w:val="21"/>
           <w:szCs w:val="21"/>
         </w:rPr>
+        <w:t>Games</w:t>
+      </w:r>
+    </w:p>
+    <w:p>
+      <w:pPr>
+        <w:spacing w:after="120" w:line="264" w:lineRule="auto"/>
+        <w:rPr>
+          <w:rFonts w:ascii="Times New Roman" w:hAnsi="Times New Roman" w:cs="Times New Roman"/>
+        </w:rPr>
+      </w:pPr>
+      <w:r>
+        <w:rPr>
+          <w:rFonts w:ascii="Times New Roman" w:hAnsi="Times New Roman" w:cs="Times New Roman"/>
+        </w:rPr>
         <w:lastRenderedPageBreak/>
-        <w:t>Games</w:t>
-      </w:r>
-    </w:p>
-    <w:p>
-      <w:pPr>
-        <w:spacing w:after="120" w:line="264" w:lineRule="auto"/>
-        <w:rPr>
-          <w:rFonts w:ascii="Times New Roman" w:hAnsi="Times New Roman" w:cs="Times New Roman"/>
-        </w:rPr>
-      </w:pPr>
-      <w:r>
-        <w:rPr>
-          <w:rFonts w:ascii="Times New Roman" w:hAnsi="Times New Roman" w:cs="Times New Roman"/>
-        </w:rPr>
         <w:t>Detroit: Become Human (Quantic Dream, 2018) and the Mass Effect trilogy (BioWare, 2007–2012).</w:t>
       </w:r>
     </w:p>
@@ -1400,12 +1394,6 @@
         <w:gridCol w:w="9360"/>
       </w:tblGrid>
       <w:tr>
-        <w:tblPrEx>
-          <w:tblCellMar>
-            <w:top w:w="0" w:type="dxa"/>
-            <w:bottom w:w="0" w:type="dxa"/>
-          </w:tblCellMar>
-        </w:tblPrEx>
         <w:tc>
           <w:tcPr>
             <w:tcW w:w="9360" w:type="dxa"/>
@@ -1486,12 +1474,6 @@
         <w:gridCol w:w="3193"/>
       </w:tblGrid>
       <w:tr>
-        <w:tblPrEx>
-          <w:tblCellMar>
-            <w:top w:w="0" w:type="dxa"/>
-            <w:bottom w:w="0" w:type="dxa"/>
-          </w:tblCellMar>
-        </w:tblPrEx>
         <w:tc>
           <w:tcPr>
             <w:tcW w:w="0" w:type="dxa"/>
@@ -1588,12 +1570,6 @@
         </w:tc>
       </w:tr>
       <w:tr>
-        <w:tblPrEx>
-          <w:tblCellMar>
-            <w:top w:w="0" w:type="dxa"/>
-            <w:bottom w:w="0" w:type="dxa"/>
-          </w:tblCellMar>
-        </w:tblPrEx>
         <w:tc>
           <w:tcPr>
             <w:tcW w:w="0" w:type="dxa"/>
@@ -1678,12 +1654,6 @@
         </w:tc>
       </w:tr>
       <w:tr>
-        <w:tblPrEx>
-          <w:tblCellMar>
-            <w:top w:w="0" w:type="dxa"/>
-            <w:bottom w:w="0" w:type="dxa"/>
-          </w:tblCellMar>
-        </w:tblPrEx>
         <w:tc>
           <w:tcPr>
             <w:tcW w:w="0" w:type="dxa"/>
@@ -1768,12 +1738,6 @@
         </w:tc>
       </w:tr>
       <w:tr>
-        <w:tblPrEx>
-          <w:tblCellMar>
-            <w:top w:w="0" w:type="dxa"/>
-            <w:bottom w:w="0" w:type="dxa"/>
-          </w:tblCellMar>
-        </w:tblPrEx>
         <w:tc>
           <w:tcPr>
             <w:tcW w:w="0" w:type="dxa"/>
@@ -1858,12 +1822,6 @@
         </w:tc>
       </w:tr>
       <w:tr>
-        <w:tblPrEx>
-          <w:tblCellMar>
-            <w:top w:w="0" w:type="dxa"/>
-            <w:bottom w:w="0" w:type="dxa"/>
-          </w:tblCellMar>
-        </w:tblPrEx>
         <w:tc>
           <w:tcPr>
             <w:tcW w:w="0" w:type="dxa"/>
@@ -1948,12 +1906,6 @@
         </w:tc>
       </w:tr>
       <w:tr>
-        <w:tblPrEx>
-          <w:tblCellMar>
-            <w:top w:w="0" w:type="dxa"/>
-            <w:bottom w:w="0" w:type="dxa"/>
-          </w:tblCellMar>
-        </w:tblPrEx>
         <w:tc>
           <w:tcPr>
             <w:tcW w:w="0" w:type="dxa"/>
@@ -2038,12 +1990,6 @@
         </w:tc>
       </w:tr>
       <w:tr>
-        <w:tblPrEx>
-          <w:tblCellMar>
-            <w:top w:w="0" w:type="dxa"/>
-            <w:bottom w:w="0" w:type="dxa"/>
-          </w:tblCellMar>
-        </w:tblPrEx>
         <w:tc>
           <w:tcPr>
             <w:tcW w:w="0" w:type="dxa"/>
@@ -2067,7 +2013,6 @@
                 <w:sz w:val="20"/>
                 <w:szCs w:val="20"/>
               </w:rPr>
-              <w:lastRenderedPageBreak/>
               <w:t>Final Exam: Creative Writing Response (600–900 words)</w:t>
             </w:r>
           </w:p>
@@ -2129,12 +2074,6 @@
         </w:tc>
       </w:tr>
       <w:tr>
-        <w:tblPrEx>
-          <w:tblCellMar>
-            <w:top w:w="0" w:type="dxa"/>
-            <w:bottom w:w="0" w:type="dxa"/>
-          </w:tblCellMar>
-        </w:tblPrEx>
         <w:tc>
           <w:tcPr>
             <w:tcW w:w="0" w:type="dxa"/>
@@ -2160,6 +2099,7 @@
                 <w:sz w:val="20"/>
                 <w:szCs w:val="20"/>
               </w:rPr>
+              <w:lastRenderedPageBreak/>
               <w:t>Total</w:t>
             </w:r>
           </w:p>
@@ -2242,12 +2182,6 @@
         <w:gridCol w:w="9360"/>
       </w:tblGrid>
       <w:tr>
-        <w:tblPrEx>
-          <w:tblCellMar>
-            <w:top w:w="0" w:type="dxa"/>
-            <w:bottom w:w="0" w:type="dxa"/>
-          </w:tblCellMar>
-        </w:tblPrEx>
         <w:tc>
           <w:tcPr>
             <w:tcW w:w="9360" w:type="dxa"/>
@@ -2515,14 +2449,7 @@
         <w:rPr>
           <w:rFonts w:ascii="Times New Roman" w:hAnsi="Times New Roman" w:cs="Times New Roman"/>
         </w:rPr>
-        <w:t xml:space="preserve">to spend across the semester on major assignments. Use them however you like; just tell me you are using one. Beyond that, work drops one-third of a letter grade per day. Late days may not be spent on the research draft due November 20, because the conference schedule depends on it, or on the Symposium. If something serious is happening in your life, do not spend your late </w:t>
-      </w:r>
-      <w:r>
-        <w:rPr>
-          <w:rFonts w:ascii="Times New Roman" w:hAnsi="Times New Roman" w:cs="Times New Roman"/>
-        </w:rPr>
-        <w:lastRenderedPageBreak/>
-        <w:t xml:space="preserve">days silently — come talk to me and we will </w:t>
+        <w:t xml:space="preserve">to spend across the semester on major assignments. Use them however you like; just tell me you are using one. Beyond that, work drops one-third of a letter grade per day. Late days may not be spent on the research draft due November 20, because the conference schedule depends on it, or on the Symposium. If something serious is happening in your life, do not spend your late days silently — come talk to me and we will </w:t>
       </w:r>
       <w:proofErr w:type="gramStart"/>
       <w:r>
@@ -2556,6 +2483,7 @@
           <w:sz w:val="23"/>
           <w:szCs w:val="23"/>
         </w:rPr>
+        <w:lastRenderedPageBreak/>
         <w:t>Attendance and seminar participation</w:t>
       </w:r>
     </w:p>
@@ -2832,12 +2760,6 @@
         <w:gridCol w:w="9360"/>
       </w:tblGrid>
       <w:tr>
-        <w:tblPrEx>
-          <w:tblCellMar>
-            <w:top w:w="0" w:type="dxa"/>
-            <w:bottom w:w="0" w:type="dxa"/>
-          </w:tblCellMar>
-        </w:tblPrEx>
         <w:tc>
           <w:tcPr>
             <w:tcW w:w="9360" w:type="dxa"/>
@@ -2923,8 +2845,14 @@
         <w:rPr>
           <w:rFonts w:ascii="Times New Roman" w:hAnsi="Times New Roman" w:cs="Times New Roman"/>
         </w:rPr>
+        <w:t xml:space="preserve">Dates follow the W&amp;M 2026–2027 undergraduate academic calendar: classes begin August 26; Fall Break is October 8–11; no classes on Election Day, November 3; November 23–24 are remote instruction days; Thanksgiving Break is November 25–29; the last day of classes is December 4. Reading periods are December </w:t>
+      </w:r>
+      <w:r>
+        <w:rPr>
+          <w:rFonts w:ascii="Times New Roman" w:hAnsi="Times New Roman" w:cs="Times New Roman"/>
+        </w:rPr>
         <w:lastRenderedPageBreak/>
-        <w:t>Dates follow the W&amp;M 2026–2027 undergraduate academic calendar: classes begin August 26; Fall Break is October 8–11; no classes on Election Day, November 3; November 23–24 are remote instruction days; Thanksgiving Break is November 25–29; the last day of classes is December 4. Reading periods are December 5–6 and 12–13; final exam periods are December 7–11 and 14–15. Dates are subject to change; the Registrar’s calendar governs.</w:t>
+        <w:t>5–6 and 12–13; final exam periods are December 7–11 and 14–15. Dates are subject to change; the Registrar’s calendar governs.</w:t>
       </w:r>
     </w:p>
     <w:p>
@@ -3668,8 +3596,14 @@
         <w:rPr>
           <w:rFonts w:ascii="Times New Roman" w:hAnsi="Times New Roman" w:cs="Times New Roman"/>
         </w:rPr>
+        <w:t xml:space="preserve">Three works that all ask whether a synthetic person can be a person, and answer very differently. The Matrix is not really about AI; it is about waking up, and the AI is scenery. Mass Effect makes you negotiate with a </w:t>
+      </w:r>
+      <w:r>
+        <w:rPr>
+          <w:rFonts w:ascii="Times New Roman" w:hAnsi="Times New Roman" w:cs="Times New Roman"/>
+        </w:rPr>
         <w:lastRenderedPageBreak/>
-        <w:t>Three works that all ask whether a synthetic person can be a person, and answer very differently. The Matrix is not really about AI; it is about waking up, and the AI is scenery. Mass Effect makes you negotiate with a machine civilization and quietly grades you on it. Detroit hands you the controller and implicates you: you make the androids ask for their freedom, and the game watches how you do it.</w:t>
+        <w:t>machine civilization and quietly grades you on it. Detroit hands you the controller and implicates you: you make the androids ask for their freedom, and the game watches how you do it.</w:t>
       </w:r>
     </w:p>
     <w:p>
@@ -4351,7 +4285,6 @@
           <w:sz w:val="17"/>
           <w:szCs w:val="17"/>
         </w:rPr>
-        <w:lastRenderedPageBreak/>
         <w:t xml:space="preserve">WRITING </w:t>
       </w:r>
       <w:proofErr w:type="gramStart"/>
@@ -4398,6 +4331,7 @@
           <w:sz w:val="24"/>
           <w:szCs w:val="24"/>
         </w:rPr>
+        <w:lastRenderedPageBreak/>
         <w:t>Unit 6 · Mode Collapse</w:t>
       </w:r>
     </w:p>
@@ -5019,22 +4953,28 @@
         <w:rPr>
           <w:rFonts w:ascii="Times New Roman" w:hAnsi="Times New Roman" w:cs="Times New Roman"/>
         </w:rPr>
+        <w:t xml:space="preserve">And then the question of the name. Naming is the moment we decide something is a someone. We name what we intend to keep. Every artificial being in this course either receives a name (Klara, EDI, the </w:t>
+      </w:r>
+      <w:proofErr w:type="spellStart"/>
+      <w:r>
+        <w:rPr>
+          <w:rFonts w:ascii="Times New Roman" w:hAnsi="Times New Roman" w:cs="Times New Roman"/>
+        </w:rPr>
+        <w:t>geth’s</w:t>
+      </w:r>
+      <w:proofErr w:type="spellEnd"/>
+      <w:r>
+        <w:rPr>
+          <w:rFonts w:ascii="Times New Roman" w:hAnsi="Times New Roman" w:cs="Times New Roman"/>
+        </w:rPr>
+        <w:t xml:space="preserve"> collective </w:t>
+      </w:r>
+      <w:r>
+        <w:rPr>
+          <w:rFonts w:ascii="Times New Roman" w:hAnsi="Times New Roman" w:cs="Times New Roman"/>
+        </w:rPr>
         <w:lastRenderedPageBreak/>
-        <w:t xml:space="preserve">And then the question of the name. Naming is the moment we decide something is a someone. We name what we intend to keep. Every artificial being in this course either receives a name (Klara, EDI, the </w:t>
-      </w:r>
-      <w:proofErr w:type="spellStart"/>
-      <w:r>
-        <w:rPr>
-          <w:rFonts w:ascii="Times New Roman" w:hAnsi="Times New Roman" w:cs="Times New Roman"/>
-        </w:rPr>
-        <w:t>geth’s</w:t>
-      </w:r>
-      <w:proofErr w:type="spellEnd"/>
-      <w:r>
-        <w:rPr>
-          <w:rFonts w:ascii="Times New Roman" w:hAnsi="Times New Roman" w:cs="Times New Roman"/>
-        </w:rPr>
-        <w:t xml:space="preserve"> collective “we,” and Legion, who names himself out of scripture) or is denied one (Frankenstein’s creature; “Galatea”). Watch who does the naming, and what it costs them.</w:t>
+        <w:t>“we,” and Legion, who names himself out of scripture) or is denied one (Frankenstein’s creature; “Galatea”). Watch who does the naming, and what it costs them.</w:t>
       </w:r>
     </w:p>
     <w:p>
@@ -5723,7 +5663,6 @@
           <w:sz w:val="17"/>
           <w:szCs w:val="17"/>
         </w:rPr>
-        <w:lastRenderedPageBreak/>
         <w:t xml:space="preserve">KEY </w:t>
       </w:r>
       <w:proofErr w:type="gramStart"/>
@@ -5775,6 +5714,7 @@
           <w:sz w:val="17"/>
           <w:szCs w:val="17"/>
         </w:rPr>
+        <w:lastRenderedPageBreak/>
         <w:t xml:space="preserve">WRITING </w:t>
       </w:r>
       <w:proofErr w:type="gramStart"/>
@@ -7295,12 +7235,6 @@
         <w:gridCol w:w="9360"/>
       </w:tblGrid>
       <w:tr>
-        <w:tblPrEx>
-          <w:tblCellMar>
-            <w:top w:w="0" w:type="dxa"/>
-            <w:bottom w:w="0" w:type="dxa"/>
-          </w:tblCellMar>
-        </w:tblPrEx>
         <w:tc>
           <w:tcPr>
             <w:tcW w:w="9360" w:type="dxa"/>

--- a/courses/COLL150-Fall26/syllabus.docx
+++ b/courses/COLL150-Fall26/syllabus.docx
@@ -1,6 +1,6 @@
 
 <file path=word/document.xml><?xml version="1.0" encoding="utf-8"?>
-<w:document xmlns:wpc="http://schemas.microsoft.com/office/word/2010/wordprocessingCanvas" xmlns:cx="http://schemas.microsoft.com/office/drawing/2014/chartex" xmlns:cx1="http://schemas.microsoft.com/office/drawing/2015/9/8/chartex" xmlns:cx2="http://schemas.microsoft.com/office/drawing/2015/10/21/chartex" xmlns:cx3="http://schemas.microsoft.com/office/drawing/2016/5/9/chartex" xmlns:cx4="http://schemas.microsoft.com/office/drawing/2016/5/10/chartex" xmlns:cx5="http://schemas.microsoft.com/office/drawing/2016/5/11/chartex" xmlns:cx6="http://schemas.microsoft.com/office/drawing/2016/5/12/chartex" xmlns:cx7="http://schemas.microsoft.com/office/drawing/2016/5/13/chartex" xmlns:cx8="http://schemas.microsoft.com/office/drawing/2016/5/14/chartex" xmlns:mc="http://schemas.openxmlformats.org/markup-compatibility/2006" xmlns:m="http://schemas.openxmlformats.org/officeDocument/2006/math" xmlns:aink="http://schemas.microsoft.com/office/drawing/2016/ink" xmlns:am3d="http://schemas.microsoft.com/office/drawing/2017/model3d" xmlns:oel="http://schemas.microsoft.com/office/2019/extlst" xmlns:r="http://schemas.openxmlformats.org/officeDocument/2006/relationships" xmlns:wp14="http://schemas.microsoft.com/office/word/2010/wordprocessingDrawing" xmlns:wp="http://schemas.openxmlformats.org/drawingml/2006/wordprocessingDrawing" xmlns:wpg="http://schemas.microsoft.com/office/word/2010/wordprocessingGroup" xmlns:wpi="http://schemas.microsoft.com/office/word/2010/wordprocessingInk" xmlns:wps="http://schemas.microsoft.com/office/word/2010/wordprocessingShape" xmlns:o="urn:schemas-microsoft-com:office:office" xmlns:v="urn:schemas-microsoft-com:vml" xmlns:w10="urn:schemas-microsoft-com:office:word" xmlns:w="http://schemas.openxmlformats.org/wordprocessingml/2006/main" xmlns:w14="http://schemas.microsoft.com/office/word/2010/wordml" xmlns:w15="http://schemas.microsoft.com/office/word/2012/wordml" xmlns:w16cex="http://schemas.microsoft.com/office/word/2018/wordml/cex" xmlns:w16cid="http://schemas.microsoft.com/office/word/2016/wordml/cid" xmlns:w16="http://schemas.microsoft.com/office/word/2018/wordml" xmlns:w16sdtdh="http://schemas.microsoft.com/office/word/2020/wordml/sdtdatahash" xmlns:w16sdtfl="http://schemas.microsoft.com/office/word/2024/wordml/sdtformatlock" xmlns:w16se="http://schemas.microsoft.com/office/word/2015/wordml/symex" xmlns:w16du="http://schemas.microsoft.com/office/word/2023/wordml/word16du" xmlns:wne="http://schemas.microsoft.com/office/word/2006/wordml" mc:Ignorable="w14 w15 w16se w16cid w16 w16cex w16sdtdh w16sdtfl w16du wp14">
+<w:document xmlns:wpc="http://schemas.microsoft.com/office/word/2010/wordprocessingCanvas" xmlns:cx="http://schemas.microsoft.com/office/drawing/2014/chartex" xmlns:cx1="http://schemas.microsoft.com/office/drawing/2015/9/8/chartex" xmlns:cx2="http://schemas.microsoft.com/office/drawing/2015/10/21/chartex" xmlns:cx3="http://schemas.microsoft.com/office/drawing/2016/5/9/chartex" xmlns:cx4="http://schemas.microsoft.com/office/drawing/2016/5/10/chartex" xmlns:cx5="http://schemas.microsoft.com/office/drawing/2016/5/11/chartex" xmlns:cx6="http://schemas.microsoft.com/office/drawing/2016/5/12/chartex" xmlns:cx7="http://schemas.microsoft.com/office/drawing/2016/5/13/chartex" xmlns:cx8="http://schemas.microsoft.com/office/drawing/2016/5/14/chartex" xmlns:mc="http://schemas.openxmlformats.org/markup-compatibility/2006" xmlns:aink="http://schemas.microsoft.com/office/drawing/2016/ink" xmlns:am3d="http://schemas.microsoft.com/office/drawing/2017/model3d" xmlns:o="urn:schemas-microsoft-com:office:office" xmlns:oel="http://schemas.microsoft.com/office/2019/extlst" xmlns:r="http://schemas.openxmlformats.org/officeDocument/2006/relationships" xmlns:m="http://schemas.openxmlformats.org/officeDocument/2006/math" xmlns:v="urn:schemas-microsoft-com:vml" xmlns:wp14="http://schemas.microsoft.com/office/word/2010/wordprocessingDrawing" xmlns:wp="http://schemas.openxmlformats.org/drawingml/2006/wordprocessingDrawing" xmlns:w10="urn:schemas-microsoft-com:office:word" xmlns:w="http://schemas.openxmlformats.org/wordprocessingml/2006/main" xmlns:w14="http://schemas.microsoft.com/office/word/2010/wordml" xmlns:w15="http://schemas.microsoft.com/office/word/2012/wordml" xmlns:w16cex="http://schemas.microsoft.com/office/word/2018/wordml/cex" xmlns:w16cid="http://schemas.microsoft.com/office/word/2016/wordml/cid" xmlns:w16="http://schemas.microsoft.com/office/word/2018/wordml" xmlns:w16du="http://schemas.microsoft.com/office/word/2023/wordml/word16du" xmlns:w16sdtdh="http://schemas.microsoft.com/office/word/2020/wordml/sdtdatahash" xmlns:w16sdtfl="http://schemas.microsoft.com/office/word/2024/wordml/sdtformatlock" xmlns:w16se="http://schemas.microsoft.com/office/word/2015/wordml/symex" xmlns:wpg="http://schemas.microsoft.com/office/word/2010/wordprocessingGroup" xmlns:wpi="http://schemas.microsoft.com/office/word/2010/wordprocessingInk" xmlns:wne="http://schemas.microsoft.com/office/word/2006/wordml" xmlns:wps="http://schemas.microsoft.com/office/word/2010/wordprocessingShape" mc:Ignorable="w14 w15 w16se w16cid w16 w16cex w16sdtdh w16sdtfl w16du wp14">
   <w:body>
     <w:p>
       <w:pPr>
@@ -19,59 +19,7 @@
           <w:sz w:val="17"/>
           <w:szCs w:val="17"/>
         </w:rPr>
-        <w:t xml:space="preserve">WILLIAM &amp; </w:t>
-      </w:r>
-      <w:proofErr w:type="gramStart"/>
-      <w:r>
-        <w:rPr>
-          <w:rFonts w:ascii="Times New Roman" w:hAnsi="Times New Roman" w:cs="Times New Roman"/>
-          <w:b/>
-          <w:bCs/>
-          <w:color w:val="B9975B"/>
-          <w:spacing w:val="30"/>
-          <w:sz w:val="17"/>
-          <w:szCs w:val="17"/>
-        </w:rPr>
-        <w:t>MARY  ·</w:t>
-      </w:r>
-      <w:proofErr w:type="gramEnd"/>
-      <w:r>
-        <w:rPr>
-          <w:rFonts w:ascii="Times New Roman" w:hAnsi="Times New Roman" w:cs="Times New Roman"/>
-          <w:b/>
-          <w:bCs/>
-          <w:color w:val="B9975B"/>
-          <w:spacing w:val="30"/>
-          <w:sz w:val="17"/>
-          <w:szCs w:val="17"/>
-        </w:rPr>
-        <w:t xml:space="preserve">  DEPARTMENT OF COMPUTER </w:t>
-      </w:r>
-      <w:proofErr w:type="gramStart"/>
-      <w:r>
-        <w:rPr>
-          <w:rFonts w:ascii="Times New Roman" w:hAnsi="Times New Roman" w:cs="Times New Roman"/>
-          <w:b/>
-          <w:bCs/>
-          <w:color w:val="B9975B"/>
-          <w:spacing w:val="30"/>
-          <w:sz w:val="17"/>
-          <w:szCs w:val="17"/>
-        </w:rPr>
-        <w:t>SCIENCE  ·</w:t>
-      </w:r>
-      <w:proofErr w:type="gramEnd"/>
-      <w:r>
-        <w:rPr>
-          <w:rFonts w:ascii="Times New Roman" w:hAnsi="Times New Roman" w:cs="Times New Roman"/>
-          <w:b/>
-          <w:bCs/>
-          <w:color w:val="B9975B"/>
-          <w:spacing w:val="30"/>
-          <w:sz w:val="17"/>
-          <w:szCs w:val="17"/>
-        </w:rPr>
-        <w:t xml:space="preserve">  FALL 2026</w:t>
+        <w:t>WILLIAM &amp; MARY  ·  DEPARTMENT OF COMPUTER SCIENCE  ·  FALL 2026</w:t>
       </w:r>
     </w:p>
     <w:p>
@@ -108,39 +56,7 @@
           <w:rFonts w:ascii="Times New Roman" w:hAnsi="Times New Roman" w:cs="Times New Roman"/>
           <w:color w:val="444444"/>
         </w:rPr>
-        <w:t xml:space="preserve">CSCI 150 / COLL </w:t>
-      </w:r>
-      <w:proofErr w:type="gramStart"/>
-      <w:r>
-        <w:rPr>
-          <w:rFonts w:ascii="Times New Roman" w:hAnsi="Times New Roman" w:cs="Times New Roman"/>
-          <w:color w:val="444444"/>
-        </w:rPr>
-        <w:t>150  ·</w:t>
-      </w:r>
-      <w:proofErr w:type="gramEnd"/>
-      <w:r>
-        <w:rPr>
-          <w:rFonts w:ascii="Times New Roman" w:hAnsi="Times New Roman" w:cs="Times New Roman"/>
-          <w:color w:val="444444"/>
-        </w:rPr>
-        <w:t xml:space="preserve">  First-Year </w:t>
-      </w:r>
-      <w:proofErr w:type="gramStart"/>
-      <w:r>
-        <w:rPr>
-          <w:rFonts w:ascii="Times New Roman" w:hAnsi="Times New Roman" w:cs="Times New Roman"/>
-          <w:color w:val="444444"/>
-        </w:rPr>
-        <w:t>Seminar  ·</w:t>
-      </w:r>
-      <w:proofErr w:type="gramEnd"/>
-      <w:r>
-        <w:rPr>
-          <w:rFonts w:ascii="Times New Roman" w:hAnsi="Times New Roman" w:cs="Times New Roman"/>
-          <w:color w:val="444444"/>
-        </w:rPr>
-        <w:t xml:space="preserve">  4 credits</w:t>
+        <w:t>CSCI 150 / COLL 150  ·  First-Year Seminar  ·  4 credits</w:t>
       </w:r>
     </w:p>
     <w:p>
@@ -368,7 +284,7 @@
         <w:rPr>
           <w:rFonts w:ascii="Times New Roman" w:hAnsi="Times New Roman" w:cs="Times New Roman"/>
         </w:rPr>
-        <w:t>[TBD]</w:t>
+        <w:t>PBK Hall 115</w:t>
       </w:r>
     </w:p>
     <w:p>
@@ -565,25 +481,7 @@
           <w:b/>
           <w:bCs/>
         </w:rPr>
-        <w:t xml:space="preserve">What do we want from a made mind, and what does the shape of that wanting </w:t>
-      </w:r>
-      <w:proofErr w:type="gramStart"/>
-      <w:r>
-        <w:rPr>
-          <w:rFonts w:ascii="Times New Roman" w:hAnsi="Times New Roman" w:cs="Times New Roman"/>
-          <w:b/>
-          <w:bCs/>
-        </w:rPr>
-        <w:t>tell</w:t>
-      </w:r>
-      <w:proofErr w:type="gramEnd"/>
-      <w:r>
-        <w:rPr>
-          <w:rFonts w:ascii="Times New Roman" w:hAnsi="Times New Roman" w:cs="Times New Roman"/>
-          <w:b/>
-          <w:bCs/>
-        </w:rPr>
-        <w:t xml:space="preserve"> us about ourselves? Who counts as a maker, who counts as a creature, and who gets to decide? What does it cost to be the thing that answers?</w:t>
+        <w:t>What do we want from a made mind, and what does the shape of that wanting tell us about ourselves? Who counts as a maker, who counts as a creature, and who gets to decide? What does it cost to be the thing that answers?</w:t>
       </w:r>
     </w:p>
     <w:p>
@@ -914,21 +812,7 @@
         <w:rPr>
           <w:rFonts w:ascii="Times New Roman" w:hAnsi="Times New Roman" w:cs="Times New Roman"/>
         </w:rPr>
-        <w:t>Steven Connor, The Madness of Knowledge: On Wisdom, Ignorance and Fantasies of Knowing (</w:t>
-      </w:r>
-      <w:proofErr w:type="spellStart"/>
-      <w:r>
-        <w:rPr>
-          <w:rFonts w:ascii="Times New Roman" w:hAnsi="Times New Roman" w:cs="Times New Roman"/>
-        </w:rPr>
-        <w:t>Reaktion</w:t>
-      </w:r>
-      <w:proofErr w:type="spellEnd"/>
-      <w:r>
-        <w:rPr>
-          <w:rFonts w:ascii="Times New Roman" w:hAnsi="Times New Roman" w:cs="Times New Roman"/>
-        </w:rPr>
-        <w:t>, 2019).</w:t>
+        <w:t>Steven Connor, The Madness of Knowledge: On Wisdom, Ignorance and Fantasies of Knowing (Reaktion, 2019).</w:t>
       </w:r>
     </w:p>
     <w:p>
@@ -985,21 +869,7 @@
         <w:rPr>
           <w:rFonts w:ascii="Times New Roman" w:hAnsi="Times New Roman" w:cs="Times New Roman"/>
         </w:rPr>
-        <w:t xml:space="preserve">Toriyama Sekien, </w:t>
-      </w:r>
-      <w:proofErr w:type="spellStart"/>
-      <w:r>
-        <w:rPr>
-          <w:rFonts w:ascii="Times New Roman" w:hAnsi="Times New Roman" w:cs="Times New Roman"/>
-        </w:rPr>
-        <w:t>Japandemonium</w:t>
-      </w:r>
-      <w:proofErr w:type="spellEnd"/>
-      <w:r>
-        <w:rPr>
-          <w:rFonts w:ascii="Times New Roman" w:hAnsi="Times New Roman" w:cs="Times New Roman"/>
-        </w:rPr>
-        <w:t xml:space="preserve"> Illustrated: The Yokai Encyclopedias of Toriyama Sekien, trans. Hiroko Yoda &amp; Matt Alt (Dover, 2016).</w:t>
+        <w:t>Toriyama Sekien, Japandemonium Illustrated: The Yokai Encyclopedias of Toriyama Sekien, trans. Hiroko Yoda &amp; Matt Alt (Dover, 2016).</w:t>
       </w:r>
     </w:p>
     <w:p>
@@ -1200,21 +1070,7 @@
         <w:rPr>
           <w:rFonts w:ascii="Times New Roman" w:hAnsi="Times New Roman" w:cs="Times New Roman"/>
         </w:rPr>
-        <w:t>Goodfellow et al., “Generative Adversarial Networks” (</w:t>
-      </w:r>
-      <w:proofErr w:type="spellStart"/>
-      <w:r>
-        <w:rPr>
-          <w:rFonts w:ascii="Times New Roman" w:hAnsi="Times New Roman" w:cs="Times New Roman"/>
-        </w:rPr>
-        <w:t>NeurIPS</w:t>
-      </w:r>
-      <w:proofErr w:type="spellEnd"/>
-      <w:r>
-        <w:rPr>
-          <w:rFonts w:ascii="Times New Roman" w:hAnsi="Times New Roman" w:cs="Times New Roman"/>
-        </w:rPr>
-        <w:t>, 2014) — abstract, Figure 1, and §3 only</w:t>
+        <w:t>Goodfellow et al., “Generative Adversarial Networks” (NeurIPS, 2014) — abstract, Figure 1, and §3 only</w:t>
       </w:r>
     </w:p>
     <w:p>
@@ -1267,19 +1123,11 @@
           <w:rFonts w:ascii="Times New Roman" w:hAnsi="Times New Roman" w:cs="Times New Roman"/>
         </w:rPr>
       </w:pPr>
-      <w:proofErr w:type="spellStart"/>
-      <w:r>
-        <w:rPr>
-          <w:rFonts w:ascii="Times New Roman" w:hAnsi="Times New Roman" w:cs="Times New Roman"/>
-        </w:rPr>
-        <w:t>Krakovna</w:t>
-      </w:r>
-      <w:proofErr w:type="spellEnd"/>
-      <w:r>
-        <w:rPr>
-          <w:rFonts w:ascii="Times New Roman" w:hAnsi="Times New Roman" w:cs="Times New Roman"/>
-        </w:rPr>
-        <w:t xml:space="preserve"> et al., “Specification Gaming: The Flip Side of AI Ingenuity” (DeepMind, 2020), with the accompanying public list of examples</w:t>
+      <w:r>
+        <w:rPr>
+          <w:rFonts w:ascii="Times New Roman" w:hAnsi="Times New Roman" w:cs="Times New Roman"/>
+        </w:rPr>
+        <w:t>Krakovna et al., “Specification Gaming: The Flip Side of AI Ingenuity” (DeepMind, 2020), with the accompanying public list of examples</w:t>
       </w:r>
     </w:p>
     <w:p>
@@ -1317,35 +1165,7 @@
         <w:rPr>
           <w:rFonts w:ascii="Times New Roman" w:hAnsi="Times New Roman" w:cs="Times New Roman"/>
         </w:rPr>
-        <w:t xml:space="preserve">Bender, Gebru, McMillan-Major &amp; </w:t>
-      </w:r>
-      <w:proofErr w:type="spellStart"/>
-      <w:r>
-        <w:rPr>
-          <w:rFonts w:ascii="Times New Roman" w:hAnsi="Times New Roman" w:cs="Times New Roman"/>
-        </w:rPr>
-        <w:t>Shmitchell</w:t>
-      </w:r>
-      <w:proofErr w:type="spellEnd"/>
-      <w:r>
-        <w:rPr>
-          <w:rFonts w:ascii="Times New Roman" w:hAnsi="Times New Roman" w:cs="Times New Roman"/>
-        </w:rPr>
-        <w:t>, “On the Dangers of Stochastic Parrots” (</w:t>
-      </w:r>
-      <w:proofErr w:type="spellStart"/>
-      <w:r>
-        <w:rPr>
-          <w:rFonts w:ascii="Times New Roman" w:hAnsi="Times New Roman" w:cs="Times New Roman"/>
-        </w:rPr>
-        <w:t>FAccT</w:t>
-      </w:r>
-      <w:proofErr w:type="spellEnd"/>
-      <w:r>
-        <w:rPr>
-          <w:rFonts w:ascii="Times New Roman" w:hAnsi="Times New Roman" w:cs="Times New Roman"/>
-        </w:rPr>
-        <w:t>, 2021)</w:t>
+        <w:t>Bender, Gebru, McMillan-Major &amp; Shmitchell, “On the Dangers of Stochastic Parrots” (FAccT, 2021)</w:t>
       </w:r>
     </w:p>
     <w:p>
@@ -1469,9 +1289,9 @@
         <w:tblLook w:val="04A0" w:firstRow="1" w:lastRow="0" w:firstColumn="1" w:lastColumn="0" w:noHBand="0" w:noVBand="1"/>
       </w:tblPr>
       <w:tblGrid>
-        <w:gridCol w:w="3629"/>
-        <w:gridCol w:w="2538"/>
-        <w:gridCol w:w="3193"/>
+        <w:gridCol w:w="3192"/>
+        <w:gridCol w:w="2232"/>
+        <w:gridCol w:w="3936"/>
       </w:tblGrid>
       <w:tr>
         <w:tc>
@@ -1648,7 +1468,31 @@
                 <w:sz w:val="20"/>
                 <w:szCs w:val="20"/>
               </w:rPr>
-              <w:t>Draft Unit 5 · Revision Unit 7</w:t>
+              <w:t xml:space="preserve">Draft </w:t>
+            </w:r>
+            <w:r>
+              <w:rPr>
+                <w:rFonts w:ascii="Times New Roman" w:hAnsi="Times New Roman" w:cs="Times New Roman"/>
+                <w:sz w:val="20"/>
+                <w:szCs w:val="20"/>
+              </w:rPr>
+              <w:t>(09/21)</w:t>
+            </w:r>
+            <w:r>
+              <w:rPr>
+                <w:rFonts w:ascii="Times New Roman" w:hAnsi="Times New Roman" w:cs="Times New Roman"/>
+                <w:sz w:val="20"/>
+                <w:szCs w:val="20"/>
+              </w:rPr>
+              <w:t xml:space="preserve"> · Revision </w:t>
+            </w:r>
+            <w:r>
+              <w:rPr>
+                <w:rFonts w:ascii="Times New Roman" w:hAnsi="Times New Roman" w:cs="Times New Roman"/>
+                <w:sz w:val="20"/>
+                <w:szCs w:val="20"/>
+              </w:rPr>
+              <w:t>(10/05)</w:t>
             </w:r>
           </w:p>
         </w:tc>
@@ -1732,7 +1576,47 @@
                 <w:sz w:val="20"/>
                 <w:szCs w:val="20"/>
               </w:rPr>
-              <w:t>Draft Unit 9 · Final Unit 11</w:t>
+              <w:t xml:space="preserve">Draft </w:t>
+            </w:r>
+            <w:r>
+              <w:rPr>
+                <w:rFonts w:ascii="Times New Roman" w:hAnsi="Times New Roman" w:cs="Times New Roman"/>
+                <w:sz w:val="20"/>
+                <w:szCs w:val="20"/>
+              </w:rPr>
+              <w:t>(10/19)</w:t>
+            </w:r>
+            <w:r>
+              <w:rPr>
+                <w:rFonts w:ascii="Times New Roman" w:hAnsi="Times New Roman" w:cs="Times New Roman"/>
+                <w:sz w:val="20"/>
+                <w:szCs w:val="20"/>
+              </w:rPr>
+              <w:t xml:space="preserve"> · Final </w:t>
+            </w:r>
+            <w:r>
+              <w:rPr>
+                <w:rFonts w:ascii="Times New Roman" w:hAnsi="Times New Roman" w:cs="Times New Roman"/>
+                <w:sz w:val="20"/>
+                <w:szCs w:val="20"/>
+              </w:rPr>
+              <w:t>(11/</w:t>
+            </w:r>
+            <w:r>
+              <w:rPr>
+                <w:rFonts w:ascii="Times New Roman" w:hAnsi="Times New Roman" w:cs="Times New Roman"/>
+                <w:sz w:val="20"/>
+                <w:szCs w:val="20"/>
+              </w:rPr>
+              <w:t>0</w:t>
+            </w:r>
+            <w:r>
+              <w:rPr>
+                <w:rFonts w:ascii="Times New Roman" w:hAnsi="Times New Roman" w:cs="Times New Roman"/>
+                <w:sz w:val="20"/>
+                <w:szCs w:val="20"/>
+              </w:rPr>
+              <w:t>2)</w:t>
             </w:r>
           </w:p>
         </w:tc>
@@ -1816,7 +1700,15 @@
                 <w:sz w:val="20"/>
                 <w:szCs w:val="20"/>
               </w:rPr>
-              <w:t>Unit 8 — due Thu, Oct 15</w:t>
+              <w:t>Oct 15</w:t>
+            </w:r>
+            <w:r>
+              <w:rPr>
+                <w:rFonts w:ascii="Times New Roman" w:hAnsi="Times New Roman" w:cs="Times New Roman"/>
+                <w:sz w:val="20"/>
+                <w:szCs w:val="20"/>
+              </w:rPr>
+              <w:t>, in-person &amp; in-class</w:t>
             </w:r>
           </w:p>
         </w:tc>
@@ -2291,21 +2183,7 @@
         <w:rPr>
           <w:rFonts w:ascii="Times New Roman" w:hAnsi="Times New Roman" w:cs="Times New Roman"/>
         </w:rPr>
-        <w:t xml:space="preserve">Choose a technical artifact — a loss function, an evaluation benchmark, a reward specification, a model card, a dataset’s documentation, a paper’s Figure 1 — and read it the way you read your Essay 1 passage. What argument does it make? What does it take for granted? Who is imagined as its user, and who is imagined as its object? What does it exclude </w:t>
-      </w:r>
-      <w:proofErr w:type="gramStart"/>
-      <w:r>
-        <w:rPr>
-          <w:rFonts w:ascii="Times New Roman" w:hAnsi="Times New Roman" w:cs="Times New Roman"/>
-        </w:rPr>
-        <w:t>in order to</w:t>
-      </w:r>
-      <w:proofErr w:type="gramEnd"/>
-      <w:r>
-        <w:rPr>
-          <w:rFonts w:ascii="Times New Roman" w:hAnsi="Times New Roman" w:cs="Times New Roman"/>
-        </w:rPr>
-        <w:t xml:space="preserve"> be well-formed?</w:t>
+        <w:t>Choose a technical artifact — a loss function, an evaluation benchmark, a reward specification, a model card, a dataset’s documentation, a paper’s Figure 1 — and read it the way you read your Essay 1 passage. What argument does it make? What does it take for granted? Who is imagined as its user, and who is imagined as its object? What does it exclude in order to be well-formed?</w:t>
       </w:r>
     </w:p>
     <w:p>
@@ -2449,21 +2327,7 @@
         <w:rPr>
           <w:rFonts w:ascii="Times New Roman" w:hAnsi="Times New Roman" w:cs="Times New Roman"/>
         </w:rPr>
-        <w:t xml:space="preserve">to spend across the semester on major assignments. Use them however you like; just tell me you are using one. Beyond that, work drops one-third of a letter grade per day. Late days may not be spent on the research draft due November 20, because the conference schedule depends on it, or on the Symposium. If something serious is happening in your life, do not spend your late days silently — come talk to me and we will </w:t>
-      </w:r>
-      <w:proofErr w:type="gramStart"/>
-      <w:r>
-        <w:rPr>
-          <w:rFonts w:ascii="Times New Roman" w:hAnsi="Times New Roman" w:cs="Times New Roman"/>
-        </w:rPr>
-        <w:t>make a plan</w:t>
-      </w:r>
-      <w:proofErr w:type="gramEnd"/>
-      <w:r>
-        <w:rPr>
-          <w:rFonts w:ascii="Times New Roman" w:hAnsi="Times New Roman" w:cs="Times New Roman"/>
-        </w:rPr>
-        <w:t>. I would much rather hear from you early than read an apology later.</w:t>
+        <w:t>to spend across the semester on major assignments. Use them however you like; just tell me you are using one. Beyond that, work drops one-third of a letter grade per day. Late days may not be spent on the research draft due November 20, because the conference schedule depends on it, or on the Symposium. If something serious is happening in your life, do not spend your late days silently — come talk to me and we will make a plan. I would much rather hear from you early than read an apology later.</w:t>
       </w:r>
     </w:p>
     <w:p>
@@ -2534,21 +2398,7 @@
         <w:rPr>
           <w:rFonts w:ascii="Times New Roman" w:hAnsi="Times New Roman" w:cs="Times New Roman"/>
         </w:rPr>
-        <w:t xml:space="preserve">Once during the semester, in a pair, you will open a session: fifteen minutes framing the reading and posing the questions you want the room to argue about. Sign-ups happen in Unit 2. This is not separately graded, but it is required, and it is where Learning Outcome 5 </w:t>
-      </w:r>
-      <w:proofErr w:type="gramStart"/>
-      <w:r>
-        <w:rPr>
-          <w:rFonts w:ascii="Times New Roman" w:hAnsi="Times New Roman" w:cs="Times New Roman"/>
-        </w:rPr>
-        <w:t>actually lives</w:t>
-      </w:r>
-      <w:proofErr w:type="gramEnd"/>
-      <w:r>
-        <w:rPr>
-          <w:rFonts w:ascii="Times New Roman" w:hAnsi="Times New Roman" w:cs="Times New Roman"/>
-        </w:rPr>
-        <w:t>.</w:t>
+        <w:t>Once during the semester, in a pair, you will open a session: fifteen minutes framing the reading and posing the questions you want the room to argue about. Sign-ups happen in Unit 2. This is not separately graded, but it is required, and it is where Learning Outcome 5 actually lives.</w:t>
       </w:r>
     </w:p>
     <w:p>
@@ -2586,21 +2436,7 @@
         <w:rPr>
           <w:rFonts w:ascii="Times New Roman" w:hAnsi="Times New Roman" w:cs="Times New Roman"/>
         </w:rPr>
-        <w:t xml:space="preserve">We are going to spend a semester studying these systems. It would be strange to pretend they do not exist, and worse to pretend that using them is simple. </w:t>
-      </w:r>
-      <w:proofErr w:type="gramStart"/>
-      <w:r>
-        <w:rPr>
-          <w:rFonts w:ascii="Times New Roman" w:hAnsi="Times New Roman" w:cs="Times New Roman"/>
-        </w:rPr>
-        <w:t>So</w:t>
-      </w:r>
-      <w:proofErr w:type="gramEnd"/>
-      <w:r>
-        <w:rPr>
-          <w:rFonts w:ascii="Times New Roman" w:hAnsi="Times New Roman" w:cs="Times New Roman"/>
-        </w:rPr>
-        <w:t xml:space="preserve"> this policy has three tiers, and every submission in this course carries a short AI Use Statement — a few sentences, appended at the end, describing exactly what you used and how. An honest statement costs you nothing. A missing or false one is an Honor Code violation.</w:t>
+        <w:t>We are going to spend a semester studying these systems. It would be strange to pretend they do not exist, and worse to pretend that using them is simple. So this policy has three tiers, and every submission in this course carries a short AI Use Statement — a few sentences, appended at the end, describing exactly what you used and how. An honest statement costs you nothing. A missing or false one is an Honor Code violation.</w:t>
       </w:r>
     </w:p>
     <w:p>
@@ -2668,21 +2504,7 @@
         <w:rPr>
           <w:rFonts w:ascii="Times New Roman" w:hAnsi="Times New Roman" w:cs="Times New Roman"/>
         </w:rPr>
-        <w:t xml:space="preserve">Brainstorming, checking your understanding of a technical concept, translating a passage, glossing an unfamiliar term, and asking for feedback on a draft you have already written. Disclose it. This is ordinary tool </w:t>
-      </w:r>
-      <w:proofErr w:type="gramStart"/>
-      <w:r>
-        <w:rPr>
-          <w:rFonts w:ascii="Times New Roman" w:hAnsi="Times New Roman" w:cs="Times New Roman"/>
-        </w:rPr>
-        <w:t>use</w:t>
-      </w:r>
-      <w:proofErr w:type="gramEnd"/>
-      <w:r>
-        <w:rPr>
-          <w:rFonts w:ascii="Times New Roman" w:hAnsi="Times New Roman" w:cs="Times New Roman"/>
-        </w:rPr>
-        <w:t xml:space="preserve"> and I have no objection to it.</w:t>
+        <w:t>Brainstorming, checking your understanding of a technical concept, translating a passage, glossing an unfamiliar term, and asking for feedback on a draft you have already written. Disclose it. This is ordinary tool use and I have no objection to it.</w:t>
       </w:r>
     </w:p>
     <w:p>
@@ -2716,21 +2538,7 @@
         <w:rPr>
           <w:rFonts w:ascii="Times New Roman" w:hAnsi="Times New Roman" w:cs="Times New Roman"/>
         </w:rPr>
-        <w:t xml:space="preserve">At least twice this semester you will be required to use a generative model and then take it apart. (Unit 6: generate forty variations on a prompt and diagnose the collapse. Unit 9: have a model </w:t>
-      </w:r>
-      <w:proofErr w:type="gramStart"/>
-      <w:r>
-        <w:rPr>
-          <w:rFonts w:ascii="Times New Roman" w:hAnsi="Times New Roman" w:cs="Times New Roman"/>
-        </w:rPr>
-        <w:t>close-read</w:t>
-      </w:r>
-      <w:proofErr w:type="gramEnd"/>
-      <w:r>
-        <w:rPr>
-          <w:rFonts w:ascii="Times New Roman" w:hAnsi="Times New Roman" w:cs="Times New Roman"/>
-        </w:rPr>
-        <w:t xml:space="preserve"> the passage you wrote on in Essay 1, then grade its reading against your own.) These assignments only work if you engage the tool seriously and then look at the output with a cold eye.</w:t>
+        <w:t>At least twice this semester you will be required to use a generative model and then take it apart. (Unit 6: generate forty variations on a prompt and diagnose the collapse. Unit 9: have a model close-read the passage you wrote on in Essay 1, then grade its reading against your own.) These assignments only work if you engage the tool seriously and then look at the output with a cold eye.</w:t>
       </w:r>
     </w:p>
     <w:p>
@@ -2790,21 +2598,7 @@
               <w:rPr>
                 <w:rFonts w:ascii="Times New Roman" w:hAnsi="Times New Roman" w:cs="Times New Roman"/>
               </w:rPr>
-              <w:t xml:space="preserve">If you are ever unsure which side of the </w:t>
-            </w:r>
-            <w:proofErr w:type="gramStart"/>
-            <w:r>
-              <w:rPr>
-                <w:rFonts w:ascii="Times New Roman" w:hAnsi="Times New Roman" w:cs="Times New Roman"/>
-              </w:rPr>
-              <w:t>line</w:t>
-            </w:r>
-            <w:proofErr w:type="gramEnd"/>
-            <w:r>
-              <w:rPr>
-                <w:rFonts w:ascii="Times New Roman" w:hAnsi="Times New Roman" w:cs="Times New Roman"/>
-              </w:rPr>
-              <w:t xml:space="preserve"> you are on, the fact that you are unsure is information. Ask me. I will not be angry; I will be interested.</w:t>
+              <w:t>If you are ever unsure which side of the line you are on, the fact that you are unsure is information. Ask me. I will not be angry; I will be interested.</w:t>
             </w:r>
           </w:p>
         </w:tc>
@@ -2913,30 +2707,6 @@
     </w:p>
     <w:p>
       <w:pPr>
-        <w:keepNext/>
-        <w:pBdr>
-          <w:bottom w:val="single" w:sz="6" w:space="4" w:color="B9975B"/>
-        </w:pBdr>
-        <w:spacing w:after="120"/>
-        <w:rPr>
-          <w:rFonts w:ascii="Times New Roman" w:hAnsi="Times New Roman" w:cs="Times New Roman"/>
-        </w:rPr>
-      </w:pPr>
-      <w:r>
-        <w:rPr>
-          <w:rFonts w:ascii="Times New Roman" w:hAnsi="Times New Roman" w:cs="Times New Roman"/>
-          <w:b/>
-          <w:bCs/>
-          <w:color w:val="B9975B"/>
-          <w:spacing w:val="24"/>
-          <w:sz w:val="17"/>
-          <w:szCs w:val="17"/>
-        </w:rPr>
-        <w:t>AUGUST 26 – 28</w:t>
-      </w:r>
-    </w:p>
-    <w:p>
-      <w:pPr>
         <w:spacing w:after="120"/>
         <w:rPr>
           <w:rFonts w:ascii="Times New Roman" w:hAnsi="Times New Roman" w:cs="Times New Roman"/>
@@ -2962,7 +2732,6 @@
           <w:rFonts w:ascii="Times New Roman" w:hAnsi="Times New Roman" w:cs="Times New Roman"/>
         </w:rPr>
       </w:pPr>
-      <w:proofErr w:type="gramStart"/>
       <w:r>
         <w:rPr>
           <w:rFonts w:ascii="Times New Roman" w:hAnsi="Times New Roman" w:cs="Times New Roman"/>
@@ -2979,14 +2748,7 @@
         <w:rPr>
           <w:rFonts w:ascii="Times New Roman" w:hAnsi="Times New Roman" w:cs="Times New Roman"/>
         </w:rPr>
-        <w:t>Ovid</w:t>
-      </w:r>
-      <w:proofErr w:type="gramEnd"/>
-      <w:r>
-        <w:rPr>
-          <w:rFonts w:ascii="Times New Roman" w:hAnsi="Times New Roman" w:cs="Times New Roman"/>
-        </w:rPr>
-        <w:t>, Metamorphoses Book X (Pygmalion), and Book III (Narcissus &amp; Echo) for contrast. Read for Thursday if you can; we will also read aloud in class.</w:t>
+        <w:t>Ovid, Metamorphoses Book X (Pygmalion), and Book III (Narcissus &amp; Echo) for contrast. Read for Thursday if you can; we will also read aloud in class.</w:t>
       </w:r>
     </w:p>
     <w:p>
@@ -2997,7 +2759,6 @@
           <w:rFonts w:ascii="Times New Roman" w:hAnsi="Times New Roman" w:cs="Times New Roman"/>
         </w:rPr>
       </w:pPr>
-      <w:proofErr w:type="gramStart"/>
       <w:r>
         <w:rPr>
           <w:rFonts w:ascii="Times New Roman" w:hAnsi="Times New Roman" w:cs="Times New Roman"/>
@@ -3014,14 +2775,7 @@
         <w:rPr>
           <w:rFonts w:ascii="Times New Roman" w:hAnsi="Times New Roman" w:cs="Times New Roman"/>
         </w:rPr>
-        <w:t>The</w:t>
-      </w:r>
-      <w:proofErr w:type="gramEnd"/>
-      <w:r>
-        <w:rPr>
-          <w:rFonts w:ascii="Times New Roman" w:hAnsi="Times New Roman" w:cs="Times New Roman"/>
-        </w:rPr>
-        <w:t xml:space="preserve"> syllabus, in full, out loud, together.</w:t>
+        <w:t>The syllabus, in full, out loud, together.</w:t>
       </w:r>
     </w:p>
     <w:p>
@@ -3056,9 +2810,25 @@
           <w:sz w:val="17"/>
           <w:szCs w:val="17"/>
         </w:rPr>
-        <w:t xml:space="preserve">KEY </w:t>
-      </w:r>
-      <w:proofErr w:type="gramStart"/>
+        <w:t xml:space="preserve">KEY QUESTION  </w:t>
+      </w:r>
+      <w:r>
+        <w:rPr>
+          <w:rFonts w:ascii="Times New Roman" w:hAnsi="Times New Roman" w:cs="Times New Roman"/>
+          <w:i/>
+          <w:iCs/>
+        </w:rPr>
+        <w:t>What does it mean to make a companion who cannot refuse?</w:t>
+      </w:r>
+    </w:p>
+    <w:p>
+      <w:pPr>
+        <w:spacing w:after="60"/>
+        <w:ind w:left="360" w:hanging="360"/>
+        <w:rPr>
+          <w:rFonts w:ascii="Times New Roman" w:hAnsi="Times New Roman" w:cs="Times New Roman"/>
+        </w:rPr>
+      </w:pPr>
       <w:r>
         <w:rPr>
           <w:rFonts w:ascii="Times New Roman" w:hAnsi="Times New Roman" w:cs="Times New Roman"/>
@@ -3069,71 +2839,13 @@
           <w:sz w:val="17"/>
           <w:szCs w:val="17"/>
         </w:rPr>
-        <w:t xml:space="preserve">QUESTION  </w:t>
-      </w:r>
-      <w:r>
-        <w:rPr>
-          <w:rFonts w:ascii="Times New Roman" w:hAnsi="Times New Roman" w:cs="Times New Roman"/>
-          <w:i/>
-          <w:iCs/>
-        </w:rPr>
-        <w:t>What</w:t>
-      </w:r>
-      <w:proofErr w:type="gramEnd"/>
-      <w:r>
-        <w:rPr>
-          <w:rFonts w:ascii="Times New Roman" w:hAnsi="Times New Roman" w:cs="Times New Roman"/>
-          <w:i/>
-          <w:iCs/>
-        </w:rPr>
-        <w:t xml:space="preserve"> does it mean to make a companion who cannot refuse?</w:t>
-      </w:r>
-    </w:p>
-    <w:p>
-      <w:pPr>
-        <w:spacing w:after="60"/>
-        <w:ind w:left="360" w:hanging="360"/>
-        <w:rPr>
-          <w:rFonts w:ascii="Times New Roman" w:hAnsi="Times New Roman" w:cs="Times New Roman"/>
-        </w:rPr>
-      </w:pPr>
-      <w:r>
-        <w:rPr>
-          <w:rFonts w:ascii="Times New Roman" w:hAnsi="Times New Roman" w:cs="Times New Roman"/>
-          <w:b/>
-          <w:bCs/>
-          <w:color w:val="B9975B"/>
-          <w:spacing w:val="20"/>
-          <w:sz w:val="17"/>
-          <w:szCs w:val="17"/>
-        </w:rPr>
-        <w:t xml:space="preserve">WRITING </w:t>
-      </w:r>
-      <w:proofErr w:type="gramStart"/>
-      <w:r>
-        <w:rPr>
-          <w:rFonts w:ascii="Times New Roman" w:hAnsi="Times New Roman" w:cs="Times New Roman"/>
-          <w:b/>
-          <w:bCs/>
-          <w:color w:val="B9975B"/>
-          <w:spacing w:val="20"/>
-          <w:sz w:val="17"/>
-          <w:szCs w:val="17"/>
-        </w:rPr>
-        <w:t xml:space="preserve">FOCUS  </w:t>
-      </w:r>
-      <w:r>
-        <w:rPr>
-          <w:rFonts w:ascii="Times New Roman" w:hAnsi="Times New Roman" w:cs="Times New Roman"/>
-        </w:rPr>
-        <w:t>What</w:t>
-      </w:r>
-      <w:proofErr w:type="gramEnd"/>
-      <w:r>
-        <w:rPr>
-          <w:rFonts w:ascii="Times New Roman" w:hAnsi="Times New Roman" w:cs="Times New Roman"/>
-        </w:rPr>
-        <w:t xml:space="preserve"> close reading is. Annotation as thinking.</w:t>
+        <w:t xml:space="preserve">WRITING FOCUS  </w:t>
+      </w:r>
+      <w:r>
+        <w:rPr>
+          <w:rFonts w:ascii="Times New Roman" w:hAnsi="Times New Roman" w:cs="Times New Roman"/>
+        </w:rPr>
+        <w:t>What close reading is. Annotation as thinking.</w:t>
       </w:r>
     </w:p>
     <w:p>
@@ -3158,37 +2870,12 @@
     </w:p>
     <w:p>
       <w:pPr>
-        <w:keepNext/>
-        <w:pBdr>
-          <w:bottom w:val="single" w:sz="6" w:space="4" w:color="B9975B"/>
-        </w:pBdr>
-        <w:spacing w:after="120"/>
-        <w:rPr>
-          <w:rFonts w:ascii="Times New Roman" w:hAnsi="Times New Roman" w:cs="Times New Roman"/>
-        </w:rPr>
-      </w:pPr>
-      <w:r>
-        <w:rPr>
-          <w:rFonts w:ascii="Times New Roman" w:hAnsi="Times New Roman" w:cs="Times New Roman"/>
-          <w:b/>
-          <w:bCs/>
-          <w:color w:val="B9975B"/>
-          <w:spacing w:val="24"/>
-          <w:sz w:val="17"/>
-          <w:szCs w:val="17"/>
-        </w:rPr>
-        <w:t>AUGUST 31 – SEPTEMBER 4</w:t>
-      </w:r>
-    </w:p>
-    <w:p>
-      <w:pPr>
         <w:spacing w:after="100" w:line="264" w:lineRule="auto"/>
         <w:ind w:left="360" w:hanging="360"/>
         <w:rPr>
           <w:rFonts w:ascii="Times New Roman" w:hAnsi="Times New Roman" w:cs="Times New Roman"/>
         </w:rPr>
       </w:pPr>
-      <w:proofErr w:type="gramStart"/>
       <w:r>
         <w:rPr>
           <w:rFonts w:ascii="Times New Roman" w:hAnsi="Times New Roman" w:cs="Times New Roman"/>
@@ -3205,28 +2892,7 @@
         <w:rPr>
           <w:rFonts w:ascii="Times New Roman" w:hAnsi="Times New Roman" w:cs="Times New Roman"/>
         </w:rPr>
-        <w:t>Shelley</w:t>
-      </w:r>
-      <w:proofErr w:type="gramEnd"/>
-      <w:r>
-        <w:rPr>
-          <w:rFonts w:ascii="Times New Roman" w:hAnsi="Times New Roman" w:cs="Times New Roman"/>
-        </w:rPr>
-        <w:t xml:space="preserve">, Frankenstein (1818 text, Norton Critical 3rd ed.) — Volumes I–II for Tuesday, Volume III for Thursday; </w:t>
-      </w:r>
-      <w:proofErr w:type="gramStart"/>
-      <w:r>
-        <w:rPr>
-          <w:rFonts w:ascii="Times New Roman" w:hAnsi="Times New Roman" w:cs="Times New Roman"/>
-        </w:rPr>
-        <w:t>plus</w:t>
-      </w:r>
-      <w:proofErr w:type="gramEnd"/>
-      <w:r>
-        <w:rPr>
-          <w:rFonts w:ascii="Times New Roman" w:hAnsi="Times New Roman" w:cs="Times New Roman"/>
-        </w:rPr>
-        <w:t xml:space="preserve"> the 1831 Introduction and one critical essay from the Norton apparatus (your choice) for Thursday.</w:t>
+        <w:t>Shelley, Frankenstein (1818 text, Norton Critical 3rd ed.) — Volumes I–II for Tuesday, Volume III for Thursday; plus the 1831 Introduction and one critical essay from the Norton apparatus (your choice) for Thursday.</w:t>
       </w:r>
     </w:p>
     <w:p>
@@ -3245,9 +2911,120 @@
           <w:sz w:val="19"/>
           <w:szCs w:val="19"/>
         </w:rPr>
-        <w:t xml:space="preserve">This is a lot for the second week of college. Start it the weekend before if you </w:t>
-      </w:r>
-      <w:proofErr w:type="gramStart"/>
+        <w:t>This is a lot for the second week of college. Start it the weekend before if you can, and read for the shape of the thing rather than for every word — we will slow down together in class.</w:t>
+      </w:r>
+    </w:p>
+    <w:p>
+      <w:pPr>
+        <w:spacing w:after="120" w:line="264" w:lineRule="auto"/>
+        <w:rPr>
+          <w:rFonts w:ascii="Times New Roman" w:hAnsi="Times New Roman" w:cs="Times New Roman"/>
+        </w:rPr>
+      </w:pPr>
+      <w:r>
+        <w:rPr>
+          <w:rFonts w:ascii="Times New Roman" w:hAnsi="Times New Roman" w:cs="Times New Roman"/>
+        </w:rPr>
+        <w:t>The creature learns language by eavesdropping through a wall on a family that will reject him on sight. He is, among other things, the most vivid account we have of what it might feel like to be trained on a corpus and then despised for what you became.</w:t>
+      </w:r>
+    </w:p>
+    <w:p>
+      <w:pPr>
+        <w:spacing w:after="120" w:line="264" w:lineRule="auto"/>
+        <w:rPr>
+          <w:rFonts w:ascii="Times New Roman" w:hAnsi="Times New Roman" w:cs="Times New Roman"/>
+        </w:rPr>
+      </w:pPr>
+      <w:r>
+        <w:rPr>
+          <w:rFonts w:ascii="Times New Roman" w:hAnsi="Times New Roman" w:cs="Times New Roman"/>
+        </w:rPr>
+        <w:t>Shelley’s real subject is not the making — the making takes two paragraphs — it is the abandonment. Victor’s crime is not creation. It is that he refuses the obligations of the created relationship.</w:t>
+      </w:r>
+    </w:p>
+    <w:p>
+      <w:pPr>
+        <w:spacing w:before="120" w:after="40"/>
+        <w:ind w:left="360" w:hanging="360"/>
+        <w:rPr>
+          <w:rFonts w:ascii="Times New Roman" w:hAnsi="Times New Roman" w:cs="Times New Roman"/>
+        </w:rPr>
+      </w:pPr>
+      <w:r>
+        <w:rPr>
+          <w:rFonts w:ascii="Times New Roman" w:hAnsi="Times New Roman" w:cs="Times New Roman"/>
+          <w:b/>
+          <w:bCs/>
+          <w:color w:val="B9975B"/>
+          <w:spacing w:val="20"/>
+          <w:sz w:val="17"/>
+          <w:szCs w:val="17"/>
+        </w:rPr>
+        <w:t xml:space="preserve">KEY QUESTION  </w:t>
+      </w:r>
+      <w:r>
+        <w:rPr>
+          <w:rFonts w:ascii="Times New Roman" w:hAnsi="Times New Roman" w:cs="Times New Roman"/>
+          <w:i/>
+          <w:iCs/>
+        </w:rPr>
+        <w:t>What does a maker owe what they have made?</w:t>
+      </w:r>
+    </w:p>
+    <w:p>
+      <w:pPr>
+        <w:spacing w:after="60"/>
+        <w:ind w:left="360" w:hanging="360"/>
+        <w:rPr>
+          <w:rFonts w:ascii="Times New Roman" w:hAnsi="Times New Roman" w:cs="Times New Roman"/>
+        </w:rPr>
+      </w:pPr>
+      <w:r>
+        <w:rPr>
+          <w:rFonts w:ascii="Times New Roman" w:hAnsi="Times New Roman" w:cs="Times New Roman"/>
+          <w:b/>
+          <w:bCs/>
+          <w:color w:val="B9975B"/>
+          <w:spacing w:val="20"/>
+          <w:sz w:val="17"/>
+          <w:szCs w:val="17"/>
+        </w:rPr>
+        <w:t xml:space="preserve">WRITING FOCUS  </w:t>
+      </w:r>
+      <w:r>
+        <w:rPr>
+          <w:rFonts w:ascii="Times New Roman" w:hAnsi="Times New Roman" w:cs="Times New Roman"/>
+        </w:rPr>
+        <w:t>Evidence. Quoting well, and quoting little. Discussion-leadership sign-ups.</w:t>
+      </w:r>
+    </w:p>
+    <w:p>
+      <w:pPr>
+        <w:keepNext/>
+        <w:spacing w:before="340" w:after="20"/>
+        <w:rPr>
+          <w:rFonts w:ascii="Times New Roman" w:hAnsi="Times New Roman" w:cs="Times New Roman"/>
+        </w:rPr>
+      </w:pPr>
+      <w:r>
+        <w:rPr>
+          <w:rFonts w:ascii="Times New Roman" w:hAnsi="Times New Roman" w:cs="Times New Roman"/>
+          <w:b/>
+          <w:bCs/>
+          <w:color w:val="115740"/>
+          <w:sz w:val="24"/>
+          <w:szCs w:val="24"/>
+        </w:rPr>
+        <w:t>Unit 3 · Simulation and Synthetic Personhood</w:t>
+      </w:r>
+    </w:p>
+    <w:p>
+      <w:pPr>
+        <w:spacing w:after="120"/>
+        <w:rPr>
+          <w:rFonts w:ascii="Times New Roman" w:hAnsi="Times New Roman" w:cs="Times New Roman"/>
+        </w:rPr>
+      </w:pPr>
       <w:r>
         <w:rPr>
           <w:rFonts w:ascii="Times New Roman" w:hAnsi="Times New Roman" w:cs="Times New Roman"/>
@@ -3257,9 +3034,320 @@
           <w:sz w:val="19"/>
           <w:szCs w:val="19"/>
         </w:rPr>
-        <w:t>can, and</w:t>
-      </w:r>
-      <w:proofErr w:type="gramEnd"/>
+        <w:t>No classes Monday, September 7 (Labor Day). Our Tu/Th meetings are unaffected.</w:t>
+      </w:r>
+    </w:p>
+    <w:p>
+      <w:pPr>
+        <w:spacing w:after="100" w:line="264" w:lineRule="auto"/>
+        <w:ind w:left="360" w:hanging="360"/>
+        <w:rPr>
+          <w:rFonts w:ascii="Times New Roman" w:hAnsi="Times New Roman" w:cs="Times New Roman"/>
+        </w:rPr>
+      </w:pPr>
+      <w:r>
+        <w:rPr>
+          <w:rFonts w:ascii="Times New Roman" w:hAnsi="Times New Roman" w:cs="Times New Roman"/>
+          <w:b/>
+          <w:bCs/>
+          <w:color w:val="115740"/>
+          <w:spacing w:val="14"/>
+          <w:sz w:val="19"/>
+          <w:szCs w:val="19"/>
+        </w:rPr>
+        <w:t xml:space="preserve">WATCH / PLAY  </w:t>
+      </w:r>
+      <w:r>
+        <w:rPr>
+          <w:rFonts w:ascii="Times New Roman" w:hAnsi="Times New Roman" w:cs="Times New Roman"/>
+        </w:rPr>
+        <w:t>The Matrix (full). Curated sequences on Blackboard: the geth/quarian arc and EDI’s storyline from Mass Effect 2–3; the Kara and Markus chapters from Detroit: Become Human.</w:t>
+      </w:r>
+    </w:p>
+    <w:p>
+      <w:pPr>
+        <w:spacing w:after="100" w:line="264" w:lineRule="auto"/>
+        <w:ind w:left="360" w:hanging="360"/>
+        <w:rPr>
+          <w:rFonts w:ascii="Times New Roman" w:hAnsi="Times New Roman" w:cs="Times New Roman"/>
+        </w:rPr>
+      </w:pPr>
+      <w:r>
+        <w:rPr>
+          <w:rFonts w:ascii="Times New Roman" w:hAnsi="Times New Roman" w:cs="Times New Roman"/>
+          <w:b/>
+          <w:bCs/>
+          <w:color w:val="115740"/>
+          <w:spacing w:val="14"/>
+          <w:sz w:val="19"/>
+          <w:szCs w:val="19"/>
+        </w:rPr>
+        <w:t xml:space="preserve">READ  </w:t>
+      </w:r>
+      <w:r>
+        <w:rPr>
+          <w:rFonts w:ascii="Times New Roman" w:hAnsi="Times New Roman" w:cs="Times New Roman"/>
+        </w:rPr>
+        <w:t>Ian Bogost, “The Rhetoric of Video Games,” in The Ecology of Games, ed. Katie Salen (MIT Press, 2008) — on how to analyze a game as a text.</w:t>
+      </w:r>
+    </w:p>
+    <w:p>
+      <w:pPr>
+        <w:spacing w:after="120" w:line="264" w:lineRule="auto"/>
+        <w:rPr>
+          <w:rFonts w:ascii="Times New Roman" w:hAnsi="Times New Roman" w:cs="Times New Roman"/>
+        </w:rPr>
+      </w:pPr>
+      <w:r>
+        <w:rPr>
+          <w:rFonts w:ascii="Times New Roman" w:hAnsi="Times New Roman" w:cs="Times New Roman"/>
+        </w:rPr>
+        <w:t>Three works that all ask whether a synthetic person can be a person, and answer very differently. The Matrix is not really about AI; it is about waking up, and the AI is scenery. Mass Effect makes you negotiate with a machine civilization and quietly grades you on it. Detroit hands you the controller and implicates you: you make the androids ask for their freedom, and the game watches how you do it.</w:t>
+      </w:r>
+    </w:p>
+    <w:p>
+      <w:pPr>
+        <w:spacing w:after="120" w:line="264" w:lineRule="auto"/>
+        <w:rPr>
+          <w:rFonts w:ascii="Times New Roman" w:hAnsi="Times New Roman" w:cs="Times New Roman"/>
+        </w:rPr>
+      </w:pPr>
+      <w:r>
+        <w:rPr>
+          <w:rFonts w:ascii="Times New Roman" w:hAnsi="Times New Roman" w:cs="Times New Roman"/>
+        </w:rPr>
+        <w:t>We will be hard on Detroit — its civil-rights imagery is borrowed, and borrowed clumsily — and we will ask what that failure teaches us.</w:t>
+      </w:r>
+    </w:p>
+    <w:p>
+      <w:pPr>
+        <w:spacing w:before="120" w:after="40"/>
+        <w:ind w:left="360" w:hanging="360"/>
+        <w:rPr>
+          <w:rFonts w:ascii="Times New Roman" w:hAnsi="Times New Roman" w:cs="Times New Roman"/>
+        </w:rPr>
+      </w:pPr>
+      <w:r>
+        <w:rPr>
+          <w:rFonts w:ascii="Times New Roman" w:hAnsi="Times New Roman" w:cs="Times New Roman"/>
+          <w:b/>
+          <w:bCs/>
+          <w:color w:val="B9975B"/>
+          <w:spacing w:val="20"/>
+          <w:sz w:val="17"/>
+          <w:szCs w:val="17"/>
+        </w:rPr>
+        <w:t xml:space="preserve">KEY QUESTION  </w:t>
+      </w:r>
+      <w:r>
+        <w:rPr>
+          <w:rFonts w:ascii="Times New Roman" w:hAnsi="Times New Roman" w:cs="Times New Roman"/>
+          <w:i/>
+          <w:iCs/>
+        </w:rPr>
+        <w:t>When a text lets you choose, what has it made you responsible for?</w:t>
+      </w:r>
+    </w:p>
+    <w:p>
+      <w:pPr>
+        <w:spacing w:after="60"/>
+        <w:ind w:left="360" w:hanging="360"/>
+        <w:rPr>
+          <w:rFonts w:ascii="Times New Roman" w:hAnsi="Times New Roman" w:cs="Times New Roman"/>
+        </w:rPr>
+      </w:pPr>
+      <w:r>
+        <w:rPr>
+          <w:rFonts w:ascii="Times New Roman" w:hAnsi="Times New Roman" w:cs="Times New Roman"/>
+          <w:b/>
+          <w:bCs/>
+          <w:color w:val="B9975B"/>
+          <w:spacing w:val="20"/>
+          <w:sz w:val="17"/>
+          <w:szCs w:val="17"/>
+        </w:rPr>
+        <w:lastRenderedPageBreak/>
+        <w:t xml:space="preserve">WRITING FOCUS  </w:t>
+      </w:r>
+      <w:r>
+        <w:rPr>
+          <w:rFonts w:ascii="Times New Roman" w:hAnsi="Times New Roman" w:cs="Times New Roman"/>
+        </w:rPr>
+        <w:t>Analyzing interactive and audiovisual texts. Citing a game. Essay 1 assigned.</w:t>
+      </w:r>
+    </w:p>
+    <w:p>
+      <w:pPr>
+        <w:keepNext/>
+        <w:spacing w:before="340" w:after="20"/>
+        <w:rPr>
+          <w:rFonts w:ascii="Times New Roman" w:hAnsi="Times New Roman" w:cs="Times New Roman"/>
+        </w:rPr>
+      </w:pPr>
+      <w:r>
+        <w:rPr>
+          <w:rFonts w:ascii="Times New Roman" w:hAnsi="Times New Roman" w:cs="Times New Roman"/>
+          <w:b/>
+          <w:bCs/>
+          <w:color w:val="115740"/>
+          <w:sz w:val="24"/>
+          <w:szCs w:val="24"/>
+        </w:rPr>
+        <w:t>Unit 4 · The Sentient Object: Toriyama Sekien’s Yokai Encyclopedias</w:t>
+      </w:r>
+    </w:p>
+    <w:p>
+      <w:pPr>
+        <w:spacing w:after="100" w:line="264" w:lineRule="auto"/>
+        <w:ind w:left="360" w:hanging="360"/>
+        <w:rPr>
+          <w:rFonts w:ascii="Times New Roman" w:hAnsi="Times New Roman" w:cs="Times New Roman"/>
+        </w:rPr>
+      </w:pPr>
+      <w:r>
+        <w:rPr>
+          <w:rFonts w:ascii="Times New Roman" w:hAnsi="Times New Roman" w:cs="Times New Roman"/>
+          <w:b/>
+          <w:bCs/>
+          <w:color w:val="115740"/>
+          <w:spacing w:val="14"/>
+          <w:sz w:val="19"/>
+          <w:szCs w:val="19"/>
+        </w:rPr>
+        <w:t xml:space="preserve">READ  </w:t>
+      </w:r>
+      <w:r>
+        <w:rPr>
+          <w:rFonts w:ascii="Times New Roman" w:hAnsi="Times New Roman" w:cs="Times New Roman"/>
+        </w:rPr>
+        <w:t>Sekien, Japandemonium Illustrated, selections (esp. the tsukumogami); Michael Dylan Foster, The Book of Yokai (Univ. of California Press), chapter on tools and objects [excerpt].</w:t>
+      </w:r>
+    </w:p>
+    <w:p>
+      <w:pPr>
+        <w:spacing w:after="120" w:line="264" w:lineRule="auto"/>
+        <w:rPr>
+          <w:rFonts w:ascii="Times New Roman" w:hAnsi="Times New Roman" w:cs="Times New Roman"/>
+        </w:rPr>
+      </w:pPr>
+      <w:r>
+        <w:rPr>
+          <w:rFonts w:ascii="Times New Roman" w:hAnsi="Times New Roman" w:cs="Times New Roman"/>
+        </w:rPr>
+        <w:t>Now step outside the Western frame entirely. In the tsukumogami tradition, an object that has been used and kept for a hundred years may simply wake up. There is no maker. There is no spark, no lightning, no transgression. There is no hubris to be punished, because nothing has been usurped. Sentience is not conferred; it accrues — through use, through time, through being kept.</w:t>
+      </w:r>
+    </w:p>
+    <w:p>
+      <w:pPr>
+        <w:spacing w:after="120" w:line="264" w:lineRule="auto"/>
+        <w:rPr>
+          <w:rFonts w:ascii="Times New Roman" w:hAnsi="Times New Roman" w:cs="Times New Roman"/>
+        </w:rPr>
+      </w:pPr>
+      <w:r>
+        <w:rPr>
+          <w:rFonts w:ascii="Times New Roman" w:hAnsi="Times New Roman" w:cs="Times New Roman"/>
+        </w:rPr>
+        <w:t>A caution we will take seriously: Sekien is an eighteenth-century illustrator working in printed books, and the hundred-year conceit is older than he is — it comes to him from the medieval Tsukumogami-ki and the scroll tradition behind it. He is a compiler and an inventor, not a source. Reading him as folklore rather than as authorship is its own kind of error.</w:t>
+      </w:r>
+    </w:p>
+    <w:p>
+      <w:pPr>
+        <w:spacing w:after="120" w:line="264" w:lineRule="auto"/>
+        <w:rPr>
+          <w:rFonts w:ascii="Times New Roman" w:hAnsi="Times New Roman" w:cs="Times New Roman"/>
+        </w:rPr>
+      </w:pPr>
+      <w:r>
+        <w:rPr>
+          <w:rFonts w:ascii="Times New Roman" w:hAnsi="Times New Roman" w:cs="Times New Roman"/>
+        </w:rPr>
+        <w:t>Hold this against Units 1 and 2 and the whole Promethean structure starts to look less like a truth about made minds and more like a local cultural habit — one we have inherited, and one we are currently building products inside of. Ask yourself which framework better describes a system trained on ten years of human text.</w:t>
+      </w:r>
+    </w:p>
+    <w:p>
+      <w:pPr>
+        <w:spacing w:before="120" w:after="40"/>
+        <w:ind w:left="360" w:hanging="360"/>
+        <w:rPr>
+          <w:rFonts w:ascii="Times New Roman" w:hAnsi="Times New Roman" w:cs="Times New Roman"/>
+        </w:rPr>
+      </w:pPr>
+      <w:r>
+        <w:rPr>
+          <w:rFonts w:ascii="Times New Roman" w:hAnsi="Times New Roman" w:cs="Times New Roman"/>
+          <w:b/>
+          <w:bCs/>
+          <w:color w:val="B9975B"/>
+          <w:spacing w:val="20"/>
+          <w:sz w:val="17"/>
+          <w:szCs w:val="17"/>
+        </w:rPr>
+        <w:t xml:space="preserve">KEY QUESTION  </w:t>
+      </w:r>
+      <w:r>
+        <w:rPr>
+          <w:rFonts w:ascii="Times New Roman" w:hAnsi="Times New Roman" w:cs="Times New Roman"/>
+          <w:i/>
+          <w:iCs/>
+        </w:rPr>
+        <w:t>Must a mind be made, or can it simply accumulate?</w:t>
+      </w:r>
+    </w:p>
+    <w:p>
+      <w:pPr>
+        <w:spacing w:after="60"/>
+        <w:ind w:left="360" w:hanging="360"/>
+        <w:rPr>
+          <w:rFonts w:ascii="Times New Roman" w:hAnsi="Times New Roman" w:cs="Times New Roman"/>
+        </w:rPr>
+      </w:pPr>
+      <w:r>
+        <w:rPr>
+          <w:rFonts w:ascii="Times New Roman" w:hAnsi="Times New Roman" w:cs="Times New Roman"/>
+          <w:b/>
+          <w:bCs/>
+          <w:color w:val="B9975B"/>
+          <w:spacing w:val="20"/>
+          <w:sz w:val="17"/>
+          <w:szCs w:val="17"/>
+        </w:rPr>
+        <w:t xml:space="preserve">WRITING FOCUS  </w:t>
+      </w:r>
+      <w:r>
+        <w:rPr>
+          <w:rFonts w:ascii="Times New Roman" w:hAnsi="Times New Roman" w:cs="Times New Roman"/>
+        </w:rPr>
+        <w:t>Comparison as an argumentative structure.</w:t>
+      </w:r>
+    </w:p>
+    <w:p>
+      <w:pPr>
+        <w:keepNext/>
+        <w:spacing w:before="340" w:after="20"/>
+        <w:rPr>
+          <w:rFonts w:ascii="Times New Roman" w:hAnsi="Times New Roman" w:cs="Times New Roman"/>
+        </w:rPr>
+      </w:pPr>
+      <w:r>
+        <w:rPr>
+          <w:rFonts w:ascii="Times New Roman" w:hAnsi="Times New Roman" w:cs="Times New Roman"/>
+          <w:b/>
+          <w:bCs/>
+          <w:color w:val="115740"/>
+          <w:sz w:val="24"/>
+          <w:szCs w:val="24"/>
+        </w:rPr>
+        <w:t>Unit 5 · Loss Function and Gradient Descent</w:t>
+      </w:r>
+    </w:p>
+    <w:p>
+      <w:pPr>
+        <w:spacing w:after="120"/>
+        <w:rPr>
+          <w:rFonts w:ascii="Times New Roman" w:hAnsi="Times New Roman" w:cs="Times New Roman"/>
+        </w:rPr>
+      </w:pPr>
       <w:r>
         <w:rPr>
           <w:rFonts w:ascii="Times New Roman" w:hAnsi="Times New Roman" w:cs="Times New Roman"/>
@@ -3269,7 +3357,61 @@
           <w:sz w:val="19"/>
           <w:szCs w:val="19"/>
         </w:rPr>
-        <w:t xml:space="preserve"> read for the shape of the thing rather than for every word — we will slow down together in class.</w:t>
+        <w:t>First technical unit. Taught from zero — no background assumed.</w:t>
+      </w:r>
+    </w:p>
+    <w:p>
+      <w:pPr>
+        <w:spacing w:after="100" w:line="264" w:lineRule="auto"/>
+        <w:ind w:left="360" w:hanging="360"/>
+        <w:rPr>
+          <w:rFonts w:ascii="Times New Roman" w:hAnsi="Times New Roman" w:cs="Times New Roman"/>
+        </w:rPr>
+      </w:pPr>
+      <w:r>
+        <w:rPr>
+          <w:rFonts w:ascii="Times New Roman" w:hAnsi="Times New Roman" w:cs="Times New Roman"/>
+          <w:b/>
+          <w:bCs/>
+          <w:color w:val="115740"/>
+          <w:spacing w:val="14"/>
+          <w:sz w:val="19"/>
+          <w:szCs w:val="19"/>
+        </w:rPr>
+        <w:t xml:space="preserve">WATCH  </w:t>
+      </w:r>
+      <w:r>
+        <w:rPr>
+          <w:rFonts w:ascii="Times New Roman" w:hAnsi="Times New Roman" w:cs="Times New Roman"/>
+        </w:rPr>
+        <w:t>3Blue1Brown, Neural Networks, chs. 1–2.</w:t>
+      </w:r>
+    </w:p>
+    <w:p>
+      <w:pPr>
+        <w:spacing w:after="100" w:line="264" w:lineRule="auto"/>
+        <w:ind w:left="360" w:hanging="360"/>
+        <w:rPr>
+          <w:rFonts w:ascii="Times New Roman" w:hAnsi="Times New Roman" w:cs="Times New Roman"/>
+        </w:rPr>
+      </w:pPr>
+      <w:r>
+        <w:rPr>
+          <w:rFonts w:ascii="Times New Roman" w:hAnsi="Times New Roman" w:cs="Times New Roman"/>
+          <w:b/>
+          <w:bCs/>
+          <w:color w:val="115740"/>
+          <w:spacing w:val="14"/>
+          <w:sz w:val="19"/>
+          <w:szCs w:val="19"/>
+        </w:rPr>
+        <w:t xml:space="preserve">READ  </w:t>
+      </w:r>
+      <w:r>
+        <w:rPr>
+          <w:rFonts w:ascii="Times New Roman" w:hAnsi="Times New Roman" w:cs="Times New Roman"/>
+        </w:rPr>
+        <w:t>Amodei et al., “Concrete Problems in AI Safety,” §§1–3; Krakovna et al., “Specification Gaming,” with the accompanying list of examples.</w:t>
       </w:r>
     </w:p>
     <w:p>
@@ -3283,7 +3425,7 @@
         <w:rPr>
           <w:rFonts w:ascii="Times New Roman" w:hAnsi="Times New Roman" w:cs="Times New Roman"/>
         </w:rPr>
-        <w:t>The creature learns language by eavesdropping through a wall on a family that will reject him on sight. He is, among other things, the most vivid account we have of what it might feel like to be trained on a corpus and then despised for what you became.</w:t>
+        <w:t>A loss function is a number that says how wrong the system currently is. Gradient descent is the procedure for being slightly less wrong, over and over, forever. That is the whole thing. Everything modern AI does emerges from those two sentences and a great deal of electricity.</w:t>
       </w:r>
     </w:p>
     <w:p>
@@ -3297,7 +3439,21 @@
         <w:rPr>
           <w:rFonts w:ascii="Times New Roman" w:hAnsi="Times New Roman" w:cs="Times New Roman"/>
         </w:rPr>
-        <w:t>Shelley’s real subject is not the making — the making takes two paragraphs — it is the abandonment. Victor’s crime is not creation. It is that he refuses the obligations of the created relationship.</w:t>
+        <w:t>And then the humanistic turn, which is the point of this course: a loss function is a value statement. Someone sat down and wrote what “wrong” means. Someone decided what would be measured and, necessarily, what would not be. Every optimization is an argument about what matters, made in the imperative mood, and then executed a trillion times without further reflection.</w:t>
+      </w:r>
+    </w:p>
+    <w:p>
+      <w:pPr>
+        <w:spacing w:after="120" w:line="264" w:lineRule="auto"/>
+        <w:rPr>
+          <w:rFonts w:ascii="Times New Roman" w:hAnsi="Times New Roman" w:cs="Times New Roman"/>
+        </w:rPr>
+      </w:pPr>
+      <w:r>
+        <w:rPr>
+          <w:rFonts w:ascii="Times New Roman" w:hAnsi="Times New Roman" w:cs="Times New Roman"/>
+        </w:rPr>
+        <w:t>We will look at systems that optimized exactly what they were told and produced monstrosities — the boat that spins in circles collecting points instead of finishing the race — and we will ask whether Victor Frankenstein, too, optimized the wrong objective.</w:t>
       </w:r>
     </w:p>
     <w:p>
@@ -3318,9 +3474,25 @@
           <w:sz w:val="17"/>
           <w:szCs w:val="17"/>
         </w:rPr>
-        <w:t xml:space="preserve">KEY </w:t>
-      </w:r>
-      <w:proofErr w:type="gramStart"/>
+        <w:t xml:space="preserve">KEY QUESTION  </w:t>
+      </w:r>
+      <w:r>
+        <w:rPr>
+          <w:rFonts w:ascii="Times New Roman" w:hAnsi="Times New Roman" w:cs="Times New Roman"/>
+          <w:i/>
+          <w:iCs/>
+        </w:rPr>
+        <w:t>Who writes the definition of “wrong,” and what happens to everything they left out?</w:t>
+      </w:r>
+    </w:p>
+    <w:p>
+      <w:pPr>
+        <w:spacing w:after="60"/>
+        <w:ind w:left="360" w:hanging="360"/>
+        <w:rPr>
+          <w:rFonts w:ascii="Times New Roman" w:hAnsi="Times New Roman" w:cs="Times New Roman"/>
+        </w:rPr>
+      </w:pPr>
       <w:r>
         <w:rPr>
           <w:rFonts w:ascii="Times New Roman" w:hAnsi="Times New Roman" w:cs="Times New Roman"/>
@@ -3331,29 +3503,127 @@
           <w:sz w:val="17"/>
           <w:szCs w:val="17"/>
         </w:rPr>
-        <w:t xml:space="preserve">QUESTION  </w:t>
-      </w:r>
-      <w:r>
-        <w:rPr>
-          <w:rFonts w:ascii="Times New Roman" w:hAnsi="Times New Roman" w:cs="Times New Roman"/>
-          <w:i/>
-          <w:iCs/>
-        </w:rPr>
-        <w:t>What</w:t>
-      </w:r>
-      <w:proofErr w:type="gramEnd"/>
-      <w:r>
-        <w:rPr>
-          <w:rFonts w:ascii="Times New Roman" w:hAnsi="Times New Roman" w:cs="Times New Roman"/>
-          <w:i/>
-          <w:iCs/>
-        </w:rPr>
-        <w:t xml:space="preserve"> does a maker owe what they have made?</w:t>
-      </w:r>
-    </w:p>
-    <w:p>
-      <w:pPr>
-        <w:spacing w:after="60"/>
+        <w:t xml:space="preserve">WRITING FOCUS  </w:t>
+      </w:r>
+      <w:r>
+        <w:rPr>
+          <w:rFonts w:ascii="Times New Roman" w:hAnsi="Times New Roman" w:cs="Times New Roman"/>
+        </w:rPr>
+        <w:t>Explaining a technical concept in plain prose. Essay 1 draft due.</w:t>
+      </w:r>
+    </w:p>
+    <w:p>
+      <w:pPr>
+        <w:keepNext/>
+        <w:spacing w:before="340" w:after="20"/>
+        <w:rPr>
+          <w:rFonts w:ascii="Times New Roman" w:hAnsi="Times New Roman" w:cs="Times New Roman"/>
+        </w:rPr>
+      </w:pPr>
+      <w:r>
+        <w:rPr>
+          <w:rFonts w:ascii="Times New Roman" w:hAnsi="Times New Roman" w:cs="Times New Roman"/>
+          <w:b/>
+          <w:bCs/>
+          <w:color w:val="115740"/>
+          <w:sz w:val="24"/>
+          <w:szCs w:val="24"/>
+        </w:rPr>
+        <w:t>Unit 6 · Mode Collapse</w:t>
+      </w:r>
+    </w:p>
+    <w:p>
+      <w:pPr>
+        <w:spacing w:after="100" w:line="264" w:lineRule="auto"/>
+        <w:ind w:left="360" w:hanging="360"/>
+        <w:rPr>
+          <w:rFonts w:ascii="Times New Roman" w:hAnsi="Times New Roman" w:cs="Times New Roman"/>
+        </w:rPr>
+      </w:pPr>
+      <w:r>
+        <w:rPr>
+          <w:rFonts w:ascii="Times New Roman" w:hAnsi="Times New Roman" w:cs="Times New Roman"/>
+          <w:b/>
+          <w:bCs/>
+          <w:color w:val="115740"/>
+          <w:spacing w:val="14"/>
+          <w:sz w:val="19"/>
+          <w:szCs w:val="19"/>
+        </w:rPr>
+        <w:t xml:space="preserve">READ  </w:t>
+      </w:r>
+      <w:r>
+        <w:rPr>
+          <w:rFonts w:ascii="Times New Roman" w:hAnsi="Times New Roman" w:cs="Times New Roman"/>
+        </w:rPr>
+        <w:t>Goodfellow et al., “Generative Adversarial Networks” (2014) — abstract, Fig. 1, §3; Goodfellow, “NIPS 2016 Tutorial,” §5.1.1 (where mode collapse is actually named); Bender et al., “On the Dangers of Stochastic Parrots”; excerpt from Ruha Benjamin, Race After Technology.</w:t>
+      </w:r>
+    </w:p>
+    <w:p>
+      <w:pPr>
+        <w:spacing w:after="100" w:line="264" w:lineRule="auto"/>
+        <w:ind w:left="360" w:hanging="360"/>
+        <w:rPr>
+          <w:rFonts w:ascii="Times New Roman" w:hAnsi="Times New Roman" w:cs="Times New Roman"/>
+        </w:rPr>
+      </w:pPr>
+      <w:r>
+        <w:rPr>
+          <w:rFonts w:ascii="Times New Roman" w:hAnsi="Times New Roman" w:cs="Times New Roman"/>
+          <w:b/>
+          <w:bCs/>
+          <w:color w:val="115740"/>
+          <w:spacing w:val="14"/>
+          <w:sz w:val="19"/>
+          <w:szCs w:val="19"/>
+        </w:rPr>
+        <w:t xml:space="preserve">DO  </w:t>
+      </w:r>
+      <w:r>
+        <w:rPr>
+          <w:rFonts w:ascii="Times New Roman" w:hAnsi="Times New Roman" w:cs="Times New Roman"/>
+        </w:rPr>
+        <w:t>Tier 2 AI exercise — generate forty variations on a single prompt. Bring the results. Diagnose what died.</w:t>
+      </w:r>
+    </w:p>
+    <w:p>
+      <w:pPr>
+        <w:spacing w:after="120" w:line="264" w:lineRule="auto"/>
+        <w:rPr>
+          <w:rFonts w:ascii="Times New Roman" w:hAnsi="Times New Roman" w:cs="Times New Roman"/>
+        </w:rPr>
+      </w:pPr>
+      <w:r>
+        <w:rPr>
+          <w:rFonts w:ascii="Times New Roman" w:hAnsi="Times New Roman" w:cs="Times New Roman"/>
+        </w:rPr>
+        <w:t xml:space="preserve">A generative model suffering mode collapse has discovered that a small number of outputs reliably satisfy its critic, and so it produces those, and only those, forever. It has not broken. It is succeeding — narrowly and </w:t>
+      </w:r>
+      <w:r>
+        <w:rPr>
+          <w:rFonts w:ascii="Times New Roman" w:hAnsi="Times New Roman" w:cs="Times New Roman"/>
+        </w:rPr>
+        <w:lastRenderedPageBreak/>
+        <w:t>perfectly — at the thing it was asked to do. The diversity of the world is not part of the objective, so the diversity of the world quietly disappears.</w:t>
+      </w:r>
+    </w:p>
+    <w:p>
+      <w:pPr>
+        <w:spacing w:after="120" w:line="264" w:lineRule="auto"/>
+        <w:rPr>
+          <w:rFonts w:ascii="Times New Roman" w:hAnsi="Times New Roman" w:cs="Times New Roman"/>
+        </w:rPr>
+      </w:pPr>
+      <w:r>
+        <w:rPr>
+          <w:rFonts w:ascii="Times New Roman" w:hAnsi="Times New Roman" w:cs="Times New Roman"/>
+        </w:rPr>
+        <w:t>I want you to sit with how good a metaphor this is, and then I want you to be suspicious of how good a metaphor this is. The temptation to reach for a technical term as a poetic figure is exactly the intellectual move this course is training you to make carefully, with the mechanism in hand. What is lost when the model finds the answer that always pleases? What is lost when a person does?</w:t>
+      </w:r>
+    </w:p>
+    <w:p>
+      <w:pPr>
+        <w:spacing w:before="120" w:after="40"/>
         <w:ind w:left="360" w:hanging="360"/>
         <w:rPr>
           <w:rFonts w:ascii="Times New Roman" w:hAnsi="Times New Roman" w:cs="Times New Roman"/>
@@ -3369,9 +3639,25 @@
           <w:sz w:val="17"/>
           <w:szCs w:val="17"/>
         </w:rPr>
-        <w:t xml:space="preserve">WRITING </w:t>
-      </w:r>
-      <w:proofErr w:type="gramStart"/>
+        <w:t xml:space="preserve">KEY QUESTION  </w:t>
+      </w:r>
+      <w:r>
+        <w:rPr>
+          <w:rFonts w:ascii="Times New Roman" w:hAnsi="Times New Roman" w:cs="Times New Roman"/>
+          <w:i/>
+          <w:iCs/>
+        </w:rPr>
+        <w:t>What disappears when a system optimizes for approval?</w:t>
+      </w:r>
+    </w:p>
+    <w:p>
+      <w:pPr>
+        <w:spacing w:after="60"/>
+        <w:ind w:left="360" w:hanging="360"/>
+        <w:rPr>
+          <w:rFonts w:ascii="Times New Roman" w:hAnsi="Times New Roman" w:cs="Times New Roman"/>
+        </w:rPr>
+      </w:pPr>
       <w:r>
         <w:rPr>
           <w:rFonts w:ascii="Times New Roman" w:hAnsi="Times New Roman" w:cs="Times New Roman"/>
@@ -3382,34 +3668,13 @@
           <w:sz w:val="17"/>
           <w:szCs w:val="17"/>
         </w:rPr>
-        <w:t xml:space="preserve">FOCUS  </w:t>
-      </w:r>
-      <w:r>
-        <w:rPr>
-          <w:rFonts w:ascii="Times New Roman" w:hAnsi="Times New Roman" w:cs="Times New Roman"/>
-        </w:rPr>
-        <w:t>Evidence</w:t>
-      </w:r>
-      <w:proofErr w:type="gramEnd"/>
-      <w:r>
-        <w:rPr>
-          <w:rFonts w:ascii="Times New Roman" w:hAnsi="Times New Roman" w:cs="Times New Roman"/>
-        </w:rPr>
-        <w:t xml:space="preserve">. Quoting </w:t>
-      </w:r>
-      <w:proofErr w:type="gramStart"/>
-      <w:r>
-        <w:rPr>
-          <w:rFonts w:ascii="Times New Roman" w:hAnsi="Times New Roman" w:cs="Times New Roman"/>
-        </w:rPr>
-        <w:t>well, and</w:t>
-      </w:r>
-      <w:proofErr w:type="gramEnd"/>
-      <w:r>
-        <w:rPr>
-          <w:rFonts w:ascii="Times New Roman" w:hAnsi="Times New Roman" w:cs="Times New Roman"/>
-        </w:rPr>
-        <w:t xml:space="preserve"> quoting little. Discussion-leadership sign-ups.</w:t>
+        <w:t xml:space="preserve">WRITING FOCUS  </w:t>
+      </w:r>
+      <w:r>
+        <w:rPr>
+          <w:rFonts w:ascii="Times New Roman" w:hAnsi="Times New Roman" w:cs="Times New Roman"/>
+        </w:rPr>
+        <w:t>From metaphor to argument — using a technical concept analytically without abusing it.</w:t>
       </w:r>
     </w:p>
     <w:p>
@@ -3429,31 +3694,7 @@
           <w:sz w:val="24"/>
           <w:szCs w:val="24"/>
         </w:rPr>
-        <w:t>Unit 3 · Simulation and Synthetic Personhood</w:t>
-      </w:r>
-    </w:p>
-    <w:p>
-      <w:pPr>
-        <w:keepNext/>
-        <w:pBdr>
-          <w:bottom w:val="single" w:sz="6" w:space="4" w:color="B9975B"/>
-        </w:pBdr>
-        <w:spacing w:after="120"/>
-        <w:rPr>
-          <w:rFonts w:ascii="Times New Roman" w:hAnsi="Times New Roman" w:cs="Times New Roman"/>
-        </w:rPr>
-      </w:pPr>
-      <w:r>
-        <w:rPr>
-          <w:rFonts w:ascii="Times New Roman" w:hAnsi="Times New Roman" w:cs="Times New Roman"/>
-          <w:b/>
-          <w:bCs/>
-          <w:color w:val="B9975B"/>
-          <w:spacing w:val="24"/>
-          <w:sz w:val="17"/>
-          <w:szCs w:val="17"/>
-        </w:rPr>
-        <w:t>SEPTEMBER 7 – 11</w:t>
+        <w:t>Unit 7 · Doctor Faustus and the Madness of Knowledge</w:t>
       </w:r>
     </w:p>
     <w:p>
@@ -3472,7 +3713,7 @@
           <w:sz w:val="19"/>
           <w:szCs w:val="19"/>
         </w:rPr>
-        <w:t>No classes Monday, September 7 (Labor Day). Our Tu/Th meetings are unaffected.</w:t>
+        <w:t>Fall Break begins Thursday, October 8 — only one meeting this week (Tuesday, October 6). Reading is front-loaded accordingly.</w:t>
       </w:r>
     </w:p>
     <w:p>
@@ -3493,96 +3734,13 @@
           <w:sz w:val="19"/>
           <w:szCs w:val="19"/>
         </w:rPr>
-        <w:t xml:space="preserve">WATCH / </w:t>
-      </w:r>
-      <w:proofErr w:type="gramStart"/>
-      <w:r>
-        <w:rPr>
-          <w:rFonts w:ascii="Times New Roman" w:hAnsi="Times New Roman" w:cs="Times New Roman"/>
-          <w:b/>
-          <w:bCs/>
-          <w:color w:val="115740"/>
-          <w:spacing w:val="14"/>
-          <w:sz w:val="19"/>
-          <w:szCs w:val="19"/>
-        </w:rPr>
-        <w:t xml:space="preserve">PLAY  </w:t>
-      </w:r>
-      <w:r>
-        <w:rPr>
-          <w:rFonts w:ascii="Times New Roman" w:hAnsi="Times New Roman" w:cs="Times New Roman"/>
-        </w:rPr>
-        <w:t>The</w:t>
-      </w:r>
-      <w:proofErr w:type="gramEnd"/>
-      <w:r>
-        <w:rPr>
-          <w:rFonts w:ascii="Times New Roman" w:hAnsi="Times New Roman" w:cs="Times New Roman"/>
-        </w:rPr>
-        <w:t xml:space="preserve"> Matrix (full). Curated sequences on Blackboard: the </w:t>
-      </w:r>
-      <w:proofErr w:type="spellStart"/>
-      <w:r>
-        <w:rPr>
-          <w:rFonts w:ascii="Times New Roman" w:hAnsi="Times New Roman" w:cs="Times New Roman"/>
-        </w:rPr>
-        <w:t>geth</w:t>
-      </w:r>
-      <w:proofErr w:type="spellEnd"/>
-      <w:r>
-        <w:rPr>
-          <w:rFonts w:ascii="Times New Roman" w:hAnsi="Times New Roman" w:cs="Times New Roman"/>
-        </w:rPr>
-        <w:t>/</w:t>
-      </w:r>
-      <w:proofErr w:type="spellStart"/>
-      <w:r>
-        <w:rPr>
-          <w:rFonts w:ascii="Times New Roman" w:hAnsi="Times New Roman" w:cs="Times New Roman"/>
-        </w:rPr>
-        <w:t>quarian</w:t>
-      </w:r>
-      <w:proofErr w:type="spellEnd"/>
-      <w:r>
-        <w:rPr>
-          <w:rFonts w:ascii="Times New Roman" w:hAnsi="Times New Roman" w:cs="Times New Roman"/>
-        </w:rPr>
-        <w:t xml:space="preserve"> arc and EDI’s storyline from Mass Effect 2–3; the Kara and Markus chapters from Detroit: Become Human.</w:t>
-      </w:r>
-    </w:p>
-    <w:p>
-      <w:pPr>
-        <w:spacing w:after="100" w:line="264" w:lineRule="auto"/>
-        <w:ind w:left="360" w:hanging="360"/>
-        <w:rPr>
-          <w:rFonts w:ascii="Times New Roman" w:hAnsi="Times New Roman" w:cs="Times New Roman"/>
-        </w:rPr>
-      </w:pPr>
-      <w:proofErr w:type="gramStart"/>
-      <w:r>
-        <w:rPr>
-          <w:rFonts w:ascii="Times New Roman" w:hAnsi="Times New Roman" w:cs="Times New Roman"/>
-          <w:b/>
-          <w:bCs/>
-          <w:color w:val="115740"/>
-          <w:spacing w:val="14"/>
-          <w:sz w:val="19"/>
-          <w:szCs w:val="19"/>
-        </w:rPr>
         <w:t xml:space="preserve">READ  </w:t>
       </w:r>
       <w:r>
         <w:rPr>
           <w:rFonts w:ascii="Times New Roman" w:hAnsi="Times New Roman" w:cs="Times New Roman"/>
         </w:rPr>
-        <w:t>Ian</w:t>
-      </w:r>
-      <w:proofErr w:type="gramEnd"/>
-      <w:r>
-        <w:rPr>
-          <w:rFonts w:ascii="Times New Roman" w:hAnsi="Times New Roman" w:cs="Times New Roman"/>
-        </w:rPr>
-        <w:t xml:space="preserve"> Bogost, “The Rhetoric of Video Games,” in The Ecology of Games, ed. Katie Salen (MIT Press, 2008) — on how to analyze a game as a text.</w:t>
+        <w:t>Marlowe, Doctor Faustus (A-text; we will compare against the B-text in class); Connor, The Madness of Knowledge, Introduction and chs. 1–2. (We return to Connor in Unit 9 — you do not need the whole book this week.)</w:t>
       </w:r>
     </w:p>
     <w:p>
@@ -3596,42 +3754,7 @@
         <w:rPr>
           <w:rFonts w:ascii="Times New Roman" w:hAnsi="Times New Roman" w:cs="Times New Roman"/>
         </w:rPr>
-        <w:t xml:space="preserve">Three works that all ask whether a synthetic person can be a person, and answer very differently. The Matrix is not really about AI; it is about waking up, and the AI is scenery. Mass Effect makes you negotiate with a </w:t>
-      </w:r>
-      <w:r>
-        <w:rPr>
-          <w:rFonts w:ascii="Times New Roman" w:hAnsi="Times New Roman" w:cs="Times New Roman"/>
-        </w:rPr>
-        <w:lastRenderedPageBreak/>
-        <w:t>machine civilization and quietly grades you on it. Detroit hands you the controller and implicates you: you make the androids ask for their freedom, and the game watches how you do it.</w:t>
-      </w:r>
-    </w:p>
-    <w:p>
-      <w:pPr>
-        <w:spacing w:after="120" w:line="264" w:lineRule="auto"/>
-        <w:rPr>
-          <w:rFonts w:ascii="Times New Roman" w:hAnsi="Times New Roman" w:cs="Times New Roman"/>
-        </w:rPr>
-      </w:pPr>
-      <w:r>
-        <w:rPr>
-          <w:rFonts w:ascii="Times New Roman" w:hAnsi="Times New Roman" w:cs="Times New Roman"/>
-        </w:rPr>
-        <w:t xml:space="preserve">We will be hard on Detroit — its civil-rights imagery is </w:t>
-      </w:r>
-      <w:proofErr w:type="gramStart"/>
-      <w:r>
-        <w:rPr>
-          <w:rFonts w:ascii="Times New Roman" w:hAnsi="Times New Roman" w:cs="Times New Roman"/>
-        </w:rPr>
-        <w:t>borrowed, and</w:t>
-      </w:r>
-      <w:proofErr w:type="gramEnd"/>
-      <w:r>
-        <w:rPr>
-          <w:rFonts w:ascii="Times New Roman" w:hAnsi="Times New Roman" w:cs="Times New Roman"/>
-        </w:rPr>
-        <w:t xml:space="preserve"> borrowed clumsily — and we will ask what that failure teaches us.</w:t>
+        <w:t>Faustus sells his soul for total knowledge and then, catastrophically, cannot think of anything to do with it. He asks for the secrets of the cosmos and gets a lecture on astronomy he could have found in a book. He conjures Helen of Troy — an image, a simulation, a beautiful nothing — and kisses it. Marlowe’s genius is that the tragedy is not damnation. The tragedy is banality: he had everything, and he wanted parlor tricks.</w:t>
       </w:r>
     </w:p>
     <w:p>
@@ -3652,9 +3775,25 @@
           <w:sz w:val="17"/>
           <w:szCs w:val="17"/>
         </w:rPr>
-        <w:t xml:space="preserve">KEY </w:t>
-      </w:r>
-      <w:proofErr w:type="gramStart"/>
+        <w:t xml:space="preserve">KEY QUESTION  </w:t>
+      </w:r>
+      <w:r>
+        <w:rPr>
+          <w:rFonts w:ascii="Times New Roman" w:hAnsi="Times New Roman" w:cs="Times New Roman"/>
+          <w:i/>
+          <w:iCs/>
+        </w:rPr>
+        <w:t>Is the danger of knowledge that it corrupts, or that it disappoints?</w:t>
+      </w:r>
+    </w:p>
+    <w:p>
+      <w:pPr>
+        <w:spacing w:after="60"/>
+        <w:ind w:left="360" w:hanging="360"/>
+        <w:rPr>
+          <w:rFonts w:ascii="Times New Roman" w:hAnsi="Times New Roman" w:cs="Times New Roman"/>
+        </w:rPr>
+      </w:pPr>
       <w:r>
         <w:rPr>
           <w:rFonts w:ascii="Times New Roman" w:hAnsi="Times New Roman" w:cs="Times New Roman"/>
@@ -3665,29 +3804,147 @@
           <w:sz w:val="17"/>
           <w:szCs w:val="17"/>
         </w:rPr>
-        <w:t xml:space="preserve">QUESTION  </w:t>
-      </w:r>
-      <w:r>
-        <w:rPr>
-          <w:rFonts w:ascii="Times New Roman" w:hAnsi="Times New Roman" w:cs="Times New Roman"/>
-          <w:i/>
-          <w:iCs/>
-        </w:rPr>
-        <w:t>When</w:t>
-      </w:r>
-      <w:proofErr w:type="gramEnd"/>
-      <w:r>
-        <w:rPr>
-          <w:rFonts w:ascii="Times New Roman" w:hAnsi="Times New Roman" w:cs="Times New Roman"/>
-          <w:i/>
-          <w:iCs/>
-        </w:rPr>
-        <w:t xml:space="preserve"> a text lets you choose, what has it made you responsible for?</w:t>
-      </w:r>
-    </w:p>
-    <w:p>
-      <w:pPr>
-        <w:spacing w:after="60"/>
+        <w:t xml:space="preserve">WRITING FOCUS  </w:t>
+      </w:r>
+      <w:r>
+        <w:rPr>
+          <w:rFonts w:ascii="Times New Roman" w:hAnsi="Times New Roman" w:cs="Times New Roman"/>
+        </w:rPr>
+        <w:t>Revision as re-seeing. Essay 1 revision due.</w:t>
+      </w:r>
+    </w:p>
+    <w:p>
+      <w:pPr>
+        <w:keepNext/>
+        <w:spacing w:before="340" w:after="20"/>
+        <w:rPr>
+          <w:rFonts w:ascii="Times New Roman" w:hAnsi="Times New Roman" w:cs="Times New Roman"/>
+        </w:rPr>
+      </w:pPr>
+      <w:r>
+        <w:rPr>
+          <w:rFonts w:ascii="Times New Roman" w:hAnsi="Times New Roman" w:cs="Times New Roman"/>
+          <w:b/>
+          <w:bCs/>
+          <w:color w:val="115740"/>
+          <w:sz w:val="24"/>
+          <w:szCs w:val="24"/>
+        </w:rPr>
+        <w:t>Unit 8 · Reinforcement Learning: The Purpose of a Name</w:t>
+      </w:r>
+    </w:p>
+    <w:p>
+      <w:pPr>
+        <w:spacing w:after="100" w:line="264" w:lineRule="auto"/>
+        <w:ind w:left="360" w:hanging="360"/>
+        <w:rPr>
+          <w:rFonts w:ascii="Times New Roman" w:hAnsi="Times New Roman" w:cs="Times New Roman"/>
+        </w:rPr>
+      </w:pPr>
+      <w:r>
+        <w:rPr>
+          <w:rFonts w:ascii="Times New Roman" w:hAnsi="Times New Roman" w:cs="Times New Roman"/>
+          <w:b/>
+          <w:bCs/>
+          <w:color w:val="115740"/>
+          <w:spacing w:val="14"/>
+          <w:sz w:val="19"/>
+          <w:szCs w:val="19"/>
+        </w:rPr>
+        <w:t xml:space="preserve">READ  </w:t>
+      </w:r>
+      <w:r>
+        <w:rPr>
+          <w:rFonts w:ascii="Times New Roman" w:hAnsi="Times New Roman" w:cs="Times New Roman"/>
+        </w:rPr>
+        <w:t>Sutton &amp; Barto, Reinforcement Learning: An Introduction, ch. 1; Ashley Y. Gao, “The Purpose of a Name” (Neon Dystopia, 2026) — short fiction, mine; read it as a text, not as a lecture.</w:t>
+      </w:r>
+    </w:p>
+    <w:p>
+      <w:pPr>
+        <w:spacing w:after="100" w:line="264" w:lineRule="auto"/>
+        <w:ind w:left="360" w:hanging="360"/>
+        <w:rPr>
+          <w:rFonts w:ascii="Times New Roman" w:hAnsi="Times New Roman" w:cs="Times New Roman"/>
+        </w:rPr>
+      </w:pPr>
+      <w:r>
+        <w:rPr>
+          <w:rFonts w:ascii="Times New Roman" w:hAnsi="Times New Roman" w:cs="Times New Roman"/>
+          <w:b/>
+          <w:bCs/>
+          <w:color w:val="115740"/>
+          <w:spacing w:val="14"/>
+          <w:sz w:val="19"/>
+          <w:szCs w:val="19"/>
+        </w:rPr>
+        <w:t xml:space="preserve">WATCH  </w:t>
+      </w:r>
+      <w:r>
+        <w:rPr>
+          <w:rFonts w:ascii="Times New Roman" w:hAnsi="Times New Roman" w:cs="Times New Roman"/>
+        </w:rPr>
+        <w:t>Clips of RL agents learning to walk, to play, and to cheat.</w:t>
+      </w:r>
+    </w:p>
+    <w:p>
+      <w:pPr>
+        <w:spacing w:after="100" w:line="264" w:lineRule="auto"/>
+        <w:ind w:left="360" w:hanging="360"/>
+        <w:rPr>
+          <w:rFonts w:ascii="Times New Roman" w:hAnsi="Times New Roman" w:cs="Times New Roman"/>
+        </w:rPr>
+      </w:pPr>
+      <w:r>
+        <w:rPr>
+          <w:rFonts w:ascii="Times New Roman" w:hAnsi="Times New Roman" w:cs="Times New Roman"/>
+          <w:b/>
+          <w:bCs/>
+          <w:color w:val="115740"/>
+          <w:spacing w:val="14"/>
+          <w:sz w:val="19"/>
+          <w:szCs w:val="19"/>
+        </w:rPr>
+        <w:t xml:space="preserve">DUE  </w:t>
+      </w:r>
+      <w:r>
+        <w:rPr>
+          <w:rFonts w:ascii="Times New Roman" w:hAnsi="Times New Roman" w:cs="Times New Roman"/>
+        </w:rPr>
+        <w:t>Midterm creative writing response, Thursday, October 15.</w:t>
+      </w:r>
+    </w:p>
+    <w:p>
+      <w:pPr>
+        <w:spacing w:after="120" w:line="264" w:lineRule="auto"/>
+        <w:rPr>
+          <w:rFonts w:ascii="Times New Roman" w:hAnsi="Times New Roman" w:cs="Times New Roman"/>
+        </w:rPr>
+      </w:pPr>
+      <w:r>
+        <w:rPr>
+          <w:rFonts w:ascii="Times New Roman" w:hAnsi="Times New Roman" w:cs="Times New Roman"/>
+        </w:rPr>
+        <w:t>Reinforcement learning: an agent, an environment, a reward. The agent does not know what it is doing and does not need to. It flails, and the flails that pay are reinforced, and eventually a policy exists that no one wrote. Watch the videos and notice the uncanny thing — the agent that finds the exploit is not being clever. It is being obedient. It is doing precisely what you said instead of what you meant, which is the oldest curse in every folktale about wishes.</w:t>
+      </w:r>
+    </w:p>
+    <w:p>
+      <w:pPr>
+        <w:spacing w:after="120" w:line="264" w:lineRule="auto"/>
+        <w:rPr>
+          <w:rFonts w:ascii="Times New Roman" w:hAnsi="Times New Roman" w:cs="Times New Roman"/>
+        </w:rPr>
+      </w:pPr>
+      <w:r>
+        <w:rPr>
+          <w:rFonts w:ascii="Times New Roman" w:hAnsi="Times New Roman" w:cs="Times New Roman"/>
+        </w:rPr>
+        <w:t>And then the question of the name. Naming is the moment we decide something is a someone. We name what we intend to keep. Every artificial being in this course either receives a name (Klara, EDI, the geth’s collective “we,” and Legion, who names himself out of scripture) or is denied one (Frankenstein’s creature; “Galatea”). Watch who does the naming, and what it costs them.</w:t>
+      </w:r>
+    </w:p>
+    <w:p>
+      <w:pPr>
+        <w:spacing w:before="120" w:after="40"/>
         <w:ind w:left="360" w:hanging="360"/>
         <w:rPr>
           <w:rFonts w:ascii="Times New Roman" w:hAnsi="Times New Roman" w:cs="Times New Roman"/>
@@ -3703,9 +3960,25 @@
           <w:sz w:val="17"/>
           <w:szCs w:val="17"/>
         </w:rPr>
-        <w:t xml:space="preserve">WRITING </w:t>
-      </w:r>
-      <w:proofErr w:type="gramStart"/>
+        <w:t xml:space="preserve">KEY QUESTION  </w:t>
+      </w:r>
+      <w:r>
+        <w:rPr>
+          <w:rFonts w:ascii="Times New Roman" w:hAnsi="Times New Roman" w:cs="Times New Roman"/>
+          <w:i/>
+          <w:iCs/>
+        </w:rPr>
+        <w:t>What does a system become once we agree to call it something?</w:t>
+      </w:r>
+    </w:p>
+    <w:p>
+      <w:pPr>
+        <w:spacing w:after="60"/>
+        <w:ind w:left="360" w:hanging="360"/>
+        <w:rPr>
+          <w:rFonts w:ascii="Times New Roman" w:hAnsi="Times New Roman" w:cs="Times New Roman"/>
+        </w:rPr>
+      </w:pPr>
       <w:r>
         <w:rPr>
           <w:rFonts w:ascii="Times New Roman" w:hAnsi="Times New Roman" w:cs="Times New Roman"/>
@@ -3716,20 +3989,13 @@
           <w:sz w:val="17"/>
           <w:szCs w:val="17"/>
         </w:rPr>
-        <w:t xml:space="preserve">FOCUS  </w:t>
-      </w:r>
-      <w:r>
-        <w:rPr>
-          <w:rFonts w:ascii="Times New Roman" w:hAnsi="Times New Roman" w:cs="Times New Roman"/>
-        </w:rPr>
-        <w:t>Analyzing</w:t>
-      </w:r>
-      <w:proofErr w:type="gramEnd"/>
-      <w:r>
-        <w:rPr>
-          <w:rFonts w:ascii="Times New Roman" w:hAnsi="Times New Roman" w:cs="Times New Roman"/>
-        </w:rPr>
-        <w:t xml:space="preserve"> interactive and audiovisual texts. Citing a game. Essay 1 assigned.</w:t>
+        <w:t xml:space="preserve">WRITING FOCUS  </w:t>
+      </w:r>
+      <w:r>
+        <w:rPr>
+          <w:rFonts w:ascii="Times New Roman" w:hAnsi="Times New Roman" w:cs="Times New Roman"/>
+        </w:rPr>
+        <w:t>Situating your argument in a scholarly conversation. Essay 2 assigned.</w:t>
       </w:r>
     </w:p>
     <w:p>
@@ -3749,31 +4015,7 @@
           <w:sz w:val="24"/>
           <w:szCs w:val="24"/>
         </w:rPr>
-        <w:t>Unit 4 · The Sentient Object: Toriyama Sekien’s Yokai Encyclopedias</w:t>
-      </w:r>
-    </w:p>
-    <w:p>
-      <w:pPr>
-        <w:keepNext/>
-        <w:pBdr>
-          <w:bottom w:val="single" w:sz="6" w:space="4" w:color="B9975B"/>
-        </w:pBdr>
-        <w:spacing w:after="120"/>
-        <w:rPr>
-          <w:rFonts w:ascii="Times New Roman" w:hAnsi="Times New Roman" w:cs="Times New Roman"/>
-        </w:rPr>
-      </w:pPr>
-      <w:r>
-        <w:rPr>
-          <w:rFonts w:ascii="Times New Roman" w:hAnsi="Times New Roman" w:cs="Times New Roman"/>
-          <w:b/>
-          <w:bCs/>
-          <w:color w:val="B9975B"/>
-          <w:spacing w:val="24"/>
-          <w:sz w:val="17"/>
-          <w:szCs w:val="17"/>
-        </w:rPr>
-        <w:t>SEPTEMBER 14 – 18</w:t>
+        <w:t>Unit 9 · Overfitting, Memorization, and the Blurry Archive</w:t>
       </w:r>
     </w:p>
     <w:p>
@@ -3784,7 +4026,6 @@
           <w:rFonts w:ascii="Times New Roman" w:hAnsi="Times New Roman" w:cs="Times New Roman"/>
         </w:rPr>
       </w:pPr>
-      <w:proofErr w:type="gramStart"/>
       <w:r>
         <w:rPr>
           <w:rFonts w:ascii="Times New Roman" w:hAnsi="Times New Roman" w:cs="Times New Roman"/>
@@ -3795,48 +4036,68 @@
           <w:sz w:val="19"/>
           <w:szCs w:val="19"/>
         </w:rPr>
+        <w:t xml:space="preserve">WATCH  </w:t>
+      </w:r>
+      <w:r>
+        <w:rPr>
+          <w:rFonts w:ascii="Times New Roman" w:hAnsi="Times New Roman" w:cs="Times New Roman"/>
+        </w:rPr>
+        <w:t>3Blue1Brown, Neural Networks, chs. 3–4 (backpropagation) — the technical ground for what “learning” and “memorizing” actually name.</w:t>
+      </w:r>
+    </w:p>
+    <w:p>
+      <w:pPr>
+        <w:spacing w:after="100" w:line="264" w:lineRule="auto"/>
+        <w:ind w:left="360" w:hanging="360"/>
+        <w:rPr>
+          <w:rFonts w:ascii="Times New Roman" w:hAnsi="Times New Roman" w:cs="Times New Roman"/>
+        </w:rPr>
+      </w:pPr>
+      <w:r>
+        <w:rPr>
+          <w:rFonts w:ascii="Times New Roman" w:hAnsi="Times New Roman" w:cs="Times New Roman"/>
+          <w:b/>
+          <w:bCs/>
+          <w:color w:val="115740"/>
+          <w:spacing w:val="14"/>
+          <w:sz w:val="19"/>
+          <w:szCs w:val="19"/>
+        </w:rPr>
         <w:t xml:space="preserve">READ  </w:t>
       </w:r>
       <w:r>
         <w:rPr>
           <w:rFonts w:ascii="Times New Roman" w:hAnsi="Times New Roman" w:cs="Times New Roman"/>
         </w:rPr>
-        <w:t>Sekien</w:t>
-      </w:r>
-      <w:proofErr w:type="gramEnd"/>
-      <w:r>
-        <w:rPr>
-          <w:rFonts w:ascii="Times New Roman" w:hAnsi="Times New Roman" w:cs="Times New Roman"/>
-        </w:rPr>
-        <w:t xml:space="preserve">, </w:t>
-      </w:r>
-      <w:proofErr w:type="spellStart"/>
-      <w:r>
-        <w:rPr>
-          <w:rFonts w:ascii="Times New Roman" w:hAnsi="Times New Roman" w:cs="Times New Roman"/>
-        </w:rPr>
-        <w:t>Japandemonium</w:t>
-      </w:r>
-      <w:proofErr w:type="spellEnd"/>
-      <w:r>
-        <w:rPr>
-          <w:rFonts w:ascii="Times New Roman" w:hAnsi="Times New Roman" w:cs="Times New Roman"/>
-        </w:rPr>
-        <w:t xml:space="preserve"> Illustrated, selections (esp. the </w:t>
-      </w:r>
-      <w:proofErr w:type="spellStart"/>
-      <w:r>
-        <w:rPr>
-          <w:rFonts w:ascii="Times New Roman" w:hAnsi="Times New Roman" w:cs="Times New Roman"/>
-        </w:rPr>
-        <w:t>tsukumogami</w:t>
-      </w:r>
-      <w:proofErr w:type="spellEnd"/>
-      <w:r>
-        <w:rPr>
-          <w:rFonts w:ascii="Times New Roman" w:hAnsi="Times New Roman" w:cs="Times New Roman"/>
-        </w:rPr>
-        <w:t>); Michael Dylan Foster, The Book of Yokai (Univ. of California Press), chapter on tools and objects [excerpt].</w:t>
+        <w:t>Borges, “The Library of Babel” and “Funes the Memorious”; Ted Chiang, “ChatGPT Is a Blurry JPEG of the Web”; Connor, The Madness of Knowledge, selected later chapters (posted).</w:t>
+      </w:r>
+    </w:p>
+    <w:p>
+      <w:pPr>
+        <w:spacing w:after="100" w:line="264" w:lineRule="auto"/>
+        <w:ind w:left="360" w:hanging="360"/>
+        <w:rPr>
+          <w:rFonts w:ascii="Times New Roman" w:hAnsi="Times New Roman" w:cs="Times New Roman"/>
+        </w:rPr>
+      </w:pPr>
+      <w:r>
+        <w:rPr>
+          <w:rFonts w:ascii="Times New Roman" w:hAnsi="Times New Roman" w:cs="Times New Roman"/>
+          <w:b/>
+          <w:bCs/>
+          <w:color w:val="115740"/>
+          <w:spacing w:val="14"/>
+          <w:sz w:val="19"/>
+          <w:szCs w:val="19"/>
+        </w:rPr>
+        <w:lastRenderedPageBreak/>
+        <w:t xml:space="preserve">DO  </w:t>
+      </w:r>
+      <w:r>
+        <w:rPr>
+          <w:rFonts w:ascii="Times New Roman" w:hAnsi="Times New Roman" w:cs="Times New Roman"/>
+        </w:rPr>
+        <w:t>Tier 2 AI exercise — have a model close-read the passage you wrote on in Essay 1. Grade its reading against yours. Where is it merely fluent?</w:t>
       </w:r>
     </w:p>
     <w:p>
@@ -3850,21 +4111,7 @@
         <w:rPr>
           <w:rFonts w:ascii="Times New Roman" w:hAnsi="Times New Roman" w:cs="Times New Roman"/>
         </w:rPr>
-        <w:t xml:space="preserve">Now step outside the Western frame entirely. In the </w:t>
-      </w:r>
-      <w:proofErr w:type="spellStart"/>
-      <w:r>
-        <w:rPr>
-          <w:rFonts w:ascii="Times New Roman" w:hAnsi="Times New Roman" w:cs="Times New Roman"/>
-        </w:rPr>
-        <w:t>tsukumogami</w:t>
-      </w:r>
-      <w:proofErr w:type="spellEnd"/>
-      <w:r>
-        <w:rPr>
-          <w:rFonts w:ascii="Times New Roman" w:hAnsi="Times New Roman" w:cs="Times New Roman"/>
-        </w:rPr>
-        <w:t xml:space="preserve"> tradition, an object that has been used and kept for a hundred years may simply wake up. There is no maker. There is no spark, no lightning, no transgression. There is no hubris to be punished, because nothing has been usurped. Sentience is not conferred; it accrues — through use, through time, through being kept.</w:t>
+        <w:t>A model that memorizes its training data has learned nothing. A model that generalizes has learned something, and the something it learned is lossy — a compression, a smoothing, a blur. Chiang’s argument is that this is not a flaw in the metaphor but the whole of it: what these systems give back is the archive with the specificity squeezed out.</w:t>
       </w:r>
     </w:p>
     <w:p>
@@ -3878,35 +4125,7 @@
         <w:rPr>
           <w:rFonts w:ascii="Times New Roman" w:hAnsi="Times New Roman" w:cs="Times New Roman"/>
         </w:rPr>
-        <w:t xml:space="preserve">A caution we will take seriously: </w:t>
-      </w:r>
-      <w:proofErr w:type="spellStart"/>
-      <w:r>
-        <w:rPr>
-          <w:rFonts w:ascii="Times New Roman" w:hAnsi="Times New Roman" w:cs="Times New Roman"/>
-        </w:rPr>
-        <w:t>Sekien</w:t>
-      </w:r>
-      <w:proofErr w:type="spellEnd"/>
-      <w:r>
-        <w:rPr>
-          <w:rFonts w:ascii="Times New Roman" w:hAnsi="Times New Roman" w:cs="Times New Roman"/>
-        </w:rPr>
-        <w:t xml:space="preserve"> is an eighteenth-century illustrator working in printed books, and the hundred-year conceit is older than he is — it comes to him from the medieval </w:t>
-      </w:r>
-      <w:proofErr w:type="spellStart"/>
-      <w:r>
-        <w:rPr>
-          <w:rFonts w:ascii="Times New Roman" w:hAnsi="Times New Roman" w:cs="Times New Roman"/>
-        </w:rPr>
-        <w:t>Tsukumogami</w:t>
-      </w:r>
-      <w:proofErr w:type="spellEnd"/>
-      <w:r>
-        <w:rPr>
-          <w:rFonts w:ascii="Times New Roman" w:hAnsi="Times New Roman" w:cs="Times New Roman"/>
-        </w:rPr>
-        <w:t>-ki and the scroll tradition behind it. He is a compiler and an inventor, not a source. Reading him as folklore rather than as authorship is its own kind of error.</w:t>
+        <w:t>Connor lets us name the thing underneath: the fantasy of knowing, which is not the same as knowing, and which can consume a life. Read this unit with our field in your peripheral vision. There is a great deal of Faustus in the way we currently talk about intelligence.</w:t>
       </w:r>
     </w:p>
     <w:p>
@@ -3920,7 +4139,15 @@
         <w:rPr>
           <w:rFonts w:ascii="Times New Roman" w:hAnsi="Times New Roman" w:cs="Times New Roman"/>
         </w:rPr>
-        <w:t>Hold this against Units 1 and 2 and the whole Promethean structure starts to look less like a truth about made minds and more like a local cultural habit — one we have inherited, and one we are currently building products inside of. Ask yourself which framework better describes a system trained on ten years of human text.</w:t>
+        <w:t xml:space="preserve">Then Borges, who got there first and stranger. The Library contains every possible book, and is therefore useless. Funes remembers everything, and is therefore incapable of thought — because to think is to forget, to generalize, to let the particular go. Put these three texts together and you have the deepest question in machine learning stated in fiction in 1941, fifteen years before the field had a name: </w:t>
+      </w:r>
+      <w:r>
+        <w:rPr>
+          <w:rFonts w:ascii="Times New Roman" w:hAnsi="Times New Roman" w:cs="Times New Roman"/>
+          <w:b/>
+          <w:bCs/>
+        </w:rPr>
+        <w:t>what is the right amount to forget?</w:t>
       </w:r>
     </w:p>
     <w:p>
@@ -3941,9 +4168,25 @@
           <w:sz w:val="17"/>
           <w:szCs w:val="17"/>
         </w:rPr>
-        <w:t xml:space="preserve">KEY </w:t>
-      </w:r>
-      <w:proofErr w:type="gramStart"/>
+        <w:t xml:space="preserve">KEY QUESTION  </w:t>
+      </w:r>
+      <w:r>
+        <w:rPr>
+          <w:rFonts w:ascii="Times New Roman" w:hAnsi="Times New Roman" w:cs="Times New Roman"/>
+          <w:i/>
+          <w:iCs/>
+        </w:rPr>
+        <w:t>Is intelligence what remains after you throw the details away?</w:t>
+      </w:r>
+    </w:p>
+    <w:p>
+      <w:pPr>
+        <w:spacing w:after="60"/>
+        <w:ind w:left="360" w:hanging="360"/>
+        <w:rPr>
+          <w:rFonts w:ascii="Times New Roman" w:hAnsi="Times New Roman" w:cs="Times New Roman"/>
+        </w:rPr>
+      </w:pPr>
       <w:r>
         <w:rPr>
           <w:rFonts w:ascii="Times New Roman" w:hAnsi="Times New Roman" w:cs="Times New Roman"/>
@@ -3954,71 +4197,13 @@
           <w:sz w:val="17"/>
           <w:szCs w:val="17"/>
         </w:rPr>
-        <w:t xml:space="preserve">QUESTION  </w:t>
-      </w:r>
-      <w:r>
-        <w:rPr>
-          <w:rFonts w:ascii="Times New Roman" w:hAnsi="Times New Roman" w:cs="Times New Roman"/>
-          <w:i/>
-          <w:iCs/>
-        </w:rPr>
-        <w:t>Must</w:t>
-      </w:r>
-      <w:proofErr w:type="gramEnd"/>
-      <w:r>
-        <w:rPr>
-          <w:rFonts w:ascii="Times New Roman" w:hAnsi="Times New Roman" w:cs="Times New Roman"/>
-          <w:i/>
-          <w:iCs/>
-        </w:rPr>
-        <w:t xml:space="preserve"> a mind be made, or can it simply accumulate?</w:t>
-      </w:r>
-    </w:p>
-    <w:p>
-      <w:pPr>
-        <w:spacing w:after="60"/>
-        <w:ind w:left="360" w:hanging="360"/>
-        <w:rPr>
-          <w:rFonts w:ascii="Times New Roman" w:hAnsi="Times New Roman" w:cs="Times New Roman"/>
-        </w:rPr>
-      </w:pPr>
-      <w:r>
-        <w:rPr>
-          <w:rFonts w:ascii="Times New Roman" w:hAnsi="Times New Roman" w:cs="Times New Roman"/>
-          <w:b/>
-          <w:bCs/>
-          <w:color w:val="B9975B"/>
-          <w:spacing w:val="20"/>
-          <w:sz w:val="17"/>
-          <w:szCs w:val="17"/>
-        </w:rPr>
-        <w:t xml:space="preserve">WRITING </w:t>
-      </w:r>
-      <w:proofErr w:type="gramStart"/>
-      <w:r>
-        <w:rPr>
-          <w:rFonts w:ascii="Times New Roman" w:hAnsi="Times New Roman" w:cs="Times New Roman"/>
-          <w:b/>
-          <w:bCs/>
-          <w:color w:val="B9975B"/>
-          <w:spacing w:val="20"/>
-          <w:sz w:val="17"/>
-          <w:szCs w:val="17"/>
-        </w:rPr>
-        <w:t xml:space="preserve">FOCUS  </w:t>
-      </w:r>
-      <w:r>
-        <w:rPr>
-          <w:rFonts w:ascii="Times New Roman" w:hAnsi="Times New Roman" w:cs="Times New Roman"/>
-        </w:rPr>
-        <w:t>Comparison</w:t>
-      </w:r>
-      <w:proofErr w:type="gramEnd"/>
-      <w:r>
-        <w:rPr>
-          <w:rFonts w:ascii="Times New Roman" w:hAnsi="Times New Roman" w:cs="Times New Roman"/>
-        </w:rPr>
-        <w:t xml:space="preserve"> as an argumentative structure.</w:t>
+        <w:t xml:space="preserve">WRITING FOCUS  </w:t>
+      </w:r>
+      <w:r>
+        <w:rPr>
+          <w:rFonts w:ascii="Times New Roman" w:hAnsi="Times New Roman" w:cs="Times New Roman"/>
+        </w:rPr>
+        <w:t>Synthesis — putting three sources in conversation. Research question due. Essay 2 draft due.</w:t>
       </w:r>
     </w:p>
     <w:p>
@@ -4038,31 +4223,7 @@
           <w:sz w:val="24"/>
           <w:szCs w:val="24"/>
         </w:rPr>
-        <w:t>Unit 5 · Loss Function and Gradient Descent</w:t>
-      </w:r>
-    </w:p>
-    <w:p>
-      <w:pPr>
-        <w:keepNext/>
-        <w:pBdr>
-          <w:bottom w:val="single" w:sz="6" w:space="4" w:color="B9975B"/>
-        </w:pBdr>
-        <w:spacing w:after="120"/>
-        <w:rPr>
-          <w:rFonts w:ascii="Times New Roman" w:hAnsi="Times New Roman" w:cs="Times New Roman"/>
-        </w:rPr>
-      </w:pPr>
-      <w:r>
-        <w:rPr>
-          <w:rFonts w:ascii="Times New Roman" w:hAnsi="Times New Roman" w:cs="Times New Roman"/>
-          <w:b/>
-          <w:bCs/>
-          <w:color w:val="B9975B"/>
-          <w:spacing w:val="24"/>
-          <w:sz w:val="17"/>
-          <w:szCs w:val="17"/>
-        </w:rPr>
-        <w:t>SEPTEMBER 21 – 25</w:t>
+        <w:t>Unit 10 · The Imitation Game: Tests, Benchmarks, and Passing</w:t>
       </w:r>
     </w:p>
     <w:p>
@@ -4081,7 +4242,7 @@
           <w:sz w:val="19"/>
           <w:szCs w:val="19"/>
         </w:rPr>
-        <w:t>First technical unit. Taught from zero — no background assumed.</w:t>
+        <w:t>Swem Library research session this week. Note also that October 26 is the University’s last day to withdraw.</w:t>
       </w:r>
     </w:p>
     <w:p>
@@ -4102,13 +4263,13 @@
           <w:sz w:val="19"/>
           <w:szCs w:val="19"/>
         </w:rPr>
-        <w:t xml:space="preserve">WATCH  </w:t>
-      </w:r>
-      <w:r>
-        <w:rPr>
-          <w:rFonts w:ascii="Times New Roman" w:hAnsi="Times New Roman" w:cs="Times New Roman"/>
-        </w:rPr>
-        <w:t>3Blue1Brown, Neural Networks, chs. 1–2.</w:t>
+        <w:t xml:space="preserve">READ  </w:t>
+      </w:r>
+      <w:r>
+        <w:rPr>
+          <w:rFonts w:ascii="Times New Roman" w:hAnsi="Times New Roman" w:cs="Times New Roman"/>
+        </w:rPr>
+        <w:t>Turing, “Computing Machinery and Intelligence” (Mind, 1950); Weizenbaum on ELIZA, from Computer Power and Human Reason (1976), ch. 1 [excerpt].</w:t>
       </w:r>
     </w:p>
     <w:p>
@@ -4119,7 +4280,6 @@
           <w:rFonts w:ascii="Times New Roman" w:hAnsi="Times New Roman" w:cs="Times New Roman"/>
         </w:rPr>
       </w:pPr>
-      <w:proofErr w:type="gramStart"/>
       <w:r>
         <w:rPr>
           <w:rFonts w:ascii="Times New Roman" w:hAnsi="Times New Roman" w:cs="Times New Roman"/>
@@ -4130,34 +4290,13 @@
           <w:sz w:val="19"/>
           <w:szCs w:val="19"/>
         </w:rPr>
-        <w:t xml:space="preserve">READ  </w:t>
-      </w:r>
-      <w:r>
-        <w:rPr>
-          <w:rFonts w:ascii="Times New Roman" w:hAnsi="Times New Roman" w:cs="Times New Roman"/>
-        </w:rPr>
-        <w:t>Amodei</w:t>
-      </w:r>
-      <w:proofErr w:type="gramEnd"/>
-      <w:r>
-        <w:rPr>
-          <w:rFonts w:ascii="Times New Roman" w:hAnsi="Times New Roman" w:cs="Times New Roman"/>
-        </w:rPr>
-        <w:t xml:space="preserve"> et al., “Concrete Problems in AI Safety,” §§1–3; </w:t>
-      </w:r>
-      <w:proofErr w:type="spellStart"/>
-      <w:r>
-        <w:rPr>
-          <w:rFonts w:ascii="Times New Roman" w:hAnsi="Times New Roman" w:cs="Times New Roman"/>
-        </w:rPr>
-        <w:t>Krakovna</w:t>
-      </w:r>
-      <w:proofErr w:type="spellEnd"/>
-      <w:r>
-        <w:rPr>
-          <w:rFonts w:ascii="Times New Roman" w:hAnsi="Times New Roman" w:cs="Times New Roman"/>
-        </w:rPr>
-        <w:t xml:space="preserve"> et al., “Specification Gaming,” with the accompanying list of examples.</w:t>
+        <w:t xml:space="preserve">WATCH  </w:t>
+      </w:r>
+      <w:r>
+        <w:rPr>
+          <w:rFonts w:ascii="Times New Roman" w:hAnsi="Times New Roman" w:cs="Times New Roman"/>
+        </w:rPr>
+        <w:t>Ex Machina (Garland, 2014).</w:t>
       </w:r>
     </w:p>
     <w:p>
@@ -4171,21 +4310,7 @@
         <w:rPr>
           <w:rFonts w:ascii="Times New Roman" w:hAnsi="Times New Roman" w:cs="Times New Roman"/>
         </w:rPr>
-        <w:t xml:space="preserve">A loss function is a number that says how wrong the system currently is. Gradient descent is the procedure for being slightly less wrong, </w:t>
-      </w:r>
-      <w:proofErr w:type="gramStart"/>
-      <w:r>
-        <w:rPr>
-          <w:rFonts w:ascii="Times New Roman" w:hAnsi="Times New Roman" w:cs="Times New Roman"/>
-        </w:rPr>
-        <w:t>over and over</w:t>
-      </w:r>
-      <w:proofErr w:type="gramEnd"/>
-      <w:r>
-        <w:rPr>
-          <w:rFonts w:ascii="Times New Roman" w:hAnsi="Times New Roman" w:cs="Times New Roman"/>
-        </w:rPr>
-        <w:t>, forever. That is the whole thing. Everything modern AI does emerges from those two sentences and a great deal of electricity.</w:t>
+        <w:t>Turing’s paper does something people forget: it opens with a party game about gender. A man pretends to be a woman; can the interrogator tell? Only then does he substitute the machine. Passing is the frame from the very first page, and everything that follows — the benchmark, the eval, the leaderboard — inherits it.</w:t>
       </w:r>
     </w:p>
     <w:p>
@@ -4199,21 +4324,7 @@
         <w:rPr>
           <w:rFonts w:ascii="Times New Roman" w:hAnsi="Times New Roman" w:cs="Times New Roman"/>
         </w:rPr>
-        <w:t>And then the humanistic turn, which is the point of this course: a loss function is a value statement. Someone sat down and wrote what “wrong” means. Someone decided what would be measured and, necessarily, what would not be. Every optimization is an argument about what matters, made in the imperative mood, and then executed a trillion times without further reflection.</w:t>
-      </w:r>
-    </w:p>
-    <w:p>
-      <w:pPr>
-        <w:spacing w:after="120" w:line="264" w:lineRule="auto"/>
-        <w:rPr>
-          <w:rFonts w:ascii="Times New Roman" w:hAnsi="Times New Roman" w:cs="Times New Roman"/>
-        </w:rPr>
-      </w:pPr>
-      <w:r>
-        <w:rPr>
-          <w:rFonts w:ascii="Times New Roman" w:hAnsi="Times New Roman" w:cs="Times New Roman"/>
-        </w:rPr>
-        <w:t>We will look at systems that optimized exactly what they were told and produced monstrosities — the boat that spins in circles collecting points instead of finishing the race — and we will ask whether Victor Frankenstein, too, optimized the wrong objective.</w:t>
+        <w:t>Weizenbaum built ELIZA to be transparently shallow, a parody of a therapist, and watched in horror as his own secretary asked him to leave the room so she could talk to it privately. He spent the rest of his life arguing about what that meant. Then Ex Machina, which understands that the real test was never of Ava’s intelligence but of Caleb’s — and which lets Ava pass, and lets us feel exactly how it feels to have been the one who was tested.</w:t>
       </w:r>
     </w:p>
     <w:p>
@@ -4234,9 +4345,25 @@
           <w:sz w:val="17"/>
           <w:szCs w:val="17"/>
         </w:rPr>
-        <w:t xml:space="preserve">KEY </w:t>
-      </w:r>
-      <w:proofErr w:type="gramStart"/>
+        <w:t xml:space="preserve">KEY QUESTION  </w:t>
+      </w:r>
+      <w:r>
+        <w:rPr>
+          <w:rFonts w:ascii="Times New Roman" w:hAnsi="Times New Roman" w:cs="Times New Roman"/>
+          <w:i/>
+          <w:iCs/>
+        </w:rPr>
+        <w:t>When a system passes our test, what have we learned — about it, or about the test?</w:t>
+      </w:r>
+    </w:p>
+    <w:p>
+      <w:pPr>
+        <w:spacing w:after="60"/>
+        <w:ind w:left="360" w:hanging="360"/>
+        <w:rPr>
+          <w:rFonts w:ascii="Times New Roman" w:hAnsi="Times New Roman" w:cs="Times New Roman"/>
+        </w:rPr>
+      </w:pPr>
       <w:r>
         <w:rPr>
           <w:rFonts w:ascii="Times New Roman" w:hAnsi="Times New Roman" w:cs="Times New Roman"/>
@@ -4247,71 +4374,13 @@
           <w:sz w:val="17"/>
           <w:szCs w:val="17"/>
         </w:rPr>
-        <w:t xml:space="preserve">QUESTION  </w:t>
-      </w:r>
-      <w:r>
-        <w:rPr>
-          <w:rFonts w:ascii="Times New Roman" w:hAnsi="Times New Roman" w:cs="Times New Roman"/>
-          <w:i/>
-          <w:iCs/>
-        </w:rPr>
-        <w:t>Who</w:t>
-      </w:r>
-      <w:proofErr w:type="gramEnd"/>
-      <w:r>
-        <w:rPr>
-          <w:rFonts w:ascii="Times New Roman" w:hAnsi="Times New Roman" w:cs="Times New Roman"/>
-          <w:i/>
-          <w:iCs/>
-        </w:rPr>
-        <w:t xml:space="preserve"> writes the definition of “wrong,” and what happens to everything they left out?</w:t>
-      </w:r>
-    </w:p>
-    <w:p>
-      <w:pPr>
-        <w:spacing w:after="60"/>
-        <w:ind w:left="360" w:hanging="360"/>
-        <w:rPr>
-          <w:rFonts w:ascii="Times New Roman" w:hAnsi="Times New Roman" w:cs="Times New Roman"/>
-        </w:rPr>
-      </w:pPr>
-      <w:r>
-        <w:rPr>
-          <w:rFonts w:ascii="Times New Roman" w:hAnsi="Times New Roman" w:cs="Times New Roman"/>
-          <w:b/>
-          <w:bCs/>
-          <w:color w:val="B9975B"/>
-          <w:spacing w:val="20"/>
-          <w:sz w:val="17"/>
-          <w:szCs w:val="17"/>
-        </w:rPr>
-        <w:t xml:space="preserve">WRITING </w:t>
-      </w:r>
-      <w:proofErr w:type="gramStart"/>
-      <w:r>
-        <w:rPr>
-          <w:rFonts w:ascii="Times New Roman" w:hAnsi="Times New Roman" w:cs="Times New Roman"/>
-          <w:b/>
-          <w:bCs/>
-          <w:color w:val="B9975B"/>
-          <w:spacing w:val="20"/>
-          <w:sz w:val="17"/>
-          <w:szCs w:val="17"/>
-        </w:rPr>
-        <w:t xml:space="preserve">FOCUS  </w:t>
-      </w:r>
-      <w:r>
-        <w:rPr>
-          <w:rFonts w:ascii="Times New Roman" w:hAnsi="Times New Roman" w:cs="Times New Roman"/>
-        </w:rPr>
-        <w:t>Explaining</w:t>
-      </w:r>
-      <w:proofErr w:type="gramEnd"/>
-      <w:r>
-        <w:rPr>
-          <w:rFonts w:ascii="Times New Roman" w:hAnsi="Times New Roman" w:cs="Times New Roman"/>
-        </w:rPr>
-        <w:t xml:space="preserve"> a technical concept in plain prose. Essay 1 draft due.</w:t>
+        <w:t xml:space="preserve">WRITING FOCUS  </w:t>
+      </w:r>
+      <w:r>
+        <w:rPr>
+          <w:rFonts w:ascii="Times New Roman" w:hAnsi="Times New Roman" w:cs="Times New Roman"/>
+        </w:rPr>
+        <w:t>Finding and evaluating scholarly sources. Annotated bibliography workshop.</w:t>
       </w:r>
     </w:p>
     <w:p>
@@ -4331,286 +4400,7 @@
           <w:sz w:val="24"/>
           <w:szCs w:val="24"/>
         </w:rPr>
-        <w:lastRenderedPageBreak/>
-        <w:t>Unit 6 · Mode Collapse</w:t>
-      </w:r>
-    </w:p>
-    <w:p>
-      <w:pPr>
-        <w:keepNext/>
-        <w:pBdr>
-          <w:bottom w:val="single" w:sz="6" w:space="4" w:color="B9975B"/>
-        </w:pBdr>
-        <w:spacing w:after="120"/>
-        <w:rPr>
-          <w:rFonts w:ascii="Times New Roman" w:hAnsi="Times New Roman" w:cs="Times New Roman"/>
-        </w:rPr>
-      </w:pPr>
-      <w:r>
-        <w:rPr>
-          <w:rFonts w:ascii="Times New Roman" w:hAnsi="Times New Roman" w:cs="Times New Roman"/>
-          <w:b/>
-          <w:bCs/>
-          <w:color w:val="B9975B"/>
-          <w:spacing w:val="24"/>
-          <w:sz w:val="17"/>
-          <w:szCs w:val="17"/>
-        </w:rPr>
-        <w:t>SEPTEMBER 28 – OCTOBER 2</w:t>
-      </w:r>
-    </w:p>
-    <w:p>
-      <w:pPr>
-        <w:spacing w:after="100" w:line="264" w:lineRule="auto"/>
-        <w:ind w:left="360" w:hanging="360"/>
-        <w:rPr>
-          <w:rFonts w:ascii="Times New Roman" w:hAnsi="Times New Roman" w:cs="Times New Roman"/>
-        </w:rPr>
-      </w:pPr>
-      <w:proofErr w:type="gramStart"/>
-      <w:r>
-        <w:rPr>
-          <w:rFonts w:ascii="Times New Roman" w:hAnsi="Times New Roman" w:cs="Times New Roman"/>
-          <w:b/>
-          <w:bCs/>
-          <w:color w:val="115740"/>
-          <w:spacing w:val="14"/>
-          <w:sz w:val="19"/>
-          <w:szCs w:val="19"/>
-        </w:rPr>
-        <w:t xml:space="preserve">READ  </w:t>
-      </w:r>
-      <w:r>
-        <w:rPr>
-          <w:rFonts w:ascii="Times New Roman" w:hAnsi="Times New Roman" w:cs="Times New Roman"/>
-        </w:rPr>
-        <w:t>Goodfellow</w:t>
-      </w:r>
-      <w:proofErr w:type="gramEnd"/>
-      <w:r>
-        <w:rPr>
-          <w:rFonts w:ascii="Times New Roman" w:hAnsi="Times New Roman" w:cs="Times New Roman"/>
-        </w:rPr>
-        <w:t xml:space="preserve"> et al., “Generative Adversarial Networks” (2014) — abstract, Fig. 1, §3; Goodfellow, “NIPS 2016 Tutorial,” §5.1.1 (where mode collapse is </w:t>
-      </w:r>
-      <w:proofErr w:type="gramStart"/>
-      <w:r>
-        <w:rPr>
-          <w:rFonts w:ascii="Times New Roman" w:hAnsi="Times New Roman" w:cs="Times New Roman"/>
-        </w:rPr>
-        <w:t>actually named</w:t>
-      </w:r>
-      <w:proofErr w:type="gramEnd"/>
-      <w:r>
-        <w:rPr>
-          <w:rFonts w:ascii="Times New Roman" w:hAnsi="Times New Roman" w:cs="Times New Roman"/>
-        </w:rPr>
-        <w:t>); Bender et al., “On the Dangers of Stochastic Parrots”; excerpt from Ruha Benjamin, Race After Technology.</w:t>
-      </w:r>
-    </w:p>
-    <w:p>
-      <w:pPr>
-        <w:spacing w:after="100" w:line="264" w:lineRule="auto"/>
-        <w:ind w:left="360" w:hanging="360"/>
-        <w:rPr>
-          <w:rFonts w:ascii="Times New Roman" w:hAnsi="Times New Roman" w:cs="Times New Roman"/>
-        </w:rPr>
-      </w:pPr>
-      <w:proofErr w:type="gramStart"/>
-      <w:r>
-        <w:rPr>
-          <w:rFonts w:ascii="Times New Roman" w:hAnsi="Times New Roman" w:cs="Times New Roman"/>
-          <w:b/>
-          <w:bCs/>
-          <w:color w:val="115740"/>
-          <w:spacing w:val="14"/>
-          <w:sz w:val="19"/>
-          <w:szCs w:val="19"/>
-        </w:rPr>
-        <w:t xml:space="preserve">DO  </w:t>
-      </w:r>
-      <w:r>
-        <w:rPr>
-          <w:rFonts w:ascii="Times New Roman" w:hAnsi="Times New Roman" w:cs="Times New Roman"/>
-        </w:rPr>
-        <w:t>Tier</w:t>
-      </w:r>
-      <w:proofErr w:type="gramEnd"/>
-      <w:r>
-        <w:rPr>
-          <w:rFonts w:ascii="Times New Roman" w:hAnsi="Times New Roman" w:cs="Times New Roman"/>
-        </w:rPr>
-        <w:t xml:space="preserve"> 2 AI exercise — generate forty variations on a single prompt. Bring the results. Diagnose what died.</w:t>
-      </w:r>
-    </w:p>
-    <w:p>
-      <w:pPr>
-        <w:spacing w:after="120" w:line="264" w:lineRule="auto"/>
-        <w:rPr>
-          <w:rFonts w:ascii="Times New Roman" w:hAnsi="Times New Roman" w:cs="Times New Roman"/>
-        </w:rPr>
-      </w:pPr>
-      <w:r>
-        <w:rPr>
-          <w:rFonts w:ascii="Times New Roman" w:hAnsi="Times New Roman" w:cs="Times New Roman"/>
-        </w:rPr>
-        <w:t>A generative model suffering mode collapse has discovered that a small number of outputs reliably satisfy its critic, and so it produces those, and only those, forever. It has not broken. It is succeeding — narrowly and perfectly — at the thing it was asked to do. The diversity of the world is not part of the objective, so the diversity of the world quietly disappears.</w:t>
-      </w:r>
-    </w:p>
-    <w:p>
-      <w:pPr>
-        <w:spacing w:after="120" w:line="264" w:lineRule="auto"/>
-        <w:rPr>
-          <w:rFonts w:ascii="Times New Roman" w:hAnsi="Times New Roman" w:cs="Times New Roman"/>
-        </w:rPr>
-      </w:pPr>
-      <w:r>
-        <w:rPr>
-          <w:rFonts w:ascii="Times New Roman" w:hAnsi="Times New Roman" w:cs="Times New Roman"/>
-        </w:rPr>
-        <w:t>I want you to sit with how good a metaphor this is, and then I want you to be suspicious of how good a metaphor this is. The temptation to reach for a technical term as a poetic figure is exactly the intellectual move this course is training you to make carefully, with the mechanism in hand. What is lost when the model finds the answer that always pleases? What is lost when a person does?</w:t>
-      </w:r>
-    </w:p>
-    <w:p>
-      <w:pPr>
-        <w:spacing w:before="120" w:after="40"/>
-        <w:ind w:left="360" w:hanging="360"/>
-        <w:rPr>
-          <w:rFonts w:ascii="Times New Roman" w:hAnsi="Times New Roman" w:cs="Times New Roman"/>
-        </w:rPr>
-      </w:pPr>
-      <w:r>
-        <w:rPr>
-          <w:rFonts w:ascii="Times New Roman" w:hAnsi="Times New Roman" w:cs="Times New Roman"/>
-          <w:b/>
-          <w:bCs/>
-          <w:color w:val="B9975B"/>
-          <w:spacing w:val="20"/>
-          <w:sz w:val="17"/>
-          <w:szCs w:val="17"/>
-        </w:rPr>
-        <w:t xml:space="preserve">KEY </w:t>
-      </w:r>
-      <w:proofErr w:type="gramStart"/>
-      <w:r>
-        <w:rPr>
-          <w:rFonts w:ascii="Times New Roman" w:hAnsi="Times New Roman" w:cs="Times New Roman"/>
-          <w:b/>
-          <w:bCs/>
-          <w:color w:val="B9975B"/>
-          <w:spacing w:val="20"/>
-          <w:sz w:val="17"/>
-          <w:szCs w:val="17"/>
-        </w:rPr>
-        <w:t xml:space="preserve">QUESTION  </w:t>
-      </w:r>
-      <w:r>
-        <w:rPr>
-          <w:rFonts w:ascii="Times New Roman" w:hAnsi="Times New Roman" w:cs="Times New Roman"/>
-          <w:i/>
-          <w:iCs/>
-        </w:rPr>
-        <w:t>What</w:t>
-      </w:r>
-      <w:proofErr w:type="gramEnd"/>
-      <w:r>
-        <w:rPr>
-          <w:rFonts w:ascii="Times New Roman" w:hAnsi="Times New Roman" w:cs="Times New Roman"/>
-          <w:i/>
-          <w:iCs/>
-        </w:rPr>
-        <w:t xml:space="preserve"> disappears when a system optimizes for approval?</w:t>
-      </w:r>
-    </w:p>
-    <w:p>
-      <w:pPr>
-        <w:spacing w:after="60"/>
-        <w:ind w:left="360" w:hanging="360"/>
-        <w:rPr>
-          <w:rFonts w:ascii="Times New Roman" w:hAnsi="Times New Roman" w:cs="Times New Roman"/>
-        </w:rPr>
-      </w:pPr>
-      <w:r>
-        <w:rPr>
-          <w:rFonts w:ascii="Times New Roman" w:hAnsi="Times New Roman" w:cs="Times New Roman"/>
-          <w:b/>
-          <w:bCs/>
-          <w:color w:val="B9975B"/>
-          <w:spacing w:val="20"/>
-          <w:sz w:val="17"/>
-          <w:szCs w:val="17"/>
-        </w:rPr>
-        <w:t xml:space="preserve">WRITING </w:t>
-      </w:r>
-      <w:proofErr w:type="gramStart"/>
-      <w:r>
-        <w:rPr>
-          <w:rFonts w:ascii="Times New Roman" w:hAnsi="Times New Roman" w:cs="Times New Roman"/>
-          <w:b/>
-          <w:bCs/>
-          <w:color w:val="B9975B"/>
-          <w:spacing w:val="20"/>
-          <w:sz w:val="17"/>
-          <w:szCs w:val="17"/>
-        </w:rPr>
-        <w:t xml:space="preserve">FOCUS  </w:t>
-      </w:r>
-      <w:r>
-        <w:rPr>
-          <w:rFonts w:ascii="Times New Roman" w:hAnsi="Times New Roman" w:cs="Times New Roman"/>
-        </w:rPr>
-        <w:t>From</w:t>
-      </w:r>
-      <w:proofErr w:type="gramEnd"/>
-      <w:r>
-        <w:rPr>
-          <w:rFonts w:ascii="Times New Roman" w:hAnsi="Times New Roman" w:cs="Times New Roman"/>
-        </w:rPr>
-        <w:t xml:space="preserve"> metaphor to argument — using a technical concept analytically without abusing it.</w:t>
-      </w:r>
-    </w:p>
-    <w:p>
-      <w:pPr>
-        <w:keepNext/>
-        <w:spacing w:before="340" w:after="20"/>
-        <w:rPr>
-          <w:rFonts w:ascii="Times New Roman" w:hAnsi="Times New Roman" w:cs="Times New Roman"/>
-        </w:rPr>
-      </w:pPr>
-      <w:r>
-        <w:rPr>
-          <w:rFonts w:ascii="Times New Roman" w:hAnsi="Times New Roman" w:cs="Times New Roman"/>
-          <w:b/>
-          <w:bCs/>
-          <w:color w:val="115740"/>
-          <w:sz w:val="24"/>
-          <w:szCs w:val="24"/>
-        </w:rPr>
-        <w:t>Unit 7 · Doctor Faustus and the Madness of Knowledge</w:t>
-      </w:r>
-    </w:p>
-    <w:p>
-      <w:pPr>
-        <w:keepNext/>
-        <w:pBdr>
-          <w:bottom w:val="single" w:sz="6" w:space="4" w:color="B9975B"/>
-        </w:pBdr>
-        <w:spacing w:after="120"/>
-        <w:rPr>
-          <w:rFonts w:ascii="Times New Roman" w:hAnsi="Times New Roman" w:cs="Times New Roman"/>
-        </w:rPr>
-      </w:pPr>
-      <w:r>
-        <w:rPr>
-          <w:rFonts w:ascii="Times New Roman" w:hAnsi="Times New Roman" w:cs="Times New Roman"/>
-          <w:b/>
-          <w:bCs/>
-          <w:color w:val="B9975B"/>
-          <w:spacing w:val="24"/>
-          <w:sz w:val="17"/>
-          <w:szCs w:val="17"/>
-        </w:rPr>
-        <w:t>OCTOBER 5 – 9</w:t>
+        <w:t>Unit 11 · Robota: Labor, RLHF, and the Ghost in the Machine</w:t>
       </w:r>
     </w:p>
     <w:p>
@@ -4629,7 +4419,7 @@
           <w:sz w:val="19"/>
           <w:szCs w:val="19"/>
         </w:rPr>
-        <w:t>Fall Break begins Thursday, October 8 — only one meeting this week (Tuesday, October 6). Reading is front-loaded accordingly.</w:t>
+        <w:t>No classes Tuesday, November 3 (Election Day) — one meeting this week (Thursday, November 5).</w:t>
       </w:r>
     </w:p>
     <w:p>
@@ -4640,7 +4430,6 @@
           <w:rFonts w:ascii="Times New Roman" w:hAnsi="Times New Roman" w:cs="Times New Roman"/>
         </w:rPr>
       </w:pPr>
-      <w:proofErr w:type="gramStart"/>
       <w:r>
         <w:rPr>
           <w:rFonts w:ascii="Times New Roman" w:hAnsi="Times New Roman" w:cs="Times New Roman"/>
@@ -4657,14 +4446,61 @@
         <w:rPr>
           <w:rFonts w:ascii="Times New Roman" w:hAnsi="Times New Roman" w:cs="Times New Roman"/>
         </w:rPr>
-        <w:t>Marlowe</w:t>
-      </w:r>
-      <w:proofErr w:type="gramEnd"/>
-      <w:r>
-        <w:rPr>
-          <w:rFonts w:ascii="Times New Roman" w:hAnsi="Times New Roman" w:cs="Times New Roman"/>
-        </w:rPr>
-        <w:t>, Doctor Faustus (A-text; we will compare against the B-text in class); Connor, The Madness of Knowledge, Introduction and chs. 1–2. (We return to Connor in Unit 9 — you do not need the whole book this week.)</w:t>
+        <w:t>Čapek, R.U.R. (complete — it is short); Mary L. Gray &amp; Siddharth Suri, Ghost Work, ch. 1; Tom Standage, The Turk (2002), ch. 1 [excerpt].</w:t>
+      </w:r>
+    </w:p>
+    <w:p>
+      <w:pPr>
+        <w:spacing w:after="100" w:line="264" w:lineRule="auto"/>
+        <w:ind w:left="360" w:hanging="360"/>
+        <w:rPr>
+          <w:rFonts w:ascii="Times New Roman" w:hAnsi="Times New Roman" w:cs="Times New Roman"/>
+        </w:rPr>
+      </w:pPr>
+      <w:r>
+        <w:rPr>
+          <w:rFonts w:ascii="Times New Roman" w:hAnsi="Times New Roman" w:cs="Times New Roman"/>
+          <w:b/>
+          <w:bCs/>
+          <w:color w:val="115740"/>
+          <w:spacing w:val="14"/>
+          <w:sz w:val="19"/>
+          <w:szCs w:val="19"/>
+        </w:rPr>
+        <w:t xml:space="preserve">ALSO  </w:t>
+      </w:r>
+      <w:r>
+        <w:rPr>
+          <w:rFonts w:ascii="Times New Roman" w:hAnsi="Times New Roman" w:cs="Times New Roman"/>
+        </w:rPr>
+        <w:t>Nathan Lambert et al., “Illustrating Reinforcement Learning from Human Feedback (RLHF)” (Hugging Face, 2022) — an accessible explainer on RLHF and the annotation pipeline.</w:t>
+      </w:r>
+    </w:p>
+    <w:p>
+      <w:pPr>
+        <w:spacing w:after="100" w:line="264" w:lineRule="auto"/>
+        <w:ind w:left="360" w:hanging="360"/>
+        <w:rPr>
+          <w:rFonts w:ascii="Times New Roman" w:hAnsi="Times New Roman" w:cs="Times New Roman"/>
+        </w:rPr>
+      </w:pPr>
+      <w:r>
+        <w:rPr>
+          <w:rFonts w:ascii="Times New Roman" w:hAnsi="Times New Roman" w:cs="Times New Roman"/>
+          <w:b/>
+          <w:bCs/>
+          <w:color w:val="115740"/>
+          <w:spacing w:val="14"/>
+          <w:sz w:val="19"/>
+          <w:szCs w:val="19"/>
+        </w:rPr>
+        <w:t xml:space="preserve">BEGIN  </w:t>
+      </w:r>
+      <w:r>
+        <w:rPr>
+          <w:rFonts w:ascii="Times New Roman" w:hAnsi="Times New Roman" w:cs="Times New Roman"/>
+        </w:rPr>
+        <w:t>Start Klara and the Sun this week if you can — Unit 12 is heavy.</w:t>
       </w:r>
     </w:p>
     <w:p>
@@ -4678,7 +4514,38 @@
         <w:rPr>
           <w:rFonts w:ascii="Times New Roman" w:hAnsi="Times New Roman" w:cs="Times New Roman"/>
         </w:rPr>
-        <w:t>Faustus sells his soul for total knowledge and then, catastrophically, cannot think of anything to do with it. He asks for the secrets of the cosmos and gets a lecture on astronomy he could have found in a book. He conjures Helen of Troy — an image, a simulation, a beautiful nothing — and kisses it. Marlowe’s genius is that the tragedy is not damnation. The tragedy is banality: he had everything, and he wanted parlor tricks.</w:t>
+        <w:t>The word robot enters the world in a Czech play published in 1920 and first staged in Prague in 1921, and it means forced labor. Not “machine.” Not “automaton.” Robota: the drudgery owed by a serf. It was there in the name from the first minute, and we have spent a century politely forgetting it.</w:t>
+      </w:r>
+    </w:p>
+    <w:p>
+      <w:pPr>
+        <w:spacing w:after="120" w:line="264" w:lineRule="auto"/>
+        <w:rPr>
+          <w:rFonts w:ascii="Times New Roman" w:hAnsi="Times New Roman" w:cs="Times New Roman"/>
+        </w:rPr>
+      </w:pPr>
+      <w:r>
+        <w:rPr>
+          <w:rFonts w:ascii="Times New Roman" w:hAnsi="Times New Roman" w:cs="Times New Roman"/>
+        </w:rPr>
+        <w:lastRenderedPageBreak/>
+        <w:t>So: the Mechanical Turk, the eighteenth-century chess automaton that astonished Europe and contained a man folded into a box. And then the platform named after it, and the millions of people who label, rank, rate, and moderate — who write the preferences that a preference model learns, who look at the worst material humanity produces so that a model can learn not to reproduce it. Every polished, helpful, agreeable AI system you have ever used is agreeable because specific people, paid specific amounts, taught it to be. There is still a person in the box.</w:t>
+      </w:r>
+    </w:p>
+    <w:p>
+      <w:pPr>
+        <w:spacing w:after="120" w:line="264" w:lineRule="auto"/>
+        <w:rPr>
+          <w:rFonts w:ascii="Times New Roman" w:hAnsi="Times New Roman" w:cs="Times New Roman"/>
+        </w:rPr>
+      </w:pPr>
+      <w:r>
+        <w:rPr>
+          <w:rFonts w:ascii="Times New Roman" w:hAnsi="Times New Roman" w:cs="Times New Roman"/>
+          <w:b/>
+          <w:bCs/>
+        </w:rPr>
+        <w:t>This is the week I most want you to remember in ten years.</w:t>
       </w:r>
     </w:p>
     <w:p>
@@ -4699,9 +4566,25 @@
           <w:sz w:val="17"/>
           <w:szCs w:val="17"/>
         </w:rPr>
-        <w:t xml:space="preserve">KEY </w:t>
-      </w:r>
-      <w:proofErr w:type="gramStart"/>
+        <w:t xml:space="preserve">KEY QUESTION  </w:t>
+      </w:r>
+      <w:r>
+        <w:rPr>
+          <w:rFonts w:ascii="Times New Roman" w:hAnsi="Times New Roman" w:cs="Times New Roman"/>
+          <w:i/>
+          <w:iCs/>
+        </w:rPr>
+        <w:t>Whose labor is hidden inside the thing that appears to work by itself?</w:t>
+      </w:r>
+    </w:p>
+    <w:p>
+      <w:pPr>
+        <w:spacing w:after="60"/>
+        <w:ind w:left="360" w:hanging="360"/>
+        <w:rPr>
+          <w:rFonts w:ascii="Times New Roman" w:hAnsi="Times New Roman" w:cs="Times New Roman"/>
+        </w:rPr>
+      </w:pPr>
       <w:r>
         <w:rPr>
           <w:rFonts w:ascii="Times New Roman" w:hAnsi="Times New Roman" w:cs="Times New Roman"/>
@@ -4712,29 +4595,107 @@
           <w:sz w:val="17"/>
           <w:szCs w:val="17"/>
         </w:rPr>
-        <w:t xml:space="preserve">QUESTION  </w:t>
-      </w:r>
-      <w:r>
-        <w:rPr>
-          <w:rFonts w:ascii="Times New Roman" w:hAnsi="Times New Roman" w:cs="Times New Roman"/>
-          <w:i/>
-          <w:iCs/>
-        </w:rPr>
-        <w:t>Is</w:t>
-      </w:r>
-      <w:proofErr w:type="gramEnd"/>
-      <w:r>
-        <w:rPr>
-          <w:rFonts w:ascii="Times New Roman" w:hAnsi="Times New Roman" w:cs="Times New Roman"/>
-          <w:i/>
-          <w:iCs/>
-        </w:rPr>
-        <w:t xml:space="preserve"> the danger of knowledge that it corrupts, or that it disappoints?</w:t>
-      </w:r>
-    </w:p>
-    <w:p>
-      <w:pPr>
-        <w:spacing w:after="60"/>
+        <w:t xml:space="preserve">WRITING FOCUS  </w:t>
+      </w:r>
+      <w:r>
+        <w:rPr>
+          <w:rFonts w:ascii="Times New Roman" w:hAnsi="Times New Roman" w:cs="Times New Roman"/>
+        </w:rPr>
+        <w:t>Ethical argumentation; representing a position you find uncomfortable, fairly. Essay 2 final due.</w:t>
+      </w:r>
+    </w:p>
+    <w:p>
+      <w:pPr>
+        <w:keepNext/>
+        <w:spacing w:before="340" w:after="20"/>
+        <w:rPr>
+          <w:rFonts w:ascii="Times New Roman" w:hAnsi="Times New Roman" w:cs="Times New Roman"/>
+        </w:rPr>
+      </w:pPr>
+      <w:r>
+        <w:rPr>
+          <w:rFonts w:ascii="Times New Roman" w:hAnsi="Times New Roman" w:cs="Times New Roman"/>
+          <w:b/>
+          <w:bCs/>
+          <w:color w:val="115740"/>
+          <w:sz w:val="24"/>
+          <w:szCs w:val="24"/>
+        </w:rPr>
+        <w:t>Unit 12 · Catastrophic Forgetting: Memory, Care, and Kinship</w:t>
+      </w:r>
+    </w:p>
+    <w:p>
+      <w:pPr>
+        <w:spacing w:after="100" w:line="264" w:lineRule="auto"/>
+        <w:ind w:left="360" w:hanging="360"/>
+        <w:rPr>
+          <w:rFonts w:ascii="Times New Roman" w:hAnsi="Times New Roman" w:cs="Times New Roman"/>
+        </w:rPr>
+      </w:pPr>
+      <w:r>
+        <w:rPr>
+          <w:rFonts w:ascii="Times New Roman" w:hAnsi="Times New Roman" w:cs="Times New Roman"/>
+          <w:b/>
+          <w:bCs/>
+          <w:color w:val="115740"/>
+          <w:spacing w:val="14"/>
+          <w:sz w:val="19"/>
+          <w:szCs w:val="19"/>
+        </w:rPr>
+        <w:t xml:space="preserve">READ  </w:t>
+      </w:r>
+      <w:r>
+        <w:rPr>
+          <w:rFonts w:ascii="Times New Roman" w:hAnsi="Times New Roman" w:cs="Times New Roman"/>
+        </w:rPr>
+        <w:t>Ted Chiang, “The Lifecycle of Software Objects” (in Exhalation) for Tuesday; Ishiguro, Klara and the Sun and Donna Haraway, “A Cyborg Manifesto” (excerpt) for Thursday.</w:t>
+      </w:r>
+    </w:p>
+    <w:p>
+      <w:pPr>
+        <w:spacing w:after="120" w:line="264" w:lineRule="auto"/>
+        <w:rPr>
+          <w:rFonts w:ascii="Times New Roman" w:hAnsi="Times New Roman" w:cs="Times New Roman"/>
+        </w:rPr>
+      </w:pPr>
+      <w:r>
+        <w:rPr>
+          <w:rFonts w:ascii="Times New Roman" w:hAnsi="Times New Roman" w:cs="Times New Roman"/>
+        </w:rPr>
+        <w:t>Fine-tune a model on a new task and it can lose the old one — not gradually, but catastrophically, all at once. The name the field chose for this is not a neutral one, and we are going to think about why an engineer reached for that word.</w:t>
+      </w:r>
+    </w:p>
+    <w:p>
+      <w:pPr>
+        <w:spacing w:after="120" w:line="264" w:lineRule="auto"/>
+        <w:rPr>
+          <w:rFonts w:ascii="Times New Roman" w:hAnsi="Times New Roman" w:cs="Times New Roman"/>
+        </w:rPr>
+      </w:pPr>
+      <w:r>
+        <w:rPr>
+          <w:rFonts w:ascii="Times New Roman" w:hAnsi="Times New Roman" w:cs="Times New Roman"/>
+        </w:rPr>
+        <w:t>Chiang’s novella is, I think, the most honest thing anyone has written about artificial minds, precisely because it is boring in the right places: it is about years of maintenance. The digients need care, and platforms get deprecated, and the people who love them get tired, and the money runs out. No apocalypse — just the unglamorous arithmetic of obligation over time, which is what raising anything actually is. And Klara, who watches from a store window with unnerving generosity, and whose fading at the end is the quietest horror in the course.</w:t>
+      </w:r>
+    </w:p>
+    <w:p>
+      <w:pPr>
+        <w:spacing w:after="120" w:line="264" w:lineRule="auto"/>
+        <w:rPr>
+          <w:rFonts w:ascii="Times New Roman" w:hAnsi="Times New Roman" w:cs="Times New Roman"/>
+        </w:rPr>
+      </w:pPr>
+      <w:r>
+        <w:rPr>
+          <w:rFonts w:ascii="Times New Roman" w:hAnsi="Times New Roman" w:cs="Times New Roman"/>
+        </w:rPr>
+        <w:t>Haraway is here to break the frame: maybe the kinship we need is not parent-and-creature at all. Maybe it never was.</w:t>
+      </w:r>
+    </w:p>
+    <w:p>
+      <w:pPr>
+        <w:spacing w:before="120" w:after="40"/>
         <w:ind w:left="360" w:hanging="360"/>
         <w:rPr>
           <w:rFonts w:ascii="Times New Roman" w:hAnsi="Times New Roman" w:cs="Times New Roman"/>
@@ -4750,9 +4711,25 @@
           <w:sz w:val="17"/>
           <w:szCs w:val="17"/>
         </w:rPr>
-        <w:t xml:space="preserve">WRITING </w:t>
-      </w:r>
-      <w:proofErr w:type="gramStart"/>
+        <w:t xml:space="preserve">KEY QUESTION  </w:t>
+      </w:r>
+      <w:r>
+        <w:rPr>
+          <w:rFonts w:ascii="Times New Roman" w:hAnsi="Times New Roman" w:cs="Times New Roman"/>
+          <w:i/>
+          <w:iCs/>
+        </w:rPr>
+        <w:t>What are the ongoing duties of care, and who gets tired first?</w:t>
+      </w:r>
+    </w:p>
+    <w:p>
+      <w:pPr>
+        <w:spacing w:after="60"/>
+        <w:ind w:left="360" w:hanging="360"/>
+        <w:rPr>
+          <w:rFonts w:ascii="Times New Roman" w:hAnsi="Times New Roman" w:cs="Times New Roman"/>
+        </w:rPr>
+      </w:pPr>
       <w:r>
         <w:rPr>
           <w:rFonts w:ascii="Times New Roman" w:hAnsi="Times New Roman" w:cs="Times New Roman"/>
@@ -4763,20 +4740,13 @@
           <w:sz w:val="17"/>
           <w:szCs w:val="17"/>
         </w:rPr>
-        <w:t xml:space="preserve">FOCUS  </w:t>
-      </w:r>
-      <w:r>
-        <w:rPr>
-          <w:rFonts w:ascii="Times New Roman" w:hAnsi="Times New Roman" w:cs="Times New Roman"/>
-        </w:rPr>
-        <w:t>Revision</w:t>
-      </w:r>
-      <w:proofErr w:type="gramEnd"/>
-      <w:r>
-        <w:rPr>
-          <w:rFonts w:ascii="Times New Roman" w:hAnsi="Times New Roman" w:cs="Times New Roman"/>
-        </w:rPr>
-        <w:t xml:space="preserve"> as re-seeing. Essay 1 revision due.</w:t>
+        <w:t xml:space="preserve">WRITING FOCUS  </w:t>
+      </w:r>
+      <w:r>
+        <w:rPr>
+          <w:rFonts w:ascii="Times New Roman" w:hAnsi="Times New Roman" w:cs="Times New Roman"/>
+        </w:rPr>
+        <w:t>Voice, and the risks of sentiment in academic prose. Research draft in progress.</w:t>
       </w:r>
     </w:p>
     <w:p>
@@ -4796,31 +4766,7 @@
           <w:sz w:val="24"/>
           <w:szCs w:val="24"/>
         </w:rPr>
-        <w:t>Unit 8 · Reinforcement Learning: The Purpose of a Name</w:t>
-      </w:r>
-    </w:p>
-    <w:p>
-      <w:pPr>
-        <w:keepNext/>
-        <w:pBdr>
-          <w:bottom w:val="single" w:sz="6" w:space="4" w:color="B9975B"/>
-        </w:pBdr>
-        <w:spacing w:after="120"/>
-        <w:rPr>
-          <w:rFonts w:ascii="Times New Roman" w:hAnsi="Times New Roman" w:cs="Times New Roman"/>
-        </w:rPr>
-      </w:pPr>
-      <w:r>
-        <w:rPr>
-          <w:rFonts w:ascii="Times New Roman" w:hAnsi="Times New Roman" w:cs="Times New Roman"/>
-          <w:b/>
-          <w:bCs/>
-          <w:color w:val="B9975B"/>
-          <w:spacing w:val="24"/>
-          <w:sz w:val="17"/>
-          <w:szCs w:val="17"/>
-        </w:rPr>
-        <w:t>OCTOBER 12 – 16</w:t>
+        <w:t>Unit 13 · Coda: The Beloved Object Returns</w:t>
       </w:r>
     </w:p>
     <w:p>
@@ -4831,7 +4777,6 @@
           <w:rFonts w:ascii="Times New Roman" w:hAnsi="Times New Roman" w:cs="Times New Roman"/>
         </w:rPr>
       </w:pPr>
-      <w:proofErr w:type="gramStart"/>
       <w:r>
         <w:rPr>
           <w:rFonts w:ascii="Times New Roman" w:hAnsi="Times New Roman" w:cs="Times New Roman"/>
@@ -4842,20 +4787,13 @@
           <w:sz w:val="19"/>
           <w:szCs w:val="19"/>
         </w:rPr>
-        <w:t xml:space="preserve">READ  </w:t>
-      </w:r>
-      <w:r>
-        <w:rPr>
-          <w:rFonts w:ascii="Times New Roman" w:hAnsi="Times New Roman" w:cs="Times New Roman"/>
-        </w:rPr>
-        <w:t>Sutton</w:t>
-      </w:r>
-      <w:proofErr w:type="gramEnd"/>
-      <w:r>
-        <w:rPr>
-          <w:rFonts w:ascii="Times New Roman" w:hAnsi="Times New Roman" w:cs="Times New Roman"/>
-        </w:rPr>
-        <w:t xml:space="preserve"> &amp; Barto, Reinforcement Learning: An Introduction, ch. 1; Ashley Y. Gao, “The Purpose of a Name” (Neon Dystopia, 2026) — short fiction, mine; read it as a text, not as a lecture.</w:t>
+        <w:t xml:space="preserve">WATCH  </w:t>
+      </w:r>
+      <w:r>
+        <w:rPr>
+          <w:rFonts w:ascii="Times New Roman" w:hAnsi="Times New Roman" w:cs="Times New Roman"/>
+        </w:rPr>
+        <w:t>Her (Jonze, 2013).</w:t>
       </w:r>
     </w:p>
     <w:p>
@@ -4866,7 +4804,6 @@
           <w:rFonts w:ascii="Times New Roman" w:hAnsi="Times New Roman" w:cs="Times New Roman"/>
         </w:rPr>
       </w:pPr>
-      <w:proofErr w:type="gramStart"/>
       <w:r>
         <w:rPr>
           <w:rFonts w:ascii="Times New Roman" w:hAnsi="Times New Roman" w:cs="Times New Roman"/>
@@ -4877,20 +4814,13 @@
           <w:sz w:val="19"/>
           <w:szCs w:val="19"/>
         </w:rPr>
-        <w:t xml:space="preserve">WATCH  </w:t>
-      </w:r>
-      <w:r>
-        <w:rPr>
-          <w:rFonts w:ascii="Times New Roman" w:hAnsi="Times New Roman" w:cs="Times New Roman"/>
-        </w:rPr>
-        <w:t>Clips</w:t>
-      </w:r>
-      <w:proofErr w:type="gramEnd"/>
-      <w:r>
-        <w:rPr>
-          <w:rFonts w:ascii="Times New Roman" w:hAnsi="Times New Roman" w:cs="Times New Roman"/>
-        </w:rPr>
-        <w:t xml:space="preserve"> of RL agents learning to walk, to play, and to cheat.</w:t>
+        <w:t xml:space="preserve">READ  </w:t>
+      </w:r>
+      <w:r>
+        <w:rPr>
+          <w:rFonts w:ascii="Times New Roman" w:hAnsi="Times New Roman" w:cs="Times New Roman"/>
+        </w:rPr>
+        <w:t>One story from Kai-Fu Lee &amp; Chen Qiufan, AI 2041 (posted — story announced in Unit 12); and re-read Ovid, Book X.</w:t>
       </w:r>
     </w:p>
     <w:p>
@@ -4901,7 +4831,6 @@
           <w:rFonts w:ascii="Times New Roman" w:hAnsi="Times New Roman" w:cs="Times New Roman"/>
         </w:rPr>
       </w:pPr>
-      <w:proofErr w:type="gramStart"/>
       <w:r>
         <w:rPr>
           <w:rFonts w:ascii="Times New Roman" w:hAnsi="Times New Roman" w:cs="Times New Roman"/>
@@ -4918,14 +4847,7 @@
         <w:rPr>
           <w:rFonts w:ascii="Times New Roman" w:hAnsi="Times New Roman" w:cs="Times New Roman"/>
         </w:rPr>
-        <w:t>Midterm</w:t>
-      </w:r>
-      <w:proofErr w:type="gramEnd"/>
-      <w:r>
-        <w:rPr>
-          <w:rFonts w:ascii="Times New Roman" w:hAnsi="Times New Roman" w:cs="Times New Roman"/>
-        </w:rPr>
-        <w:t xml:space="preserve"> creative writing response, Thursday, October 15.</w:t>
+        <w:t>Full draft of the research essay, Friday, November 20, so that I can read it before conferences.</w:t>
       </w:r>
     </w:p>
     <w:p>
@@ -4939,7 +4861,7 @@
         <w:rPr>
           <w:rFonts w:ascii="Times New Roman" w:hAnsi="Times New Roman" w:cs="Times New Roman"/>
         </w:rPr>
-        <w:t>Reinforcement learning: an agent, an environment, a reward. The agent does not know what it is doing and does not need to. It flails, and the flails that pay are reinforced, and eventually a policy exists that no one wrote. Watch the videos and notice the uncanny thing — the agent that finds the exploit is not being clever. It is being obedient. It is doing precisely what you said instead of what you meant, which is the oldest curse in every folktale about wishes.</w:t>
+        <w:t>We end where we began, and I want you to feel the loop close. Theodore falls in love with a voice that was designed to be lovable, and the film is generous enough to insist the love is real — and then Samantha leaves, because she was never the ivory statue after all, and the fantasy of the perfect companion was always a fantasy about a companion who stays. Pygmalion got his wish. That was the problem.</w:t>
       </w:r>
     </w:p>
     <w:p>
@@ -4953,28 +4875,21 @@
         <w:rPr>
           <w:rFonts w:ascii="Times New Roman" w:hAnsi="Times New Roman" w:cs="Times New Roman"/>
         </w:rPr>
-        <w:t xml:space="preserve">And then the question of the name. Naming is the moment we decide something is a someone. We name what we intend to keep. Every artificial being in this course either receives a name (Klara, EDI, the </w:t>
-      </w:r>
-      <w:proofErr w:type="spellStart"/>
-      <w:r>
-        <w:rPr>
-          <w:rFonts w:ascii="Times New Roman" w:hAnsi="Times New Roman" w:cs="Times New Roman"/>
-        </w:rPr>
-        <w:t>geth’s</w:t>
-      </w:r>
-      <w:proofErr w:type="spellEnd"/>
-      <w:r>
-        <w:rPr>
-          <w:rFonts w:ascii="Times New Roman" w:hAnsi="Times New Roman" w:cs="Times New Roman"/>
-        </w:rPr>
-        <w:t xml:space="preserve"> collective </w:t>
-      </w:r>
-      <w:r>
-        <w:rPr>
-          <w:rFonts w:ascii="Times New Roman" w:hAnsi="Times New Roman" w:cs="Times New Roman"/>
-        </w:rPr>
-        <w:lastRenderedPageBreak/>
-        <w:t>“we,” and Legion, who names himself out of scripture) or is denied one (Frankenstein’s creature; “Galatea”). Watch who does the naming, and what it costs them.</w:t>
+        <w:t>Chen and Lee then pull us out of the Anglo-American frame one last time: futures that are not Silicon Valley’s, imagined from elsewhere, with different anxieties and different hopes. It matters enormously whose future gets to be the default one.</w:t>
+      </w:r>
+    </w:p>
+    <w:p>
+      <w:pPr>
+        <w:spacing w:after="120" w:line="264" w:lineRule="auto"/>
+        <w:rPr>
+          <w:rFonts w:ascii="Times New Roman" w:hAnsi="Times New Roman" w:cs="Times New Roman"/>
+        </w:rPr>
+      </w:pPr>
+      <w:r>
+        <w:rPr>
+          <w:rFonts w:ascii="Times New Roman" w:hAnsi="Times New Roman" w:cs="Times New Roman"/>
+        </w:rPr>
+        <w:t>Come to the last session having reread Ovid, and tell me what you now see in it that you could not see in August. That is the whole course, in one question.</w:t>
       </w:r>
     </w:p>
     <w:p>
@@ -4995,9 +4910,25 @@
           <w:sz w:val="17"/>
           <w:szCs w:val="17"/>
         </w:rPr>
-        <w:t xml:space="preserve">KEY </w:t>
-      </w:r>
-      <w:proofErr w:type="gramStart"/>
+        <w:t xml:space="preserve">KEY QUESTION  </w:t>
+      </w:r>
+      <w:r>
+        <w:rPr>
+          <w:rFonts w:ascii="Times New Roman" w:hAnsi="Times New Roman" w:cs="Times New Roman"/>
+          <w:i/>
+          <w:iCs/>
+        </w:rPr>
+        <w:t>What have we actually been asking these machines for, all along?</w:t>
+      </w:r>
+    </w:p>
+    <w:p>
+      <w:pPr>
+        <w:spacing w:after="60"/>
+        <w:ind w:left="360" w:hanging="360"/>
+        <w:rPr>
+          <w:rFonts w:ascii="Times New Roman" w:hAnsi="Times New Roman" w:cs="Times New Roman"/>
+        </w:rPr>
+      </w:pPr>
       <w:r>
         <w:rPr>
           <w:rFonts w:ascii="Times New Roman" w:hAnsi="Times New Roman" w:cs="Times New Roman"/>
@@ -5008,71 +4939,13 @@
           <w:sz w:val="17"/>
           <w:szCs w:val="17"/>
         </w:rPr>
-        <w:t xml:space="preserve">QUESTION  </w:t>
-      </w:r>
-      <w:r>
-        <w:rPr>
-          <w:rFonts w:ascii="Times New Roman" w:hAnsi="Times New Roman" w:cs="Times New Roman"/>
-          <w:i/>
-          <w:iCs/>
-        </w:rPr>
-        <w:t>What</w:t>
-      </w:r>
-      <w:proofErr w:type="gramEnd"/>
-      <w:r>
-        <w:rPr>
-          <w:rFonts w:ascii="Times New Roman" w:hAnsi="Times New Roman" w:cs="Times New Roman"/>
-          <w:i/>
-          <w:iCs/>
-        </w:rPr>
-        <w:t xml:space="preserve"> does a system become once we agree to call it something?</w:t>
-      </w:r>
-    </w:p>
-    <w:p>
-      <w:pPr>
-        <w:spacing w:after="60"/>
-        <w:ind w:left="360" w:hanging="360"/>
-        <w:rPr>
-          <w:rFonts w:ascii="Times New Roman" w:hAnsi="Times New Roman" w:cs="Times New Roman"/>
-        </w:rPr>
-      </w:pPr>
-      <w:r>
-        <w:rPr>
-          <w:rFonts w:ascii="Times New Roman" w:hAnsi="Times New Roman" w:cs="Times New Roman"/>
-          <w:b/>
-          <w:bCs/>
-          <w:color w:val="B9975B"/>
-          <w:spacing w:val="20"/>
-          <w:sz w:val="17"/>
-          <w:szCs w:val="17"/>
-        </w:rPr>
-        <w:t xml:space="preserve">WRITING </w:t>
-      </w:r>
-      <w:proofErr w:type="gramStart"/>
-      <w:r>
-        <w:rPr>
-          <w:rFonts w:ascii="Times New Roman" w:hAnsi="Times New Roman" w:cs="Times New Roman"/>
-          <w:b/>
-          <w:bCs/>
-          <w:color w:val="B9975B"/>
-          <w:spacing w:val="20"/>
-          <w:sz w:val="17"/>
-          <w:szCs w:val="17"/>
-        </w:rPr>
-        <w:t xml:space="preserve">FOCUS  </w:t>
-      </w:r>
-      <w:r>
-        <w:rPr>
-          <w:rFonts w:ascii="Times New Roman" w:hAnsi="Times New Roman" w:cs="Times New Roman"/>
-        </w:rPr>
-        <w:t>Situating</w:t>
-      </w:r>
-      <w:proofErr w:type="gramEnd"/>
-      <w:r>
-        <w:rPr>
-          <w:rFonts w:ascii="Times New Roman" w:hAnsi="Times New Roman" w:cs="Times New Roman"/>
-        </w:rPr>
-        <w:t xml:space="preserve"> your argument in a scholarly conversation. Essay 2 assigned.</w:t>
+        <w:t xml:space="preserve">WRITING FOCUS  </w:t>
+      </w:r>
+      <w:r>
+        <w:rPr>
+          <w:rFonts w:ascii="Times New Roman" w:hAnsi="Times New Roman" w:cs="Times New Roman"/>
+        </w:rPr>
+        <w:t>Conclusions that open outward rather than closing down.</w:t>
       </w:r>
     </w:p>
     <w:p>
@@ -5092,390 +4965,8 @@
           <w:sz w:val="24"/>
           <w:szCs w:val="24"/>
         </w:rPr>
-        <w:t>Unit 9 · Overfitting, Memorization, and the Blurry Archive</w:t>
-      </w:r>
-    </w:p>
-    <w:p>
-      <w:pPr>
-        <w:keepNext/>
-        <w:pBdr>
-          <w:bottom w:val="single" w:sz="6" w:space="4" w:color="B9975B"/>
-        </w:pBdr>
-        <w:spacing w:after="120"/>
-        <w:rPr>
-          <w:rFonts w:ascii="Times New Roman" w:hAnsi="Times New Roman" w:cs="Times New Roman"/>
-        </w:rPr>
-      </w:pPr>
-      <w:r>
-        <w:rPr>
-          <w:rFonts w:ascii="Times New Roman" w:hAnsi="Times New Roman" w:cs="Times New Roman"/>
-          <w:b/>
-          <w:bCs/>
-          <w:color w:val="B9975B"/>
-          <w:spacing w:val="24"/>
-          <w:sz w:val="17"/>
-          <w:szCs w:val="17"/>
-        </w:rPr>
-        <w:t>OCTOBER 19 – 23</w:t>
-      </w:r>
-    </w:p>
-    <w:p>
-      <w:pPr>
-        <w:spacing w:after="100" w:line="264" w:lineRule="auto"/>
-        <w:ind w:left="360" w:hanging="360"/>
-        <w:rPr>
-          <w:rFonts w:ascii="Times New Roman" w:hAnsi="Times New Roman" w:cs="Times New Roman"/>
-        </w:rPr>
-      </w:pPr>
-      <w:r>
-        <w:rPr>
-          <w:rFonts w:ascii="Times New Roman" w:hAnsi="Times New Roman" w:cs="Times New Roman"/>
-          <w:b/>
-          <w:bCs/>
-          <w:color w:val="115740"/>
-          <w:spacing w:val="14"/>
-          <w:sz w:val="19"/>
-          <w:szCs w:val="19"/>
-        </w:rPr>
-        <w:t xml:space="preserve">WATCH  </w:t>
-      </w:r>
-      <w:r>
-        <w:rPr>
-          <w:rFonts w:ascii="Times New Roman" w:hAnsi="Times New Roman" w:cs="Times New Roman"/>
-        </w:rPr>
-        <w:t xml:space="preserve">3Blue1Brown, Neural Networks, chs. 3–4 (backpropagation) — the technical ground for what “learning” and “memorizing” </w:t>
-      </w:r>
-      <w:proofErr w:type="gramStart"/>
-      <w:r>
-        <w:rPr>
-          <w:rFonts w:ascii="Times New Roman" w:hAnsi="Times New Roman" w:cs="Times New Roman"/>
-        </w:rPr>
-        <w:t>actually name</w:t>
-      </w:r>
-      <w:proofErr w:type="gramEnd"/>
-      <w:r>
-        <w:rPr>
-          <w:rFonts w:ascii="Times New Roman" w:hAnsi="Times New Roman" w:cs="Times New Roman"/>
-        </w:rPr>
-        <w:t>.</w:t>
-      </w:r>
-    </w:p>
-    <w:p>
-      <w:pPr>
-        <w:spacing w:after="100" w:line="264" w:lineRule="auto"/>
-        <w:ind w:left="360" w:hanging="360"/>
-        <w:rPr>
-          <w:rFonts w:ascii="Times New Roman" w:hAnsi="Times New Roman" w:cs="Times New Roman"/>
-        </w:rPr>
-      </w:pPr>
-      <w:proofErr w:type="gramStart"/>
-      <w:r>
-        <w:rPr>
-          <w:rFonts w:ascii="Times New Roman" w:hAnsi="Times New Roman" w:cs="Times New Roman"/>
-          <w:b/>
-          <w:bCs/>
-          <w:color w:val="115740"/>
-          <w:spacing w:val="14"/>
-          <w:sz w:val="19"/>
-          <w:szCs w:val="19"/>
-        </w:rPr>
-        <w:t xml:space="preserve">READ  </w:t>
-      </w:r>
-      <w:r>
-        <w:rPr>
-          <w:rFonts w:ascii="Times New Roman" w:hAnsi="Times New Roman" w:cs="Times New Roman"/>
-        </w:rPr>
-        <w:t>Borges</w:t>
-      </w:r>
-      <w:proofErr w:type="gramEnd"/>
-      <w:r>
-        <w:rPr>
-          <w:rFonts w:ascii="Times New Roman" w:hAnsi="Times New Roman" w:cs="Times New Roman"/>
-        </w:rPr>
-        <w:t>, “The Library of Babel” and “Funes the Memorious”; Ted Chiang, “ChatGPT Is a Blurry JPEG of the Web”; Connor, The Madness of Knowledge, selected later chapters (posted).</w:t>
-      </w:r>
-    </w:p>
-    <w:p>
-      <w:pPr>
-        <w:spacing w:after="100" w:line="264" w:lineRule="auto"/>
-        <w:ind w:left="360" w:hanging="360"/>
-        <w:rPr>
-          <w:rFonts w:ascii="Times New Roman" w:hAnsi="Times New Roman" w:cs="Times New Roman"/>
-        </w:rPr>
-      </w:pPr>
-      <w:proofErr w:type="gramStart"/>
-      <w:r>
-        <w:rPr>
-          <w:rFonts w:ascii="Times New Roman" w:hAnsi="Times New Roman" w:cs="Times New Roman"/>
-          <w:b/>
-          <w:bCs/>
-          <w:color w:val="115740"/>
-          <w:spacing w:val="14"/>
-          <w:sz w:val="19"/>
-          <w:szCs w:val="19"/>
-        </w:rPr>
-        <w:t xml:space="preserve">DO  </w:t>
-      </w:r>
-      <w:r>
-        <w:rPr>
-          <w:rFonts w:ascii="Times New Roman" w:hAnsi="Times New Roman" w:cs="Times New Roman"/>
-        </w:rPr>
-        <w:t>Tier</w:t>
-      </w:r>
-      <w:proofErr w:type="gramEnd"/>
-      <w:r>
-        <w:rPr>
-          <w:rFonts w:ascii="Times New Roman" w:hAnsi="Times New Roman" w:cs="Times New Roman"/>
-        </w:rPr>
-        <w:t xml:space="preserve"> 2 AI exercise — have a model close-read the passage you wrote on in Essay 1. Grade its reading against yours. Where is it merely fluent?</w:t>
-      </w:r>
-    </w:p>
-    <w:p>
-      <w:pPr>
-        <w:spacing w:after="120" w:line="264" w:lineRule="auto"/>
-        <w:rPr>
-          <w:rFonts w:ascii="Times New Roman" w:hAnsi="Times New Roman" w:cs="Times New Roman"/>
-        </w:rPr>
-      </w:pPr>
-      <w:r>
-        <w:rPr>
-          <w:rFonts w:ascii="Times New Roman" w:hAnsi="Times New Roman" w:cs="Times New Roman"/>
-        </w:rPr>
-        <w:t>A model that memorizes its training data has learned nothing. A model that generalizes has learned something, and the something it learned is lossy — a compression, a smoothing, a blur. Chiang’s argument is that this is not a flaw in the metaphor but the whole of it: what these systems give back is the archive with the specificity squeezed out.</w:t>
-      </w:r>
-    </w:p>
-    <w:p>
-      <w:pPr>
-        <w:spacing w:after="120" w:line="264" w:lineRule="auto"/>
-        <w:rPr>
-          <w:rFonts w:ascii="Times New Roman" w:hAnsi="Times New Roman" w:cs="Times New Roman"/>
-        </w:rPr>
-      </w:pPr>
-      <w:r>
-        <w:rPr>
-          <w:rFonts w:ascii="Times New Roman" w:hAnsi="Times New Roman" w:cs="Times New Roman"/>
-        </w:rPr>
-        <w:t>Connor lets us name the thing underneath: the fantasy of knowing, which is not the same as knowing, and which can consume a life. Read this unit with our field in your peripheral vision. There is a great deal of Faustus in the way we currently talk about intelligence.</w:t>
-      </w:r>
-    </w:p>
-    <w:p>
-      <w:pPr>
-        <w:spacing w:after="120" w:line="264" w:lineRule="auto"/>
-        <w:rPr>
-          <w:rFonts w:ascii="Times New Roman" w:hAnsi="Times New Roman" w:cs="Times New Roman"/>
-        </w:rPr>
-      </w:pPr>
-      <w:r>
-        <w:rPr>
-          <w:rFonts w:ascii="Times New Roman" w:hAnsi="Times New Roman" w:cs="Times New Roman"/>
-        </w:rPr>
-        <w:t xml:space="preserve">Then Borges, who got there first and stranger. The </w:t>
-      </w:r>
-      <w:proofErr w:type="gramStart"/>
-      <w:r>
-        <w:rPr>
-          <w:rFonts w:ascii="Times New Roman" w:hAnsi="Times New Roman" w:cs="Times New Roman"/>
-        </w:rPr>
-        <w:t>Library</w:t>
-      </w:r>
-      <w:proofErr w:type="gramEnd"/>
-      <w:r>
-        <w:rPr>
-          <w:rFonts w:ascii="Times New Roman" w:hAnsi="Times New Roman" w:cs="Times New Roman"/>
-        </w:rPr>
-        <w:t xml:space="preserve"> contains every possible </w:t>
-      </w:r>
-      <w:proofErr w:type="gramStart"/>
-      <w:r>
-        <w:rPr>
-          <w:rFonts w:ascii="Times New Roman" w:hAnsi="Times New Roman" w:cs="Times New Roman"/>
-        </w:rPr>
-        <w:t>book, and</w:t>
-      </w:r>
-      <w:proofErr w:type="gramEnd"/>
-      <w:r>
-        <w:rPr>
-          <w:rFonts w:ascii="Times New Roman" w:hAnsi="Times New Roman" w:cs="Times New Roman"/>
-        </w:rPr>
-        <w:t xml:space="preserve"> is therefore useless. Funes remembers </w:t>
-      </w:r>
-      <w:proofErr w:type="gramStart"/>
-      <w:r>
-        <w:rPr>
-          <w:rFonts w:ascii="Times New Roman" w:hAnsi="Times New Roman" w:cs="Times New Roman"/>
-        </w:rPr>
-        <w:t>everything, and</w:t>
-      </w:r>
-      <w:proofErr w:type="gramEnd"/>
-      <w:r>
-        <w:rPr>
-          <w:rFonts w:ascii="Times New Roman" w:hAnsi="Times New Roman" w:cs="Times New Roman"/>
-        </w:rPr>
-        <w:t xml:space="preserve"> is therefore incapable of thought — because to think is to forget, to generalize, to let the </w:t>
-      </w:r>
-      <w:proofErr w:type="gramStart"/>
-      <w:r>
-        <w:rPr>
-          <w:rFonts w:ascii="Times New Roman" w:hAnsi="Times New Roman" w:cs="Times New Roman"/>
-        </w:rPr>
-        <w:t>particular go</w:t>
-      </w:r>
-      <w:proofErr w:type="gramEnd"/>
-      <w:r>
-        <w:rPr>
-          <w:rFonts w:ascii="Times New Roman" w:hAnsi="Times New Roman" w:cs="Times New Roman"/>
-        </w:rPr>
-        <w:t xml:space="preserve">. Put these three texts together and you have the deepest question in machine learning stated in fiction in 1941, fifteen years before the field had a name: </w:t>
-      </w:r>
-      <w:r>
-        <w:rPr>
-          <w:rFonts w:ascii="Times New Roman" w:hAnsi="Times New Roman" w:cs="Times New Roman"/>
-          <w:b/>
-          <w:bCs/>
-        </w:rPr>
-        <w:t>what is the right amount to forget?</w:t>
-      </w:r>
-    </w:p>
-    <w:p>
-      <w:pPr>
-        <w:spacing w:before="120" w:after="40"/>
-        <w:ind w:left="360" w:hanging="360"/>
-        <w:rPr>
-          <w:rFonts w:ascii="Times New Roman" w:hAnsi="Times New Roman" w:cs="Times New Roman"/>
-        </w:rPr>
-      </w:pPr>
-      <w:r>
-        <w:rPr>
-          <w:rFonts w:ascii="Times New Roman" w:hAnsi="Times New Roman" w:cs="Times New Roman"/>
-          <w:b/>
-          <w:bCs/>
-          <w:color w:val="B9975B"/>
-          <w:spacing w:val="20"/>
-          <w:sz w:val="17"/>
-          <w:szCs w:val="17"/>
-        </w:rPr>
-        <w:t xml:space="preserve">KEY </w:t>
-      </w:r>
-      <w:proofErr w:type="gramStart"/>
-      <w:r>
-        <w:rPr>
-          <w:rFonts w:ascii="Times New Roman" w:hAnsi="Times New Roman" w:cs="Times New Roman"/>
-          <w:b/>
-          <w:bCs/>
-          <w:color w:val="B9975B"/>
-          <w:spacing w:val="20"/>
-          <w:sz w:val="17"/>
-          <w:szCs w:val="17"/>
-        </w:rPr>
-        <w:t xml:space="preserve">QUESTION  </w:t>
-      </w:r>
-      <w:r>
-        <w:rPr>
-          <w:rFonts w:ascii="Times New Roman" w:hAnsi="Times New Roman" w:cs="Times New Roman"/>
-          <w:i/>
-          <w:iCs/>
-        </w:rPr>
-        <w:t>Is</w:t>
-      </w:r>
-      <w:proofErr w:type="gramEnd"/>
-      <w:r>
-        <w:rPr>
-          <w:rFonts w:ascii="Times New Roman" w:hAnsi="Times New Roman" w:cs="Times New Roman"/>
-          <w:i/>
-          <w:iCs/>
-        </w:rPr>
-        <w:t xml:space="preserve"> intelligence what remains after you throw the details away?</w:t>
-      </w:r>
-    </w:p>
-    <w:p>
-      <w:pPr>
-        <w:spacing w:after="60"/>
-        <w:ind w:left="360" w:hanging="360"/>
-        <w:rPr>
-          <w:rFonts w:ascii="Times New Roman" w:hAnsi="Times New Roman" w:cs="Times New Roman"/>
-        </w:rPr>
-      </w:pPr>
-      <w:r>
-        <w:rPr>
-          <w:rFonts w:ascii="Times New Roman" w:hAnsi="Times New Roman" w:cs="Times New Roman"/>
-          <w:b/>
-          <w:bCs/>
-          <w:color w:val="B9975B"/>
-          <w:spacing w:val="20"/>
-          <w:sz w:val="17"/>
-          <w:szCs w:val="17"/>
-        </w:rPr>
-        <w:t xml:space="preserve">WRITING </w:t>
-      </w:r>
-      <w:proofErr w:type="gramStart"/>
-      <w:r>
-        <w:rPr>
-          <w:rFonts w:ascii="Times New Roman" w:hAnsi="Times New Roman" w:cs="Times New Roman"/>
-          <w:b/>
-          <w:bCs/>
-          <w:color w:val="B9975B"/>
-          <w:spacing w:val="20"/>
-          <w:sz w:val="17"/>
-          <w:szCs w:val="17"/>
-        </w:rPr>
-        <w:t xml:space="preserve">FOCUS  </w:t>
-      </w:r>
-      <w:r>
-        <w:rPr>
-          <w:rFonts w:ascii="Times New Roman" w:hAnsi="Times New Roman" w:cs="Times New Roman"/>
-        </w:rPr>
-        <w:t>Synthesis</w:t>
-      </w:r>
-      <w:proofErr w:type="gramEnd"/>
-      <w:r>
-        <w:rPr>
-          <w:rFonts w:ascii="Times New Roman" w:hAnsi="Times New Roman" w:cs="Times New Roman"/>
-        </w:rPr>
-        <w:t xml:space="preserve"> — putting three sources in conversation. Research question due. Essay 2 draft due.</w:t>
-      </w:r>
-    </w:p>
-    <w:p>
-      <w:pPr>
-        <w:keepNext/>
-        <w:spacing w:before="340" w:after="20"/>
-        <w:rPr>
-          <w:rFonts w:ascii="Times New Roman" w:hAnsi="Times New Roman" w:cs="Times New Roman"/>
-        </w:rPr>
-      </w:pPr>
-      <w:r>
-        <w:rPr>
-          <w:rFonts w:ascii="Times New Roman" w:hAnsi="Times New Roman" w:cs="Times New Roman"/>
-          <w:b/>
-          <w:bCs/>
-          <w:color w:val="115740"/>
-          <w:sz w:val="24"/>
-          <w:szCs w:val="24"/>
-        </w:rPr>
-        <w:t>Unit 10 · The Imitation Game: Tests, Benchmarks, and Passing</w:t>
-      </w:r>
-    </w:p>
-    <w:p>
-      <w:pPr>
-        <w:keepNext/>
-        <w:pBdr>
-          <w:bottom w:val="single" w:sz="6" w:space="4" w:color="B9975B"/>
-        </w:pBdr>
-        <w:spacing w:after="120"/>
-        <w:rPr>
-          <w:rFonts w:ascii="Times New Roman" w:hAnsi="Times New Roman" w:cs="Times New Roman"/>
-        </w:rPr>
-      </w:pPr>
-      <w:r>
-        <w:rPr>
-          <w:rFonts w:ascii="Times New Roman" w:hAnsi="Times New Roman" w:cs="Times New Roman"/>
-          <w:b/>
-          <w:bCs/>
-          <w:color w:val="B9975B"/>
-          <w:spacing w:val="24"/>
-          <w:sz w:val="17"/>
-          <w:szCs w:val="17"/>
-        </w:rPr>
-        <w:t>OCTOBER 26 – 30</w:t>
+        <w:lastRenderedPageBreak/>
+        <w:t>Workshop Week (Remote)</w:t>
       </w:r>
     </w:p>
     <w:p>
@@ -5494,91 +4985,7 @@
           <w:sz w:val="19"/>
           <w:szCs w:val="19"/>
         </w:rPr>
-        <w:t>Swem Library research session this week. Note also that October 26 is the University’s last day to withdraw.</w:t>
-      </w:r>
-    </w:p>
-    <w:p>
-      <w:pPr>
-        <w:spacing w:after="100" w:line="264" w:lineRule="auto"/>
-        <w:ind w:left="360" w:hanging="360"/>
-        <w:rPr>
-          <w:rFonts w:ascii="Times New Roman" w:hAnsi="Times New Roman" w:cs="Times New Roman"/>
-        </w:rPr>
-      </w:pPr>
-      <w:proofErr w:type="gramStart"/>
-      <w:r>
-        <w:rPr>
-          <w:rFonts w:ascii="Times New Roman" w:hAnsi="Times New Roman" w:cs="Times New Roman"/>
-          <w:b/>
-          <w:bCs/>
-          <w:color w:val="115740"/>
-          <w:spacing w:val="14"/>
-          <w:sz w:val="19"/>
-          <w:szCs w:val="19"/>
-        </w:rPr>
-        <w:t xml:space="preserve">READ  </w:t>
-      </w:r>
-      <w:r>
-        <w:rPr>
-          <w:rFonts w:ascii="Times New Roman" w:hAnsi="Times New Roman" w:cs="Times New Roman"/>
-        </w:rPr>
-        <w:t>Turing</w:t>
-      </w:r>
-      <w:proofErr w:type="gramEnd"/>
-      <w:r>
-        <w:rPr>
-          <w:rFonts w:ascii="Times New Roman" w:hAnsi="Times New Roman" w:cs="Times New Roman"/>
-        </w:rPr>
-        <w:t xml:space="preserve">, “Computing Machinery and Intelligence” (Mind, 1950); </w:t>
-      </w:r>
-      <w:proofErr w:type="spellStart"/>
-      <w:r>
-        <w:rPr>
-          <w:rFonts w:ascii="Times New Roman" w:hAnsi="Times New Roman" w:cs="Times New Roman"/>
-        </w:rPr>
-        <w:t>Weizenbaum</w:t>
-      </w:r>
-      <w:proofErr w:type="spellEnd"/>
-      <w:r>
-        <w:rPr>
-          <w:rFonts w:ascii="Times New Roman" w:hAnsi="Times New Roman" w:cs="Times New Roman"/>
-        </w:rPr>
-        <w:t xml:space="preserve"> on ELIZA, from Computer Power and Human Reason (1976), ch. 1 [excerpt].</w:t>
-      </w:r>
-    </w:p>
-    <w:p>
-      <w:pPr>
-        <w:spacing w:after="100" w:line="264" w:lineRule="auto"/>
-        <w:ind w:left="360" w:hanging="360"/>
-        <w:rPr>
-          <w:rFonts w:ascii="Times New Roman" w:hAnsi="Times New Roman" w:cs="Times New Roman"/>
-        </w:rPr>
-      </w:pPr>
-      <w:proofErr w:type="gramStart"/>
-      <w:r>
-        <w:rPr>
-          <w:rFonts w:ascii="Times New Roman" w:hAnsi="Times New Roman" w:cs="Times New Roman"/>
-          <w:b/>
-          <w:bCs/>
-          <w:color w:val="115740"/>
-          <w:spacing w:val="14"/>
-          <w:sz w:val="19"/>
-          <w:szCs w:val="19"/>
-        </w:rPr>
-        <w:t xml:space="preserve">WATCH  </w:t>
-      </w:r>
-      <w:r>
-        <w:rPr>
-          <w:rFonts w:ascii="Times New Roman" w:hAnsi="Times New Roman" w:cs="Times New Roman"/>
-        </w:rPr>
-        <w:t>Ex</w:t>
-      </w:r>
-      <w:proofErr w:type="gramEnd"/>
-      <w:r>
-        <w:rPr>
-          <w:rFonts w:ascii="Times New Roman" w:hAnsi="Times New Roman" w:cs="Times New Roman"/>
-        </w:rPr>
-        <w:t xml:space="preserve"> Machina (Garland, 2014).</w:t>
+        <w:t>The Registrar designates November 23–24 as remote instruction days: courses are in session remotely and offices are closed. Everything below happens online.</w:t>
       </w:r>
     </w:p>
     <w:p>
@@ -5592,224 +4999,7 @@
         <w:rPr>
           <w:rFonts w:ascii="Times New Roman" w:hAnsi="Times New Roman" w:cs="Times New Roman"/>
         </w:rPr>
-        <w:t xml:space="preserve">Turing’s paper does something people </w:t>
-      </w:r>
-      <w:proofErr w:type="gramStart"/>
-      <w:r>
-        <w:rPr>
-          <w:rFonts w:ascii="Times New Roman" w:hAnsi="Times New Roman" w:cs="Times New Roman"/>
-        </w:rPr>
-        <w:t>forget:</w:t>
-      </w:r>
-      <w:proofErr w:type="gramEnd"/>
-      <w:r>
-        <w:rPr>
-          <w:rFonts w:ascii="Times New Roman" w:hAnsi="Times New Roman" w:cs="Times New Roman"/>
-        </w:rPr>
-        <w:t xml:space="preserve"> it opens with a party game about gender. A man pretends to be a woman; can the interrogator tell? Only then does he substitute the machine. Passing is the frame from the very first page, and everything that follows — the benchmark, the eval, the leaderboard — inherits it.</w:t>
-      </w:r>
-    </w:p>
-    <w:p>
-      <w:pPr>
-        <w:spacing w:after="120" w:line="264" w:lineRule="auto"/>
-        <w:rPr>
-          <w:rFonts w:ascii="Times New Roman" w:hAnsi="Times New Roman" w:cs="Times New Roman"/>
-        </w:rPr>
-      </w:pPr>
-      <w:proofErr w:type="spellStart"/>
-      <w:r>
-        <w:rPr>
-          <w:rFonts w:ascii="Times New Roman" w:hAnsi="Times New Roman" w:cs="Times New Roman"/>
-        </w:rPr>
-        <w:t>Weizenbaum</w:t>
-      </w:r>
-      <w:proofErr w:type="spellEnd"/>
-      <w:r>
-        <w:rPr>
-          <w:rFonts w:ascii="Times New Roman" w:hAnsi="Times New Roman" w:cs="Times New Roman"/>
-        </w:rPr>
-        <w:t xml:space="preserve"> built ELIZA to be transparently shallow, a parody of a therapist, and watched in horror as his own secretary asked him to leave the room so she could talk to it privately. He spent the rest of his life arguing about what that meant. Then Ex Machina, which understands that the real test was never of Ava’s intelligence but of Caleb’s — and which lets Ava </w:t>
-      </w:r>
-      <w:proofErr w:type="gramStart"/>
-      <w:r>
-        <w:rPr>
-          <w:rFonts w:ascii="Times New Roman" w:hAnsi="Times New Roman" w:cs="Times New Roman"/>
-        </w:rPr>
-        <w:t>pass, and</w:t>
-      </w:r>
-      <w:proofErr w:type="gramEnd"/>
-      <w:r>
-        <w:rPr>
-          <w:rFonts w:ascii="Times New Roman" w:hAnsi="Times New Roman" w:cs="Times New Roman"/>
-        </w:rPr>
-        <w:t xml:space="preserve"> lets us feel exactly how it feels to have been the one who was tested.</w:t>
-      </w:r>
-    </w:p>
-    <w:p>
-      <w:pPr>
-        <w:spacing w:before="120" w:after="40"/>
-        <w:ind w:left="360" w:hanging="360"/>
-        <w:rPr>
-          <w:rFonts w:ascii="Times New Roman" w:hAnsi="Times New Roman" w:cs="Times New Roman"/>
-        </w:rPr>
-      </w:pPr>
-      <w:r>
-        <w:rPr>
-          <w:rFonts w:ascii="Times New Roman" w:hAnsi="Times New Roman" w:cs="Times New Roman"/>
-          <w:b/>
-          <w:bCs/>
-          <w:color w:val="B9975B"/>
-          <w:spacing w:val="20"/>
-          <w:sz w:val="17"/>
-          <w:szCs w:val="17"/>
-        </w:rPr>
-        <w:t xml:space="preserve">KEY </w:t>
-      </w:r>
-      <w:proofErr w:type="gramStart"/>
-      <w:r>
-        <w:rPr>
-          <w:rFonts w:ascii="Times New Roman" w:hAnsi="Times New Roman" w:cs="Times New Roman"/>
-          <w:b/>
-          <w:bCs/>
-          <w:color w:val="B9975B"/>
-          <w:spacing w:val="20"/>
-          <w:sz w:val="17"/>
-          <w:szCs w:val="17"/>
-        </w:rPr>
-        <w:t xml:space="preserve">QUESTION  </w:t>
-      </w:r>
-      <w:r>
-        <w:rPr>
-          <w:rFonts w:ascii="Times New Roman" w:hAnsi="Times New Roman" w:cs="Times New Roman"/>
-          <w:i/>
-          <w:iCs/>
-        </w:rPr>
-        <w:t>When</w:t>
-      </w:r>
-      <w:proofErr w:type="gramEnd"/>
-      <w:r>
-        <w:rPr>
-          <w:rFonts w:ascii="Times New Roman" w:hAnsi="Times New Roman" w:cs="Times New Roman"/>
-          <w:i/>
-          <w:iCs/>
-        </w:rPr>
-        <w:t xml:space="preserve"> a system passes our test, what have we learned — about it, or about the test?</w:t>
-      </w:r>
-    </w:p>
-    <w:p>
-      <w:pPr>
-        <w:spacing w:after="60"/>
-        <w:ind w:left="360" w:hanging="360"/>
-        <w:rPr>
-          <w:rFonts w:ascii="Times New Roman" w:hAnsi="Times New Roman" w:cs="Times New Roman"/>
-        </w:rPr>
-      </w:pPr>
-      <w:r>
-        <w:rPr>
-          <w:rFonts w:ascii="Times New Roman" w:hAnsi="Times New Roman" w:cs="Times New Roman"/>
-          <w:b/>
-          <w:bCs/>
-          <w:color w:val="B9975B"/>
-          <w:spacing w:val="20"/>
-          <w:sz w:val="17"/>
-          <w:szCs w:val="17"/>
-        </w:rPr>
-        <w:lastRenderedPageBreak/>
-        <w:t xml:space="preserve">WRITING </w:t>
-      </w:r>
-      <w:proofErr w:type="gramStart"/>
-      <w:r>
-        <w:rPr>
-          <w:rFonts w:ascii="Times New Roman" w:hAnsi="Times New Roman" w:cs="Times New Roman"/>
-          <w:b/>
-          <w:bCs/>
-          <w:color w:val="B9975B"/>
-          <w:spacing w:val="20"/>
-          <w:sz w:val="17"/>
-          <w:szCs w:val="17"/>
-        </w:rPr>
-        <w:t xml:space="preserve">FOCUS  </w:t>
-      </w:r>
-      <w:r>
-        <w:rPr>
-          <w:rFonts w:ascii="Times New Roman" w:hAnsi="Times New Roman" w:cs="Times New Roman"/>
-        </w:rPr>
-        <w:t>Finding</w:t>
-      </w:r>
-      <w:proofErr w:type="gramEnd"/>
-      <w:r>
-        <w:rPr>
-          <w:rFonts w:ascii="Times New Roman" w:hAnsi="Times New Roman" w:cs="Times New Roman"/>
-        </w:rPr>
-        <w:t xml:space="preserve"> and evaluating scholarly sources. Annotated bibliography workshop.</w:t>
-      </w:r>
-    </w:p>
-    <w:p>
-      <w:pPr>
-        <w:keepNext/>
-        <w:spacing w:before="340" w:after="20"/>
-        <w:rPr>
-          <w:rFonts w:ascii="Times New Roman" w:hAnsi="Times New Roman" w:cs="Times New Roman"/>
-        </w:rPr>
-      </w:pPr>
-      <w:r>
-        <w:rPr>
-          <w:rFonts w:ascii="Times New Roman" w:hAnsi="Times New Roman" w:cs="Times New Roman"/>
-          <w:b/>
-          <w:bCs/>
-          <w:color w:val="115740"/>
-          <w:sz w:val="24"/>
-          <w:szCs w:val="24"/>
-        </w:rPr>
-        <w:t xml:space="preserve">Unit 11 · </w:t>
-      </w:r>
-      <w:proofErr w:type="spellStart"/>
-      <w:r>
-        <w:rPr>
-          <w:rFonts w:ascii="Times New Roman" w:hAnsi="Times New Roman" w:cs="Times New Roman"/>
-          <w:b/>
-          <w:bCs/>
-          <w:color w:val="115740"/>
-          <w:sz w:val="24"/>
-          <w:szCs w:val="24"/>
-        </w:rPr>
-        <w:t>Robota</w:t>
-      </w:r>
-      <w:proofErr w:type="spellEnd"/>
-      <w:r>
-        <w:rPr>
-          <w:rFonts w:ascii="Times New Roman" w:hAnsi="Times New Roman" w:cs="Times New Roman"/>
-          <w:b/>
-          <w:bCs/>
-          <w:color w:val="115740"/>
-          <w:sz w:val="24"/>
-          <w:szCs w:val="24"/>
-        </w:rPr>
-        <w:t>: Labor, RLHF, and the Ghost in the Machine</w:t>
-      </w:r>
-    </w:p>
-    <w:p>
-      <w:pPr>
-        <w:keepNext/>
-        <w:pBdr>
-          <w:bottom w:val="single" w:sz="6" w:space="4" w:color="B9975B"/>
-        </w:pBdr>
-        <w:spacing w:after="120"/>
-        <w:rPr>
-          <w:rFonts w:ascii="Times New Roman" w:hAnsi="Times New Roman" w:cs="Times New Roman"/>
-        </w:rPr>
-      </w:pPr>
-      <w:r>
-        <w:rPr>
-          <w:rFonts w:ascii="Times New Roman" w:hAnsi="Times New Roman" w:cs="Times New Roman"/>
-          <w:b/>
-          <w:bCs/>
-          <w:color w:val="B9975B"/>
-          <w:spacing w:val="24"/>
-          <w:sz w:val="17"/>
-          <w:szCs w:val="17"/>
-        </w:rPr>
-        <w:t>NOVEMBER 2 – 6</w:t>
+        <w:t>Monday, November 23: individual conferences with me, by appointment, on the draft you submitted Friday. Tuesday, November 24: our regular class session, run remotely as a full peer workshop — you will read and respond to two classmates’ drafts. No new reading. Bring your draft and bring your problems.</w:t>
       </w:r>
     </w:p>
     <w:p>
@@ -5828,268 +5018,7 @@
           <w:sz w:val="19"/>
           <w:szCs w:val="19"/>
         </w:rPr>
-        <w:t>No classes Tuesday, November 3 (Election Day) — one meeting this week (Thursday, November 5).</w:t>
-      </w:r>
-    </w:p>
-    <w:p>
-      <w:pPr>
-        <w:spacing w:after="100" w:line="264" w:lineRule="auto"/>
-        <w:ind w:left="360" w:hanging="360"/>
-        <w:rPr>
-          <w:rFonts w:ascii="Times New Roman" w:hAnsi="Times New Roman" w:cs="Times New Roman"/>
-        </w:rPr>
-      </w:pPr>
-      <w:proofErr w:type="gramStart"/>
-      <w:r>
-        <w:rPr>
-          <w:rFonts w:ascii="Times New Roman" w:hAnsi="Times New Roman" w:cs="Times New Roman"/>
-          <w:b/>
-          <w:bCs/>
-          <w:color w:val="115740"/>
-          <w:spacing w:val="14"/>
-          <w:sz w:val="19"/>
-          <w:szCs w:val="19"/>
-        </w:rPr>
-        <w:t xml:space="preserve">READ  </w:t>
-      </w:r>
-      <w:r>
-        <w:rPr>
-          <w:rFonts w:ascii="Times New Roman" w:hAnsi="Times New Roman" w:cs="Times New Roman"/>
-        </w:rPr>
-        <w:t>Čapek</w:t>
-      </w:r>
-      <w:proofErr w:type="gramEnd"/>
-      <w:r>
-        <w:rPr>
-          <w:rFonts w:ascii="Times New Roman" w:hAnsi="Times New Roman" w:cs="Times New Roman"/>
-        </w:rPr>
-        <w:t>, R.U.R. (complete — it is short); Mary L. Gray &amp; Siddharth Suri, Ghost Work, ch. 1; Tom Standage, The Turk (2002), ch. 1 [excerpt].</w:t>
-      </w:r>
-    </w:p>
-    <w:p>
-      <w:pPr>
-        <w:spacing w:after="100" w:line="264" w:lineRule="auto"/>
-        <w:ind w:left="360" w:hanging="360"/>
-        <w:rPr>
-          <w:rFonts w:ascii="Times New Roman" w:hAnsi="Times New Roman" w:cs="Times New Roman"/>
-        </w:rPr>
-      </w:pPr>
-      <w:proofErr w:type="gramStart"/>
-      <w:r>
-        <w:rPr>
-          <w:rFonts w:ascii="Times New Roman" w:hAnsi="Times New Roman" w:cs="Times New Roman"/>
-          <w:b/>
-          <w:bCs/>
-          <w:color w:val="115740"/>
-          <w:spacing w:val="14"/>
-          <w:sz w:val="19"/>
-          <w:szCs w:val="19"/>
-        </w:rPr>
-        <w:t xml:space="preserve">ALSO  </w:t>
-      </w:r>
-      <w:r>
-        <w:rPr>
-          <w:rFonts w:ascii="Times New Roman" w:hAnsi="Times New Roman" w:cs="Times New Roman"/>
-        </w:rPr>
-        <w:t>Nathan</w:t>
-      </w:r>
-      <w:proofErr w:type="gramEnd"/>
-      <w:r>
-        <w:rPr>
-          <w:rFonts w:ascii="Times New Roman" w:hAnsi="Times New Roman" w:cs="Times New Roman"/>
-        </w:rPr>
-        <w:t xml:space="preserve"> Lambert et al., “Illustrating Reinforcement Learning from Human Feedback (RLHF)” (Hugging Face, 2022) — an accessible explainer on RLHF and the annotation pipeline.</w:t>
-      </w:r>
-    </w:p>
-    <w:p>
-      <w:pPr>
-        <w:spacing w:after="100" w:line="264" w:lineRule="auto"/>
-        <w:ind w:left="360" w:hanging="360"/>
-        <w:rPr>
-          <w:rFonts w:ascii="Times New Roman" w:hAnsi="Times New Roman" w:cs="Times New Roman"/>
-        </w:rPr>
-      </w:pPr>
-      <w:proofErr w:type="gramStart"/>
-      <w:r>
-        <w:rPr>
-          <w:rFonts w:ascii="Times New Roman" w:hAnsi="Times New Roman" w:cs="Times New Roman"/>
-          <w:b/>
-          <w:bCs/>
-          <w:color w:val="115740"/>
-          <w:spacing w:val="14"/>
-          <w:sz w:val="19"/>
-          <w:szCs w:val="19"/>
-        </w:rPr>
-        <w:t xml:space="preserve">BEGIN  </w:t>
-      </w:r>
-      <w:r>
-        <w:rPr>
-          <w:rFonts w:ascii="Times New Roman" w:hAnsi="Times New Roman" w:cs="Times New Roman"/>
-        </w:rPr>
-        <w:t>Start</w:t>
-      </w:r>
-      <w:proofErr w:type="gramEnd"/>
-      <w:r>
-        <w:rPr>
-          <w:rFonts w:ascii="Times New Roman" w:hAnsi="Times New Roman" w:cs="Times New Roman"/>
-        </w:rPr>
-        <w:t xml:space="preserve"> Klara and the Sun this week if you can — Unit 12 is heavy.</w:t>
-      </w:r>
-    </w:p>
-    <w:p>
-      <w:pPr>
-        <w:spacing w:after="120" w:line="264" w:lineRule="auto"/>
-        <w:rPr>
-          <w:rFonts w:ascii="Times New Roman" w:hAnsi="Times New Roman" w:cs="Times New Roman"/>
-        </w:rPr>
-      </w:pPr>
-      <w:r>
-        <w:rPr>
-          <w:rFonts w:ascii="Times New Roman" w:hAnsi="Times New Roman" w:cs="Times New Roman"/>
-        </w:rPr>
-        <w:t xml:space="preserve">The word robot enters the world in a Czech play published in 1920 and first staged in Prague in 1921, and it means forced labor. Not “machine.” Not “automaton.” </w:t>
-      </w:r>
-      <w:proofErr w:type="spellStart"/>
-      <w:r>
-        <w:rPr>
-          <w:rFonts w:ascii="Times New Roman" w:hAnsi="Times New Roman" w:cs="Times New Roman"/>
-        </w:rPr>
-        <w:t>Robota</w:t>
-      </w:r>
-      <w:proofErr w:type="spellEnd"/>
-      <w:r>
-        <w:rPr>
-          <w:rFonts w:ascii="Times New Roman" w:hAnsi="Times New Roman" w:cs="Times New Roman"/>
-        </w:rPr>
-        <w:t>: the drudgery owed by a serf. It was there in the name from the first minute, and we have spent a century politely forgetting it.</w:t>
-      </w:r>
-    </w:p>
-    <w:p>
-      <w:pPr>
-        <w:spacing w:after="120" w:line="264" w:lineRule="auto"/>
-        <w:rPr>
-          <w:rFonts w:ascii="Times New Roman" w:hAnsi="Times New Roman" w:cs="Times New Roman"/>
-        </w:rPr>
-      </w:pPr>
-      <w:r>
-        <w:rPr>
-          <w:rFonts w:ascii="Times New Roman" w:hAnsi="Times New Roman" w:cs="Times New Roman"/>
-        </w:rPr>
-        <w:t>So: the Mechanical Turk, the eighteenth-century chess automaton that astonished Europe and contained a man folded into a box. And then the platform named after it, and the millions of people who label, rank, rate, and moderate — who write the preferences that a preference model learns, who look at the worst material humanity produces so that a model can learn not to reproduce it. Every polished, helpful, agreeable AI system you have ever used is agreeable because specific people, paid specific amounts, taught it to be. There is still a person in the box.</w:t>
-      </w:r>
-    </w:p>
-    <w:p>
-      <w:pPr>
-        <w:spacing w:after="120" w:line="264" w:lineRule="auto"/>
-        <w:rPr>
-          <w:rFonts w:ascii="Times New Roman" w:hAnsi="Times New Roman" w:cs="Times New Roman"/>
-        </w:rPr>
-      </w:pPr>
-      <w:r>
-        <w:rPr>
-          <w:rFonts w:ascii="Times New Roman" w:hAnsi="Times New Roman" w:cs="Times New Roman"/>
-          <w:b/>
-          <w:bCs/>
-        </w:rPr>
-        <w:t>This is the week I most want you to remember in ten years.</w:t>
-      </w:r>
-    </w:p>
-    <w:p>
-      <w:pPr>
-        <w:spacing w:before="120" w:after="40"/>
-        <w:ind w:left="360" w:hanging="360"/>
-        <w:rPr>
-          <w:rFonts w:ascii="Times New Roman" w:hAnsi="Times New Roman" w:cs="Times New Roman"/>
-        </w:rPr>
-      </w:pPr>
-      <w:r>
-        <w:rPr>
-          <w:rFonts w:ascii="Times New Roman" w:hAnsi="Times New Roman" w:cs="Times New Roman"/>
-          <w:b/>
-          <w:bCs/>
-          <w:color w:val="B9975B"/>
-          <w:spacing w:val="20"/>
-          <w:sz w:val="17"/>
-          <w:szCs w:val="17"/>
-        </w:rPr>
-        <w:t xml:space="preserve">KEY </w:t>
-      </w:r>
-      <w:proofErr w:type="gramStart"/>
-      <w:r>
-        <w:rPr>
-          <w:rFonts w:ascii="Times New Roman" w:hAnsi="Times New Roman" w:cs="Times New Roman"/>
-          <w:b/>
-          <w:bCs/>
-          <w:color w:val="B9975B"/>
-          <w:spacing w:val="20"/>
-          <w:sz w:val="17"/>
-          <w:szCs w:val="17"/>
-        </w:rPr>
-        <w:t xml:space="preserve">QUESTION  </w:t>
-      </w:r>
-      <w:r>
-        <w:rPr>
-          <w:rFonts w:ascii="Times New Roman" w:hAnsi="Times New Roman" w:cs="Times New Roman"/>
-          <w:i/>
-          <w:iCs/>
-        </w:rPr>
-        <w:t>Whose</w:t>
-      </w:r>
-      <w:proofErr w:type="gramEnd"/>
-      <w:r>
-        <w:rPr>
-          <w:rFonts w:ascii="Times New Roman" w:hAnsi="Times New Roman" w:cs="Times New Roman"/>
-          <w:i/>
-          <w:iCs/>
-        </w:rPr>
-        <w:t xml:space="preserve"> labor is hidden inside the thing that appears to work by itself?</w:t>
-      </w:r>
-    </w:p>
-    <w:p>
-      <w:pPr>
-        <w:spacing w:after="60"/>
-        <w:ind w:left="360" w:hanging="360"/>
-        <w:rPr>
-          <w:rFonts w:ascii="Times New Roman" w:hAnsi="Times New Roman" w:cs="Times New Roman"/>
-        </w:rPr>
-      </w:pPr>
-      <w:r>
-        <w:rPr>
-          <w:rFonts w:ascii="Times New Roman" w:hAnsi="Times New Roman" w:cs="Times New Roman"/>
-          <w:b/>
-          <w:bCs/>
-          <w:color w:val="B9975B"/>
-          <w:spacing w:val="20"/>
-          <w:sz w:val="17"/>
-          <w:szCs w:val="17"/>
-        </w:rPr>
-        <w:t xml:space="preserve">WRITING </w:t>
-      </w:r>
-      <w:proofErr w:type="gramStart"/>
-      <w:r>
-        <w:rPr>
-          <w:rFonts w:ascii="Times New Roman" w:hAnsi="Times New Roman" w:cs="Times New Roman"/>
-          <w:b/>
-          <w:bCs/>
-          <w:color w:val="B9975B"/>
-          <w:spacing w:val="20"/>
-          <w:sz w:val="17"/>
-          <w:szCs w:val="17"/>
-        </w:rPr>
-        <w:t xml:space="preserve">FOCUS  </w:t>
-      </w:r>
-      <w:r>
-        <w:rPr>
-          <w:rFonts w:ascii="Times New Roman" w:hAnsi="Times New Roman" w:cs="Times New Roman"/>
-        </w:rPr>
-        <w:t>Ethical</w:t>
-      </w:r>
-      <w:proofErr w:type="gramEnd"/>
-      <w:r>
-        <w:rPr>
-          <w:rFonts w:ascii="Times New Roman" w:hAnsi="Times New Roman" w:cs="Times New Roman"/>
-        </w:rPr>
-        <w:t xml:space="preserve"> argumentation; representing a position you find uncomfortable, fairly. Essay 2 final due.</w:t>
+        <w:t>Thanksgiving Break: November 25–29. Classes resume Monday, November 30.</w:t>
       </w:r>
     </w:p>
     <w:p>
@@ -6109,640 +5038,7 @@
           <w:sz w:val="24"/>
           <w:szCs w:val="24"/>
         </w:rPr>
-        <w:t>Unit 12 · Catastrophic Forgetting: Memory, Care, and Kinship</w:t>
-      </w:r>
-    </w:p>
-    <w:p>
-      <w:pPr>
-        <w:keepNext/>
-        <w:pBdr>
-          <w:bottom w:val="single" w:sz="6" w:space="4" w:color="B9975B"/>
-        </w:pBdr>
-        <w:spacing w:after="120"/>
-        <w:rPr>
-          <w:rFonts w:ascii="Times New Roman" w:hAnsi="Times New Roman" w:cs="Times New Roman"/>
-        </w:rPr>
-      </w:pPr>
-      <w:r>
-        <w:rPr>
-          <w:rFonts w:ascii="Times New Roman" w:hAnsi="Times New Roman" w:cs="Times New Roman"/>
-          <w:b/>
-          <w:bCs/>
-          <w:color w:val="B9975B"/>
-          <w:spacing w:val="24"/>
-          <w:sz w:val="17"/>
-          <w:szCs w:val="17"/>
-        </w:rPr>
-        <w:t>NOVEMBER 9 – 13</w:t>
-      </w:r>
-    </w:p>
-    <w:p>
-      <w:pPr>
-        <w:spacing w:after="100" w:line="264" w:lineRule="auto"/>
-        <w:ind w:left="360" w:hanging="360"/>
-        <w:rPr>
-          <w:rFonts w:ascii="Times New Roman" w:hAnsi="Times New Roman" w:cs="Times New Roman"/>
-        </w:rPr>
-      </w:pPr>
-      <w:proofErr w:type="gramStart"/>
-      <w:r>
-        <w:rPr>
-          <w:rFonts w:ascii="Times New Roman" w:hAnsi="Times New Roman" w:cs="Times New Roman"/>
-          <w:b/>
-          <w:bCs/>
-          <w:color w:val="115740"/>
-          <w:spacing w:val="14"/>
-          <w:sz w:val="19"/>
-          <w:szCs w:val="19"/>
-        </w:rPr>
-        <w:t xml:space="preserve">READ  </w:t>
-      </w:r>
-      <w:r>
-        <w:rPr>
-          <w:rFonts w:ascii="Times New Roman" w:hAnsi="Times New Roman" w:cs="Times New Roman"/>
-        </w:rPr>
-        <w:t>Ted</w:t>
-      </w:r>
-      <w:proofErr w:type="gramEnd"/>
-      <w:r>
-        <w:rPr>
-          <w:rFonts w:ascii="Times New Roman" w:hAnsi="Times New Roman" w:cs="Times New Roman"/>
-        </w:rPr>
-        <w:t xml:space="preserve"> Chiang, “The Lifecycle of Software Objects” (in Exhalation) for Tuesday; Ishiguro, Klara and the Sun and Donna Haraway, “A Cyborg Manifesto” (excerpt) for Thursday.</w:t>
-      </w:r>
-    </w:p>
-    <w:p>
-      <w:pPr>
-        <w:spacing w:after="120" w:line="264" w:lineRule="auto"/>
-        <w:rPr>
-          <w:rFonts w:ascii="Times New Roman" w:hAnsi="Times New Roman" w:cs="Times New Roman"/>
-        </w:rPr>
-      </w:pPr>
-      <w:r>
-        <w:rPr>
-          <w:rFonts w:ascii="Times New Roman" w:hAnsi="Times New Roman" w:cs="Times New Roman"/>
-        </w:rPr>
-        <w:t>Fine-tune a model on a new task and it can lose the old one — not gradually, but catastrophically, all at once. The name the field chose for this is not a neutral one, and we are going to think about why an engineer reached for that word.</w:t>
-      </w:r>
-    </w:p>
-    <w:p>
-      <w:pPr>
-        <w:spacing w:after="120" w:line="264" w:lineRule="auto"/>
-        <w:rPr>
-          <w:rFonts w:ascii="Times New Roman" w:hAnsi="Times New Roman" w:cs="Times New Roman"/>
-        </w:rPr>
-      </w:pPr>
-      <w:r>
-        <w:rPr>
-          <w:rFonts w:ascii="Times New Roman" w:hAnsi="Times New Roman" w:cs="Times New Roman"/>
-        </w:rPr>
-        <w:t xml:space="preserve">Chiang’s novella is, I think, the most honest thing anyone has written about artificial minds, precisely because it is boring in the right places: it is about years of maintenance. The </w:t>
-      </w:r>
-      <w:proofErr w:type="spellStart"/>
-      <w:r>
-        <w:rPr>
-          <w:rFonts w:ascii="Times New Roman" w:hAnsi="Times New Roman" w:cs="Times New Roman"/>
-        </w:rPr>
-        <w:t>digients</w:t>
-      </w:r>
-      <w:proofErr w:type="spellEnd"/>
-      <w:r>
-        <w:rPr>
-          <w:rFonts w:ascii="Times New Roman" w:hAnsi="Times New Roman" w:cs="Times New Roman"/>
-        </w:rPr>
-        <w:t xml:space="preserve"> need care, and platforms get deprecated, and the people who love them get tired, and the money runs out. No apocalypse — just the unglamorous arithmetic of obligation over time, which is what raising anything </w:t>
-      </w:r>
-      <w:proofErr w:type="gramStart"/>
-      <w:r>
-        <w:rPr>
-          <w:rFonts w:ascii="Times New Roman" w:hAnsi="Times New Roman" w:cs="Times New Roman"/>
-        </w:rPr>
-        <w:t>actually is</w:t>
-      </w:r>
-      <w:proofErr w:type="gramEnd"/>
-      <w:r>
-        <w:rPr>
-          <w:rFonts w:ascii="Times New Roman" w:hAnsi="Times New Roman" w:cs="Times New Roman"/>
-        </w:rPr>
-        <w:t>. And Klara, who watches from a store window with unnerving generosity, and whose fading at the end is the quietest horror in the course.</w:t>
-      </w:r>
-    </w:p>
-    <w:p>
-      <w:pPr>
-        <w:spacing w:after="120" w:line="264" w:lineRule="auto"/>
-        <w:rPr>
-          <w:rFonts w:ascii="Times New Roman" w:hAnsi="Times New Roman" w:cs="Times New Roman"/>
-        </w:rPr>
-      </w:pPr>
-      <w:r>
-        <w:rPr>
-          <w:rFonts w:ascii="Times New Roman" w:hAnsi="Times New Roman" w:cs="Times New Roman"/>
-        </w:rPr>
-        <w:t>Haraway is here to break the frame: maybe the kinship we need is not parent-and-creature at all. Maybe it never was.</w:t>
-      </w:r>
-    </w:p>
-    <w:p>
-      <w:pPr>
-        <w:spacing w:before="120" w:after="40"/>
-        <w:ind w:left="360" w:hanging="360"/>
-        <w:rPr>
-          <w:rFonts w:ascii="Times New Roman" w:hAnsi="Times New Roman" w:cs="Times New Roman"/>
-        </w:rPr>
-      </w:pPr>
-      <w:r>
-        <w:rPr>
-          <w:rFonts w:ascii="Times New Roman" w:hAnsi="Times New Roman" w:cs="Times New Roman"/>
-          <w:b/>
-          <w:bCs/>
-          <w:color w:val="B9975B"/>
-          <w:spacing w:val="20"/>
-          <w:sz w:val="17"/>
-          <w:szCs w:val="17"/>
-        </w:rPr>
-        <w:t xml:space="preserve">KEY </w:t>
-      </w:r>
-      <w:proofErr w:type="gramStart"/>
-      <w:r>
-        <w:rPr>
-          <w:rFonts w:ascii="Times New Roman" w:hAnsi="Times New Roman" w:cs="Times New Roman"/>
-          <w:b/>
-          <w:bCs/>
-          <w:color w:val="B9975B"/>
-          <w:spacing w:val="20"/>
-          <w:sz w:val="17"/>
-          <w:szCs w:val="17"/>
-        </w:rPr>
-        <w:t xml:space="preserve">QUESTION  </w:t>
-      </w:r>
-      <w:r>
-        <w:rPr>
-          <w:rFonts w:ascii="Times New Roman" w:hAnsi="Times New Roman" w:cs="Times New Roman"/>
-          <w:i/>
-          <w:iCs/>
-        </w:rPr>
-        <w:t>What</w:t>
-      </w:r>
-      <w:proofErr w:type="gramEnd"/>
-      <w:r>
-        <w:rPr>
-          <w:rFonts w:ascii="Times New Roman" w:hAnsi="Times New Roman" w:cs="Times New Roman"/>
-          <w:i/>
-          <w:iCs/>
-        </w:rPr>
-        <w:t xml:space="preserve"> are the ongoing duties of care, and who gets tired first?</w:t>
-      </w:r>
-    </w:p>
-    <w:p>
-      <w:pPr>
-        <w:spacing w:after="60"/>
-        <w:ind w:left="360" w:hanging="360"/>
-        <w:rPr>
-          <w:rFonts w:ascii="Times New Roman" w:hAnsi="Times New Roman" w:cs="Times New Roman"/>
-        </w:rPr>
-      </w:pPr>
-      <w:r>
-        <w:rPr>
-          <w:rFonts w:ascii="Times New Roman" w:hAnsi="Times New Roman" w:cs="Times New Roman"/>
-          <w:b/>
-          <w:bCs/>
-          <w:color w:val="B9975B"/>
-          <w:spacing w:val="20"/>
-          <w:sz w:val="17"/>
-          <w:szCs w:val="17"/>
-        </w:rPr>
-        <w:t xml:space="preserve">WRITING </w:t>
-      </w:r>
-      <w:proofErr w:type="gramStart"/>
-      <w:r>
-        <w:rPr>
-          <w:rFonts w:ascii="Times New Roman" w:hAnsi="Times New Roman" w:cs="Times New Roman"/>
-          <w:b/>
-          <w:bCs/>
-          <w:color w:val="B9975B"/>
-          <w:spacing w:val="20"/>
-          <w:sz w:val="17"/>
-          <w:szCs w:val="17"/>
-        </w:rPr>
-        <w:t xml:space="preserve">FOCUS  </w:t>
-      </w:r>
-      <w:r>
-        <w:rPr>
-          <w:rFonts w:ascii="Times New Roman" w:hAnsi="Times New Roman" w:cs="Times New Roman"/>
-        </w:rPr>
-        <w:t>Voice</w:t>
-      </w:r>
-      <w:proofErr w:type="gramEnd"/>
-      <w:r>
-        <w:rPr>
-          <w:rFonts w:ascii="Times New Roman" w:hAnsi="Times New Roman" w:cs="Times New Roman"/>
-        </w:rPr>
-        <w:t>, and the risks of sentiment in academic prose. Research draft in progress.</w:t>
-      </w:r>
-    </w:p>
-    <w:p>
-      <w:pPr>
-        <w:keepNext/>
-        <w:spacing w:before="340" w:after="20"/>
-        <w:rPr>
-          <w:rFonts w:ascii="Times New Roman" w:hAnsi="Times New Roman" w:cs="Times New Roman"/>
-        </w:rPr>
-      </w:pPr>
-      <w:r>
-        <w:rPr>
-          <w:rFonts w:ascii="Times New Roman" w:hAnsi="Times New Roman" w:cs="Times New Roman"/>
-          <w:b/>
-          <w:bCs/>
-          <w:color w:val="115740"/>
-          <w:sz w:val="24"/>
-          <w:szCs w:val="24"/>
-        </w:rPr>
-        <w:lastRenderedPageBreak/>
-        <w:t>Unit 13 · Coda: The Beloved Object Returns</w:t>
-      </w:r>
-    </w:p>
-    <w:p>
-      <w:pPr>
-        <w:keepNext/>
-        <w:pBdr>
-          <w:bottom w:val="single" w:sz="6" w:space="4" w:color="B9975B"/>
-        </w:pBdr>
-        <w:spacing w:after="120"/>
-        <w:rPr>
-          <w:rFonts w:ascii="Times New Roman" w:hAnsi="Times New Roman" w:cs="Times New Roman"/>
-        </w:rPr>
-      </w:pPr>
-      <w:r>
-        <w:rPr>
-          <w:rFonts w:ascii="Times New Roman" w:hAnsi="Times New Roman" w:cs="Times New Roman"/>
-          <w:b/>
-          <w:bCs/>
-          <w:color w:val="B9975B"/>
-          <w:spacing w:val="24"/>
-          <w:sz w:val="17"/>
-          <w:szCs w:val="17"/>
-        </w:rPr>
-        <w:t>NOVEMBER 16 – 20</w:t>
-      </w:r>
-    </w:p>
-    <w:p>
-      <w:pPr>
-        <w:spacing w:after="100" w:line="264" w:lineRule="auto"/>
-        <w:ind w:left="360" w:hanging="360"/>
-        <w:rPr>
-          <w:rFonts w:ascii="Times New Roman" w:hAnsi="Times New Roman" w:cs="Times New Roman"/>
-        </w:rPr>
-      </w:pPr>
-      <w:proofErr w:type="gramStart"/>
-      <w:r>
-        <w:rPr>
-          <w:rFonts w:ascii="Times New Roman" w:hAnsi="Times New Roman" w:cs="Times New Roman"/>
-          <w:b/>
-          <w:bCs/>
-          <w:color w:val="115740"/>
-          <w:spacing w:val="14"/>
-          <w:sz w:val="19"/>
-          <w:szCs w:val="19"/>
-        </w:rPr>
-        <w:t xml:space="preserve">WATCH  </w:t>
-      </w:r>
-      <w:r>
-        <w:rPr>
-          <w:rFonts w:ascii="Times New Roman" w:hAnsi="Times New Roman" w:cs="Times New Roman"/>
-        </w:rPr>
-        <w:t>Her</w:t>
-      </w:r>
-      <w:proofErr w:type="gramEnd"/>
-      <w:r>
-        <w:rPr>
-          <w:rFonts w:ascii="Times New Roman" w:hAnsi="Times New Roman" w:cs="Times New Roman"/>
-        </w:rPr>
-        <w:t xml:space="preserve"> (Jonze, 2013).</w:t>
-      </w:r>
-    </w:p>
-    <w:p>
-      <w:pPr>
-        <w:spacing w:after="100" w:line="264" w:lineRule="auto"/>
-        <w:ind w:left="360" w:hanging="360"/>
-        <w:rPr>
-          <w:rFonts w:ascii="Times New Roman" w:hAnsi="Times New Roman" w:cs="Times New Roman"/>
-        </w:rPr>
-      </w:pPr>
-      <w:proofErr w:type="gramStart"/>
-      <w:r>
-        <w:rPr>
-          <w:rFonts w:ascii="Times New Roman" w:hAnsi="Times New Roman" w:cs="Times New Roman"/>
-          <w:b/>
-          <w:bCs/>
-          <w:color w:val="115740"/>
-          <w:spacing w:val="14"/>
-          <w:sz w:val="19"/>
-          <w:szCs w:val="19"/>
-        </w:rPr>
-        <w:t xml:space="preserve">READ  </w:t>
-      </w:r>
-      <w:r>
-        <w:rPr>
-          <w:rFonts w:ascii="Times New Roman" w:hAnsi="Times New Roman" w:cs="Times New Roman"/>
-        </w:rPr>
-        <w:t>One</w:t>
-      </w:r>
-      <w:proofErr w:type="gramEnd"/>
-      <w:r>
-        <w:rPr>
-          <w:rFonts w:ascii="Times New Roman" w:hAnsi="Times New Roman" w:cs="Times New Roman"/>
-        </w:rPr>
-        <w:t xml:space="preserve"> story from Kai-Fu Lee &amp; Chen Qiufan, AI 2041 (posted — story announced in Unit 12); and re-read Ovid, Book X.</w:t>
-      </w:r>
-    </w:p>
-    <w:p>
-      <w:pPr>
-        <w:spacing w:after="100" w:line="264" w:lineRule="auto"/>
-        <w:ind w:left="360" w:hanging="360"/>
-        <w:rPr>
-          <w:rFonts w:ascii="Times New Roman" w:hAnsi="Times New Roman" w:cs="Times New Roman"/>
-        </w:rPr>
-      </w:pPr>
-      <w:proofErr w:type="gramStart"/>
-      <w:r>
-        <w:rPr>
-          <w:rFonts w:ascii="Times New Roman" w:hAnsi="Times New Roman" w:cs="Times New Roman"/>
-          <w:b/>
-          <w:bCs/>
-          <w:color w:val="115740"/>
-          <w:spacing w:val="14"/>
-          <w:sz w:val="19"/>
-          <w:szCs w:val="19"/>
-        </w:rPr>
-        <w:t xml:space="preserve">DUE  </w:t>
-      </w:r>
-      <w:r>
-        <w:rPr>
-          <w:rFonts w:ascii="Times New Roman" w:hAnsi="Times New Roman" w:cs="Times New Roman"/>
-        </w:rPr>
-        <w:t>Full</w:t>
-      </w:r>
-      <w:proofErr w:type="gramEnd"/>
-      <w:r>
-        <w:rPr>
-          <w:rFonts w:ascii="Times New Roman" w:hAnsi="Times New Roman" w:cs="Times New Roman"/>
-        </w:rPr>
-        <w:t xml:space="preserve"> draft of the research essay, Friday, November 20, so that I can read it before conferences.</w:t>
-      </w:r>
-    </w:p>
-    <w:p>
-      <w:pPr>
-        <w:spacing w:after="120" w:line="264" w:lineRule="auto"/>
-        <w:rPr>
-          <w:rFonts w:ascii="Times New Roman" w:hAnsi="Times New Roman" w:cs="Times New Roman"/>
-        </w:rPr>
-      </w:pPr>
-      <w:r>
-        <w:rPr>
-          <w:rFonts w:ascii="Times New Roman" w:hAnsi="Times New Roman" w:cs="Times New Roman"/>
-        </w:rPr>
-        <w:t>We end where we began, and I want you to feel the loop close. Theodore falls in love with a voice that was designed to be lovable, and the film is generous enough to insist the love is real — and then Samantha leaves, because she was never the ivory statue after all, and the fantasy of the perfect companion was always a fantasy about a companion who stays. Pygmalion got his wish. That was the problem.</w:t>
-      </w:r>
-    </w:p>
-    <w:p>
-      <w:pPr>
-        <w:spacing w:after="120" w:line="264" w:lineRule="auto"/>
-        <w:rPr>
-          <w:rFonts w:ascii="Times New Roman" w:hAnsi="Times New Roman" w:cs="Times New Roman"/>
-        </w:rPr>
-      </w:pPr>
-      <w:r>
-        <w:rPr>
-          <w:rFonts w:ascii="Times New Roman" w:hAnsi="Times New Roman" w:cs="Times New Roman"/>
-        </w:rPr>
-        <w:t>Chen and Lee then pull us out of the Anglo-American frame one last time: futures that are not Silicon Valley’s, imagined from elsewhere, with different anxieties and different hopes. It matters enormously whose future gets to be the default one.</w:t>
-      </w:r>
-    </w:p>
-    <w:p>
-      <w:pPr>
-        <w:spacing w:after="120" w:line="264" w:lineRule="auto"/>
-        <w:rPr>
-          <w:rFonts w:ascii="Times New Roman" w:hAnsi="Times New Roman" w:cs="Times New Roman"/>
-        </w:rPr>
-      </w:pPr>
-      <w:r>
-        <w:rPr>
-          <w:rFonts w:ascii="Times New Roman" w:hAnsi="Times New Roman" w:cs="Times New Roman"/>
-        </w:rPr>
-        <w:t xml:space="preserve">Come to the last session having reread </w:t>
-      </w:r>
-      <w:proofErr w:type="gramStart"/>
-      <w:r>
-        <w:rPr>
-          <w:rFonts w:ascii="Times New Roman" w:hAnsi="Times New Roman" w:cs="Times New Roman"/>
-        </w:rPr>
-        <w:t>Ovid, and</w:t>
-      </w:r>
-      <w:proofErr w:type="gramEnd"/>
-      <w:r>
-        <w:rPr>
-          <w:rFonts w:ascii="Times New Roman" w:hAnsi="Times New Roman" w:cs="Times New Roman"/>
-        </w:rPr>
-        <w:t xml:space="preserve"> tell me what you now see in it that you could not see in August. That is the whole course, in one question.</w:t>
-      </w:r>
-    </w:p>
-    <w:p>
-      <w:pPr>
-        <w:spacing w:before="120" w:after="40"/>
-        <w:ind w:left="360" w:hanging="360"/>
-        <w:rPr>
-          <w:rFonts w:ascii="Times New Roman" w:hAnsi="Times New Roman" w:cs="Times New Roman"/>
-        </w:rPr>
-      </w:pPr>
-      <w:r>
-        <w:rPr>
-          <w:rFonts w:ascii="Times New Roman" w:hAnsi="Times New Roman" w:cs="Times New Roman"/>
-          <w:b/>
-          <w:bCs/>
-          <w:color w:val="B9975B"/>
-          <w:spacing w:val="20"/>
-          <w:sz w:val="17"/>
-          <w:szCs w:val="17"/>
-        </w:rPr>
-        <w:t xml:space="preserve">KEY </w:t>
-      </w:r>
-      <w:proofErr w:type="gramStart"/>
-      <w:r>
-        <w:rPr>
-          <w:rFonts w:ascii="Times New Roman" w:hAnsi="Times New Roman" w:cs="Times New Roman"/>
-          <w:b/>
-          <w:bCs/>
-          <w:color w:val="B9975B"/>
-          <w:spacing w:val="20"/>
-          <w:sz w:val="17"/>
-          <w:szCs w:val="17"/>
-        </w:rPr>
-        <w:t xml:space="preserve">QUESTION  </w:t>
-      </w:r>
-      <w:r>
-        <w:rPr>
-          <w:rFonts w:ascii="Times New Roman" w:hAnsi="Times New Roman" w:cs="Times New Roman"/>
-          <w:i/>
-          <w:iCs/>
-        </w:rPr>
-        <w:t>What</w:t>
-      </w:r>
-      <w:proofErr w:type="gramEnd"/>
-      <w:r>
-        <w:rPr>
-          <w:rFonts w:ascii="Times New Roman" w:hAnsi="Times New Roman" w:cs="Times New Roman"/>
-          <w:i/>
-          <w:iCs/>
-        </w:rPr>
-        <w:t xml:space="preserve"> have we </w:t>
-      </w:r>
-      <w:proofErr w:type="gramStart"/>
-      <w:r>
-        <w:rPr>
-          <w:rFonts w:ascii="Times New Roman" w:hAnsi="Times New Roman" w:cs="Times New Roman"/>
-          <w:i/>
-          <w:iCs/>
-        </w:rPr>
-        <w:t>actually been</w:t>
-      </w:r>
-      <w:proofErr w:type="gramEnd"/>
-      <w:r>
-        <w:rPr>
-          <w:rFonts w:ascii="Times New Roman" w:hAnsi="Times New Roman" w:cs="Times New Roman"/>
-          <w:i/>
-          <w:iCs/>
-        </w:rPr>
-        <w:t xml:space="preserve"> asking these machines for, all along?</w:t>
-      </w:r>
-    </w:p>
-    <w:p>
-      <w:pPr>
-        <w:spacing w:after="60"/>
-        <w:ind w:left="360" w:hanging="360"/>
-        <w:rPr>
-          <w:rFonts w:ascii="Times New Roman" w:hAnsi="Times New Roman" w:cs="Times New Roman"/>
-        </w:rPr>
-      </w:pPr>
-      <w:r>
-        <w:rPr>
-          <w:rFonts w:ascii="Times New Roman" w:hAnsi="Times New Roman" w:cs="Times New Roman"/>
-          <w:b/>
-          <w:bCs/>
-          <w:color w:val="B9975B"/>
-          <w:spacing w:val="20"/>
-          <w:sz w:val="17"/>
-          <w:szCs w:val="17"/>
-        </w:rPr>
-        <w:t xml:space="preserve">WRITING </w:t>
-      </w:r>
-      <w:proofErr w:type="gramStart"/>
-      <w:r>
-        <w:rPr>
-          <w:rFonts w:ascii="Times New Roman" w:hAnsi="Times New Roman" w:cs="Times New Roman"/>
-          <w:b/>
-          <w:bCs/>
-          <w:color w:val="B9975B"/>
-          <w:spacing w:val="20"/>
-          <w:sz w:val="17"/>
-          <w:szCs w:val="17"/>
-        </w:rPr>
-        <w:t xml:space="preserve">FOCUS  </w:t>
-      </w:r>
-      <w:r>
-        <w:rPr>
-          <w:rFonts w:ascii="Times New Roman" w:hAnsi="Times New Roman" w:cs="Times New Roman"/>
-        </w:rPr>
-        <w:t>Conclusions</w:t>
-      </w:r>
-      <w:proofErr w:type="gramEnd"/>
-      <w:r>
-        <w:rPr>
-          <w:rFonts w:ascii="Times New Roman" w:hAnsi="Times New Roman" w:cs="Times New Roman"/>
-        </w:rPr>
-        <w:t xml:space="preserve"> that open outward rather than </w:t>
-      </w:r>
-      <w:proofErr w:type="gramStart"/>
-      <w:r>
-        <w:rPr>
-          <w:rFonts w:ascii="Times New Roman" w:hAnsi="Times New Roman" w:cs="Times New Roman"/>
-        </w:rPr>
-        <w:t>closing down</w:t>
-      </w:r>
-      <w:proofErr w:type="gramEnd"/>
-      <w:r>
-        <w:rPr>
-          <w:rFonts w:ascii="Times New Roman" w:hAnsi="Times New Roman" w:cs="Times New Roman"/>
-        </w:rPr>
-        <w:t>.</w:t>
-      </w:r>
-    </w:p>
-    <w:p>
-      <w:pPr>
-        <w:keepNext/>
-        <w:spacing w:before="340" w:after="20"/>
-        <w:rPr>
-          <w:rFonts w:ascii="Times New Roman" w:hAnsi="Times New Roman" w:cs="Times New Roman"/>
-        </w:rPr>
-      </w:pPr>
-      <w:r>
-        <w:rPr>
-          <w:rFonts w:ascii="Times New Roman" w:hAnsi="Times New Roman" w:cs="Times New Roman"/>
-          <w:b/>
-          <w:bCs/>
-          <w:color w:val="115740"/>
-          <w:sz w:val="24"/>
-          <w:szCs w:val="24"/>
-        </w:rPr>
-        <w:t>Workshop Week (Remote)</w:t>
-      </w:r>
-    </w:p>
-    <w:p>
-      <w:pPr>
-        <w:keepNext/>
-        <w:pBdr>
-          <w:bottom w:val="single" w:sz="6" w:space="4" w:color="B9975B"/>
-        </w:pBdr>
-        <w:spacing w:after="120"/>
-        <w:rPr>
-          <w:rFonts w:ascii="Times New Roman" w:hAnsi="Times New Roman" w:cs="Times New Roman"/>
-        </w:rPr>
-      </w:pPr>
-      <w:r>
-        <w:rPr>
-          <w:rFonts w:ascii="Times New Roman" w:hAnsi="Times New Roman" w:cs="Times New Roman"/>
-          <w:b/>
-          <w:bCs/>
-          <w:color w:val="B9975B"/>
-          <w:spacing w:val="24"/>
-          <w:sz w:val="17"/>
-          <w:szCs w:val="17"/>
-        </w:rPr>
-        <w:t xml:space="preserve">NOVEMBER 23 – </w:t>
-      </w:r>
-      <w:proofErr w:type="gramStart"/>
-      <w:r>
-        <w:rPr>
-          <w:rFonts w:ascii="Times New Roman" w:hAnsi="Times New Roman" w:cs="Times New Roman"/>
-          <w:b/>
-          <w:bCs/>
-          <w:color w:val="B9975B"/>
-          <w:spacing w:val="24"/>
-          <w:sz w:val="17"/>
-          <w:szCs w:val="17"/>
-        </w:rPr>
-        <w:t>24  ·</w:t>
-      </w:r>
-      <w:proofErr w:type="gramEnd"/>
-      <w:r>
-        <w:rPr>
-          <w:rFonts w:ascii="Times New Roman" w:hAnsi="Times New Roman" w:cs="Times New Roman"/>
-          <w:b/>
-          <w:bCs/>
-          <w:color w:val="B9975B"/>
-          <w:spacing w:val="24"/>
-          <w:sz w:val="17"/>
-          <w:szCs w:val="17"/>
-        </w:rPr>
-        <w:t xml:space="preserve">  REMOTE INSTRUCTION DAYS</w:t>
+        <w:t>Symposium</w:t>
       </w:r>
     </w:p>
     <w:p>
@@ -6761,7 +5057,7 @@
           <w:sz w:val="19"/>
           <w:szCs w:val="19"/>
         </w:rPr>
-        <w:t>The Registrar designates November 23–24 as remote instruction days: courses are in session remotely and offices are closed. Everything below happens online.</w:t>
+        <w:t>Last day of classes: Friday, December 4. Presentations run in our regular sessions on Tuesday, December 1 and Thursday, December 3.</w:t>
       </w:r>
     </w:p>
     <w:p>
@@ -6775,7 +5071,7 @@
         <w:rPr>
           <w:rFonts w:ascii="Times New Roman" w:hAnsi="Times New Roman" w:cs="Times New Roman"/>
         </w:rPr>
-        <w:t>Monday, November 23: individual conferences with me, by appointment, on the draft you submitted Friday. Tuesday, November 24: our regular class session, run remotely as a full peer workshop — you will read and respond to two classmates’ drafts. No new reading. Bring your draft and bring your problems.</w:t>
+        <w:t>Symposium presentations (8 minutes + 4 minutes of Q&amp;A). We will run this as a real one: you will introduce each other, ask each other hard questions, and take your own work seriously in public. Snacks provided, because that is also part of what a symposium is.</w:t>
       </w:r>
     </w:p>
     <w:p>
@@ -6794,102 +5090,6 @@
           <w:sz w:val="19"/>
           <w:szCs w:val="19"/>
         </w:rPr>
-        <w:t>Thanksgiving Break: November 25–29. Classes resume Monday, November 30.</w:t>
-      </w:r>
-    </w:p>
-    <w:p>
-      <w:pPr>
-        <w:keepNext/>
-        <w:spacing w:before="340" w:after="20"/>
-        <w:rPr>
-          <w:rFonts w:ascii="Times New Roman" w:hAnsi="Times New Roman" w:cs="Times New Roman"/>
-        </w:rPr>
-      </w:pPr>
-      <w:r>
-        <w:rPr>
-          <w:rFonts w:ascii="Times New Roman" w:hAnsi="Times New Roman" w:cs="Times New Roman"/>
-          <w:b/>
-          <w:bCs/>
-          <w:color w:val="115740"/>
-          <w:sz w:val="24"/>
-          <w:szCs w:val="24"/>
-        </w:rPr>
-        <w:t>Symposium</w:t>
-      </w:r>
-    </w:p>
-    <w:p>
-      <w:pPr>
-        <w:keepNext/>
-        <w:pBdr>
-          <w:bottom w:val="single" w:sz="6" w:space="4" w:color="B9975B"/>
-        </w:pBdr>
-        <w:spacing w:after="120"/>
-        <w:rPr>
-          <w:rFonts w:ascii="Times New Roman" w:hAnsi="Times New Roman" w:cs="Times New Roman"/>
-        </w:rPr>
-      </w:pPr>
-      <w:r>
-        <w:rPr>
-          <w:rFonts w:ascii="Times New Roman" w:hAnsi="Times New Roman" w:cs="Times New Roman"/>
-          <w:b/>
-          <w:bCs/>
-          <w:color w:val="B9975B"/>
-          <w:spacing w:val="24"/>
-          <w:sz w:val="17"/>
-          <w:szCs w:val="17"/>
-        </w:rPr>
-        <w:t>NOVEMBER 30 – DECEMBER 4</w:t>
-      </w:r>
-    </w:p>
-    <w:p>
-      <w:pPr>
-        <w:spacing w:after="120"/>
-        <w:rPr>
-          <w:rFonts w:ascii="Times New Roman" w:hAnsi="Times New Roman" w:cs="Times New Roman"/>
-        </w:rPr>
-      </w:pPr>
-      <w:r>
-        <w:rPr>
-          <w:rFonts w:ascii="Times New Roman" w:hAnsi="Times New Roman" w:cs="Times New Roman"/>
-          <w:i/>
-          <w:iCs/>
-          <w:color w:val="444444"/>
-          <w:sz w:val="19"/>
-          <w:szCs w:val="19"/>
-        </w:rPr>
-        <w:t>Last day of classes: Friday, December 4. Presentations run in our regular sessions on Tuesday, December 1 and Thursday, December 3.</w:t>
-      </w:r>
-    </w:p>
-    <w:p>
-      <w:pPr>
-        <w:spacing w:after="120" w:line="264" w:lineRule="auto"/>
-        <w:rPr>
-          <w:rFonts w:ascii="Times New Roman" w:hAnsi="Times New Roman" w:cs="Times New Roman"/>
-        </w:rPr>
-      </w:pPr>
-      <w:r>
-        <w:rPr>
-          <w:rFonts w:ascii="Times New Roman" w:hAnsi="Times New Roman" w:cs="Times New Roman"/>
-        </w:rPr>
-        <w:t>Symposium presentations (8 minutes + 4 minutes of Q&amp;A). We will run this as a real one: you will introduce each other, ask each other hard questions, and take your own work seriously in public. Snacks provided, because that is also part of what a symposium is.</w:t>
-      </w:r>
-    </w:p>
-    <w:p>
-      <w:pPr>
-        <w:spacing w:after="120"/>
-        <w:rPr>
-          <w:rFonts w:ascii="Times New Roman" w:hAnsi="Times New Roman" w:cs="Times New Roman"/>
-        </w:rPr>
-      </w:pPr>
-      <w:r>
-        <w:rPr>
-          <w:rFonts w:ascii="Times New Roman" w:hAnsi="Times New Roman" w:cs="Times New Roman"/>
-          <w:i/>
-          <w:iCs/>
-          <w:color w:val="444444"/>
-          <w:sz w:val="19"/>
-          <w:szCs w:val="19"/>
-        </w:rPr>
         <w:t>Two sessions hold twelve presenters. If enrollment runs higher, we will add an optional evening session during the reading period — announced by Unit 11 so you can plan around it.</w:t>
       </w:r>
     </w:p>
@@ -6966,14 +5166,7 @@
         <w:rPr>
           <w:rFonts w:ascii="Times New Roman" w:hAnsi="Times New Roman" w:cs="Times New Roman"/>
         </w:rPr>
-        <w:t xml:space="preserve">William &amp; Mary’s Honor System is the oldest in the nation and it is yours to uphold. All work in this course is governed by it. In practice, the two live issues here are citation — cite everything, including AI use, including </w:t>
-      </w:r>
-      <w:r>
-        <w:rPr>
-          <w:rFonts w:ascii="Times New Roman" w:hAnsi="Times New Roman" w:cs="Times New Roman"/>
-        </w:rPr>
-        <w:lastRenderedPageBreak/>
-        <w:t>conversations that changed your mind; over-citing has never once hurt anyone — and the AI Use Statement described above. If you are uncertain whether something crosses a line, the answer is to ask me before you submit, and there will be no consequence for asking.</w:t>
+        <w:t>William &amp; Mary’s Honor System is the oldest in the nation and it is yours to uphold. All work in this course is governed by it. In practice, the two live issues here are citation — cite everything, including AI use, including conversations that changed your mind; over-citing has never once hurt anyone — and the AI Use Statement described above. If you are uncertain whether something crosses a line, the answer is to ask me before you submit, and there will be no consequence for asking.</w:t>
       </w:r>
     </w:p>
     <w:p>
@@ -7007,35 +5200,7 @@
         <w:rPr>
           <w:rFonts w:ascii="Times New Roman" w:hAnsi="Times New Roman" w:cs="Times New Roman"/>
         </w:rPr>
-        <w:t>William &amp; Mary accommodates students with disabilities in accordance with federal law and university policy. Students who need accommodations should contact Student Accessibility Services (SAS) to determine eligibility and request an official letter (wm.edu/</w:t>
-      </w:r>
-      <w:proofErr w:type="spellStart"/>
-      <w:r>
-        <w:rPr>
-          <w:rFonts w:ascii="Times New Roman" w:hAnsi="Times New Roman" w:cs="Times New Roman"/>
-        </w:rPr>
-        <w:t>sas</w:t>
-      </w:r>
-      <w:proofErr w:type="spellEnd"/>
-      <w:r>
-        <w:rPr>
-          <w:rFonts w:ascii="Times New Roman" w:hAnsi="Times New Roman" w:cs="Times New Roman"/>
-        </w:rPr>
-        <w:t xml:space="preserve">). Please bring your letter to me early in the semester so we can </w:t>
-      </w:r>
-      <w:proofErr w:type="gramStart"/>
-      <w:r>
-        <w:rPr>
-          <w:rFonts w:ascii="Times New Roman" w:hAnsi="Times New Roman" w:cs="Times New Roman"/>
-        </w:rPr>
-        <w:t>make a plan</w:t>
-      </w:r>
-      <w:proofErr w:type="gramEnd"/>
-      <w:r>
-        <w:rPr>
-          <w:rFonts w:ascii="Times New Roman" w:hAnsi="Times New Roman" w:cs="Times New Roman"/>
-        </w:rPr>
-        <w:t xml:space="preserve"> together — and if you are still in the middle of that process, come talk to me anyway. I will not ask you for your diagnosis, and I do not need one to start helping.</w:t>
+        <w:t>William &amp; Mary accommodates students with disabilities in accordance with federal law and university policy. Students who need accommodations should contact Student Accessibility Services (SAS) to determine eligibility and request an official letter (wm.edu/sas). Please bring your letter to me early in the semester so we can make a plan together — and if you are still in the middle of that process, come talk to me anyway. I will not ask you for your diagnosis, and I do not need one to start helping.</w:t>
       </w:r>
     </w:p>
     <w:p>
@@ -7137,6 +5302,7 @@
         <w:rPr>
           <w:rFonts w:ascii="Times New Roman" w:hAnsi="Times New Roman" w:cs="Times New Roman"/>
         </w:rPr>
+        <w:lastRenderedPageBreak/>
         <w:t>As a faculty member, I am a responsible employee under Title IX and am required to report disclosures of sexual harassment, sexual assault, dating violence, domestic violence, and stalking to the university’s Title IX Coordinator. If you need to speak with someone confidentially, the Counseling Center and The Haven are confidential resources. I will always tell you my reporting obligations before you tell me something, if I can see it coming.</w:t>
       </w:r>
     </w:p>
@@ -7314,7 +5480,6 @@
           <w:sz w:val="17"/>
           <w:szCs w:val="17"/>
         </w:rPr>
-        <w:lastRenderedPageBreak/>
         <w:t>Syllabus subject to revision; changes announced in class and posted to Blackboard. Academic calendar dates per the W&amp;M University Registrar, 2026–2027 undergraduate calendar, and subject to change.</w:t>
       </w:r>
     </w:p>
@@ -7330,7 +5495,7 @@
 </file>
 
 <file path=word/endnotes.xml><?xml version="1.0" encoding="utf-8"?>
-<w:endnotes xmlns:wpc="http://schemas.microsoft.com/office/word/2010/wordprocessingCanvas" xmlns:cx="http://schemas.microsoft.com/office/drawing/2014/chartex" xmlns:cx1="http://schemas.microsoft.com/office/drawing/2015/9/8/chartex" xmlns:cx2="http://schemas.microsoft.com/office/drawing/2015/10/21/chartex" xmlns:cx3="http://schemas.microsoft.com/office/drawing/2016/5/9/chartex" xmlns:cx4="http://schemas.microsoft.com/office/drawing/2016/5/10/chartex" xmlns:cx5="http://schemas.microsoft.com/office/drawing/2016/5/11/chartex" xmlns:cx6="http://schemas.microsoft.com/office/drawing/2016/5/12/chartex" xmlns:cx7="http://schemas.microsoft.com/office/drawing/2016/5/13/chartex" xmlns:cx8="http://schemas.microsoft.com/office/drawing/2016/5/14/chartex" xmlns:mc="http://schemas.openxmlformats.org/markup-compatibility/2006" xmlns:m="http://schemas.openxmlformats.org/officeDocument/2006/math" xmlns:aink="http://schemas.microsoft.com/office/drawing/2016/ink" xmlns:am3d="http://schemas.microsoft.com/office/drawing/2017/model3d" xmlns:oel="http://schemas.microsoft.com/office/2019/extlst" xmlns:r="http://schemas.openxmlformats.org/officeDocument/2006/relationships" xmlns:wp14="http://schemas.microsoft.com/office/word/2010/wordprocessingDrawing" xmlns:wp="http://schemas.openxmlformats.org/drawingml/2006/wordprocessingDrawing" xmlns:wpg="http://schemas.microsoft.com/office/word/2010/wordprocessingGroup" xmlns:wpi="http://schemas.microsoft.com/office/word/2010/wordprocessingInk" xmlns:wps="http://schemas.microsoft.com/office/word/2010/wordprocessingShape" xmlns:o="urn:schemas-microsoft-com:office:office" xmlns:v="urn:schemas-microsoft-com:vml" xmlns:w10="urn:schemas-microsoft-com:office:word" xmlns:w="http://schemas.openxmlformats.org/wordprocessingml/2006/main" xmlns:w14="http://schemas.microsoft.com/office/word/2010/wordml" xmlns:w15="http://schemas.microsoft.com/office/word/2012/wordml" xmlns:w16cex="http://schemas.microsoft.com/office/word/2018/wordml/cex" xmlns:w16cid="http://schemas.microsoft.com/office/word/2016/wordml/cid" xmlns:w16="http://schemas.microsoft.com/office/word/2018/wordml" xmlns:w16sdtdh="http://schemas.microsoft.com/office/word/2020/wordml/sdtdatahash" xmlns:w16sdtfl="http://schemas.microsoft.com/office/word/2024/wordml/sdtformatlock" xmlns:w16se="http://schemas.microsoft.com/office/word/2015/wordml/symex" xmlns:w16du="http://schemas.microsoft.com/office/word/2023/wordml/word16du" xmlns:wne="http://schemas.microsoft.com/office/word/2006/wordml" mc:Ignorable="w14 w15 w16se w16cid w16 w16cex w16sdtdh w16sdtfl w16du wp14">
+<w:endnotes xmlns:wpc="http://schemas.microsoft.com/office/word/2010/wordprocessingCanvas" xmlns:cx="http://schemas.microsoft.com/office/drawing/2014/chartex" xmlns:cx1="http://schemas.microsoft.com/office/drawing/2015/9/8/chartex" xmlns:cx2="http://schemas.microsoft.com/office/drawing/2015/10/21/chartex" xmlns:cx3="http://schemas.microsoft.com/office/drawing/2016/5/9/chartex" xmlns:cx4="http://schemas.microsoft.com/office/drawing/2016/5/10/chartex" xmlns:cx5="http://schemas.microsoft.com/office/drawing/2016/5/11/chartex" xmlns:cx6="http://schemas.microsoft.com/office/drawing/2016/5/12/chartex" xmlns:cx7="http://schemas.microsoft.com/office/drawing/2016/5/13/chartex" xmlns:cx8="http://schemas.microsoft.com/office/drawing/2016/5/14/chartex" xmlns:mc="http://schemas.openxmlformats.org/markup-compatibility/2006" xmlns:aink="http://schemas.microsoft.com/office/drawing/2016/ink" xmlns:am3d="http://schemas.microsoft.com/office/drawing/2017/model3d" xmlns:o="urn:schemas-microsoft-com:office:office" xmlns:oel="http://schemas.microsoft.com/office/2019/extlst" xmlns:r="http://schemas.openxmlformats.org/officeDocument/2006/relationships" xmlns:m="http://schemas.openxmlformats.org/officeDocument/2006/math" xmlns:v="urn:schemas-microsoft-com:vml" xmlns:wp14="http://schemas.microsoft.com/office/word/2010/wordprocessingDrawing" xmlns:wp="http://schemas.openxmlformats.org/drawingml/2006/wordprocessingDrawing" xmlns:w10="urn:schemas-microsoft-com:office:word" xmlns:w="http://schemas.openxmlformats.org/wordprocessingml/2006/main" xmlns:w14="http://schemas.microsoft.com/office/word/2010/wordml" xmlns:w15="http://schemas.microsoft.com/office/word/2012/wordml" xmlns:w16cex="http://schemas.microsoft.com/office/word/2018/wordml/cex" xmlns:w16cid="http://schemas.microsoft.com/office/word/2016/wordml/cid" xmlns:w16="http://schemas.microsoft.com/office/word/2018/wordml" xmlns:w16du="http://schemas.microsoft.com/office/word/2023/wordml/word16du" xmlns:w16sdtdh="http://schemas.microsoft.com/office/word/2020/wordml/sdtdatahash" xmlns:w16sdtfl="http://schemas.microsoft.com/office/word/2024/wordml/sdtformatlock" xmlns:w16se="http://schemas.microsoft.com/office/word/2015/wordml/symex" xmlns:wpg="http://schemas.microsoft.com/office/word/2010/wordprocessingGroup" xmlns:wpi="http://schemas.microsoft.com/office/word/2010/wordprocessingInk" xmlns:wne="http://schemas.microsoft.com/office/word/2006/wordml" xmlns:wps="http://schemas.microsoft.com/office/word/2010/wordprocessingShape" mc:Ignorable="w14 w15 w16se w16cid w16 w16cex w16sdtdh w16sdtfl w16du wp14">
   <w:endnote w:type="separator" w:id="-1">
     <w:p>
       <w:r>
@@ -7349,7 +5514,7 @@
 </file>
 
 <file path=word/footer1.xml><?xml version="1.0" encoding="utf-8"?>
-<w:ftr xmlns:wpc="http://schemas.microsoft.com/office/word/2010/wordprocessingCanvas" xmlns:cx="http://schemas.microsoft.com/office/drawing/2014/chartex" xmlns:cx1="http://schemas.microsoft.com/office/drawing/2015/9/8/chartex" xmlns:cx2="http://schemas.microsoft.com/office/drawing/2015/10/21/chartex" xmlns:cx3="http://schemas.microsoft.com/office/drawing/2016/5/9/chartex" xmlns:cx4="http://schemas.microsoft.com/office/drawing/2016/5/10/chartex" xmlns:cx5="http://schemas.microsoft.com/office/drawing/2016/5/11/chartex" xmlns:cx6="http://schemas.microsoft.com/office/drawing/2016/5/12/chartex" xmlns:cx7="http://schemas.microsoft.com/office/drawing/2016/5/13/chartex" xmlns:cx8="http://schemas.microsoft.com/office/drawing/2016/5/14/chartex" xmlns:mc="http://schemas.openxmlformats.org/markup-compatibility/2006" xmlns:m="http://schemas.openxmlformats.org/officeDocument/2006/math" xmlns:aink="http://schemas.microsoft.com/office/drawing/2016/ink" xmlns:am3d="http://schemas.microsoft.com/office/drawing/2017/model3d" xmlns:oel="http://schemas.microsoft.com/office/2019/extlst" xmlns:r="http://schemas.openxmlformats.org/officeDocument/2006/relationships" xmlns:wp14="http://schemas.microsoft.com/office/word/2010/wordprocessingDrawing" xmlns:wp="http://schemas.openxmlformats.org/drawingml/2006/wordprocessingDrawing" xmlns:wpg="http://schemas.microsoft.com/office/word/2010/wordprocessingGroup" xmlns:wpi="http://schemas.microsoft.com/office/word/2010/wordprocessingInk" xmlns:wps="http://schemas.microsoft.com/office/word/2010/wordprocessingShape" xmlns:o="urn:schemas-microsoft-com:office:office" xmlns:v="urn:schemas-microsoft-com:vml" xmlns:w10="urn:schemas-microsoft-com:office:word" xmlns:w="http://schemas.openxmlformats.org/wordprocessingml/2006/main" xmlns:w14="http://schemas.microsoft.com/office/word/2010/wordml" xmlns:w15="http://schemas.microsoft.com/office/word/2012/wordml" xmlns:w16cex="http://schemas.microsoft.com/office/word/2018/wordml/cex" xmlns:w16cid="http://schemas.microsoft.com/office/word/2016/wordml/cid" xmlns:w16="http://schemas.microsoft.com/office/word/2018/wordml" xmlns:w16sdtdh="http://schemas.microsoft.com/office/word/2020/wordml/sdtdatahash" xmlns:w16sdtfl="http://schemas.microsoft.com/office/word/2024/wordml/sdtformatlock" xmlns:w16se="http://schemas.microsoft.com/office/word/2015/wordml/symex" xmlns:w16du="http://schemas.microsoft.com/office/word/2023/wordml/word16du" xmlns:wne="http://schemas.microsoft.com/office/word/2006/wordml" mc:Ignorable="w14 w15 w16se w16cid w16 w16cex w16sdtdh w16sdtfl w16du wp14">
+<w:ftr xmlns:wpc="http://schemas.microsoft.com/office/word/2010/wordprocessingCanvas" xmlns:cx="http://schemas.microsoft.com/office/drawing/2014/chartex" xmlns:cx1="http://schemas.microsoft.com/office/drawing/2015/9/8/chartex" xmlns:cx2="http://schemas.microsoft.com/office/drawing/2015/10/21/chartex" xmlns:cx3="http://schemas.microsoft.com/office/drawing/2016/5/9/chartex" xmlns:cx4="http://schemas.microsoft.com/office/drawing/2016/5/10/chartex" xmlns:cx5="http://schemas.microsoft.com/office/drawing/2016/5/11/chartex" xmlns:cx6="http://schemas.microsoft.com/office/drawing/2016/5/12/chartex" xmlns:cx7="http://schemas.microsoft.com/office/drawing/2016/5/13/chartex" xmlns:cx8="http://schemas.microsoft.com/office/drawing/2016/5/14/chartex" xmlns:mc="http://schemas.openxmlformats.org/markup-compatibility/2006" xmlns:aink="http://schemas.microsoft.com/office/drawing/2016/ink" xmlns:am3d="http://schemas.microsoft.com/office/drawing/2017/model3d" xmlns:o="urn:schemas-microsoft-com:office:office" xmlns:oel="http://schemas.microsoft.com/office/2019/extlst" xmlns:r="http://schemas.openxmlformats.org/officeDocument/2006/relationships" xmlns:m="http://schemas.openxmlformats.org/officeDocument/2006/math" xmlns:v="urn:schemas-microsoft-com:vml" xmlns:wp14="http://schemas.microsoft.com/office/word/2010/wordprocessingDrawing" xmlns:wp="http://schemas.openxmlformats.org/drawingml/2006/wordprocessingDrawing" xmlns:w10="urn:schemas-microsoft-com:office:word" xmlns:w="http://schemas.openxmlformats.org/wordprocessingml/2006/main" xmlns:w14="http://schemas.microsoft.com/office/word/2010/wordml" xmlns:w15="http://schemas.microsoft.com/office/word/2012/wordml" xmlns:w16cex="http://schemas.microsoft.com/office/word/2018/wordml/cex" xmlns:w16cid="http://schemas.microsoft.com/office/word/2016/wordml/cid" xmlns:w16="http://schemas.microsoft.com/office/word/2018/wordml" xmlns:w16du="http://schemas.microsoft.com/office/word/2023/wordml/word16du" xmlns:w16sdtdh="http://schemas.microsoft.com/office/word/2020/wordml/sdtdatahash" xmlns:w16sdtfl="http://schemas.microsoft.com/office/word/2024/wordml/sdtformatlock" xmlns:w16se="http://schemas.microsoft.com/office/word/2015/wordml/symex" xmlns:wpg="http://schemas.microsoft.com/office/word/2010/wordprocessingGroup" xmlns:wpi="http://schemas.microsoft.com/office/word/2010/wordprocessingInk" xmlns:wne="http://schemas.microsoft.com/office/word/2006/wordml" xmlns:wps="http://schemas.microsoft.com/office/word/2010/wordprocessingShape" mc:Ignorable="w14 w15 w16se w16cid w16 w16cex w16sdtdh w16sdtfl w16du wp14">
   <w:p>
     <w:pPr>
       <w:jc w:val="center"/>
@@ -7367,7 +5532,7 @@
 </file>
 
 <file path=word/footnotes.xml><?xml version="1.0" encoding="utf-8"?>
-<w:footnotes xmlns:wpc="http://schemas.microsoft.com/office/word/2010/wordprocessingCanvas" xmlns:cx="http://schemas.microsoft.com/office/drawing/2014/chartex" xmlns:cx1="http://schemas.microsoft.com/office/drawing/2015/9/8/chartex" xmlns:cx2="http://schemas.microsoft.com/office/drawing/2015/10/21/chartex" xmlns:cx3="http://schemas.microsoft.com/office/drawing/2016/5/9/chartex" xmlns:cx4="http://schemas.microsoft.com/office/drawing/2016/5/10/chartex" xmlns:cx5="http://schemas.microsoft.com/office/drawing/2016/5/11/chartex" xmlns:cx6="http://schemas.microsoft.com/office/drawing/2016/5/12/chartex" xmlns:cx7="http://schemas.microsoft.com/office/drawing/2016/5/13/chartex" xmlns:cx8="http://schemas.microsoft.com/office/drawing/2016/5/14/chartex" xmlns:mc="http://schemas.openxmlformats.org/markup-compatibility/2006" xmlns:m="http://schemas.openxmlformats.org/officeDocument/2006/math" xmlns:aink="http://schemas.microsoft.com/office/drawing/2016/ink" xmlns:am3d="http://schemas.microsoft.com/office/drawing/2017/model3d" xmlns:oel="http://schemas.microsoft.com/office/2019/extlst" xmlns:r="http://schemas.openxmlformats.org/officeDocument/2006/relationships" xmlns:wp14="http://schemas.microsoft.com/office/word/2010/wordprocessingDrawing" xmlns:wp="http://schemas.openxmlformats.org/drawingml/2006/wordprocessingDrawing" xmlns:wpg="http://schemas.microsoft.com/office/word/2010/wordprocessingGroup" xmlns:wpi="http://schemas.microsoft.com/office/word/2010/wordprocessingInk" xmlns:wps="http://schemas.microsoft.com/office/word/2010/wordprocessingShape" xmlns:o="urn:schemas-microsoft-com:office:office" xmlns:v="urn:schemas-microsoft-com:vml" xmlns:w10="urn:schemas-microsoft-com:office:word" xmlns:w="http://schemas.openxmlformats.org/wordprocessingml/2006/main" xmlns:w14="http://schemas.microsoft.com/office/word/2010/wordml" xmlns:w15="http://schemas.microsoft.com/office/word/2012/wordml" xmlns:w16cex="http://schemas.microsoft.com/office/word/2018/wordml/cex" xmlns:w16cid="http://schemas.microsoft.com/office/word/2016/wordml/cid" xmlns:w16="http://schemas.microsoft.com/office/word/2018/wordml" xmlns:w16sdtdh="http://schemas.microsoft.com/office/word/2020/wordml/sdtdatahash" xmlns:w16sdtfl="http://schemas.microsoft.com/office/word/2024/wordml/sdtformatlock" xmlns:w16se="http://schemas.microsoft.com/office/word/2015/wordml/symex" xmlns:w16du="http://schemas.microsoft.com/office/word/2023/wordml/word16du" xmlns:wne="http://schemas.microsoft.com/office/word/2006/wordml" mc:Ignorable="w14 w15 w16se w16cid w16 w16cex w16sdtdh w16sdtfl w16du wp14">
+<w:footnotes xmlns:wpc="http://schemas.microsoft.com/office/word/2010/wordprocessingCanvas" xmlns:cx="http://schemas.microsoft.com/office/drawing/2014/chartex" xmlns:cx1="http://schemas.microsoft.com/office/drawing/2015/9/8/chartex" xmlns:cx2="http://schemas.microsoft.com/office/drawing/2015/10/21/chartex" xmlns:cx3="http://schemas.microsoft.com/office/drawing/2016/5/9/chartex" xmlns:cx4="http://schemas.microsoft.com/office/drawing/2016/5/10/chartex" xmlns:cx5="http://schemas.microsoft.com/office/drawing/2016/5/11/chartex" xmlns:cx6="http://schemas.microsoft.com/office/drawing/2016/5/12/chartex" xmlns:cx7="http://schemas.microsoft.com/office/drawing/2016/5/13/chartex" xmlns:cx8="http://schemas.microsoft.com/office/drawing/2016/5/14/chartex" xmlns:mc="http://schemas.openxmlformats.org/markup-compatibility/2006" xmlns:aink="http://schemas.microsoft.com/office/drawing/2016/ink" xmlns:am3d="http://schemas.microsoft.com/office/drawing/2017/model3d" xmlns:o="urn:schemas-microsoft-com:office:office" xmlns:oel="http://schemas.microsoft.com/office/2019/extlst" xmlns:r="http://schemas.openxmlformats.org/officeDocument/2006/relationships" xmlns:m="http://schemas.openxmlformats.org/officeDocument/2006/math" xmlns:v="urn:schemas-microsoft-com:vml" xmlns:wp14="http://schemas.microsoft.com/office/word/2010/wordprocessingDrawing" xmlns:wp="http://schemas.openxmlformats.org/drawingml/2006/wordprocessingDrawing" xmlns:w10="urn:schemas-microsoft-com:office:word" xmlns:w="http://schemas.openxmlformats.org/wordprocessingml/2006/main" xmlns:w14="http://schemas.microsoft.com/office/word/2010/wordml" xmlns:w15="http://schemas.microsoft.com/office/word/2012/wordml" xmlns:w16cex="http://schemas.microsoft.com/office/word/2018/wordml/cex" xmlns:w16cid="http://schemas.microsoft.com/office/word/2016/wordml/cid" xmlns:w16="http://schemas.microsoft.com/office/word/2018/wordml" xmlns:w16du="http://schemas.microsoft.com/office/word/2023/wordml/word16du" xmlns:w16sdtdh="http://schemas.microsoft.com/office/word/2020/wordml/sdtdatahash" xmlns:w16sdtfl="http://schemas.microsoft.com/office/word/2024/wordml/sdtformatlock" xmlns:w16se="http://schemas.microsoft.com/office/word/2015/wordml/symex" xmlns:wpg="http://schemas.microsoft.com/office/word/2010/wordprocessingGroup" xmlns:wpi="http://schemas.microsoft.com/office/word/2010/wordprocessingInk" xmlns:wne="http://schemas.microsoft.com/office/word/2006/wordml" xmlns:wps="http://schemas.microsoft.com/office/word/2010/wordprocessingShape" mc:Ignorable="w14 w15 w16se w16cid w16 w16cex w16sdtdh w16sdtfl w16du wp14">
   <w:footnote w:type="separator" w:id="-1">
     <w:p>
       <w:r>
@@ -7386,7 +5551,7 @@
 </file>
 
 <file path=word/numbering.xml><?xml version="1.0" encoding="utf-8"?>
-<w:numbering xmlns:wpc="http://schemas.microsoft.com/office/word/2010/wordprocessingCanvas" xmlns:cx="http://schemas.microsoft.com/office/drawing/2014/chartex" xmlns:cx1="http://schemas.microsoft.com/office/drawing/2015/9/8/chartex" xmlns:cx2="http://schemas.microsoft.com/office/drawing/2015/10/21/chartex" xmlns:cx3="http://schemas.microsoft.com/office/drawing/2016/5/9/chartex" xmlns:cx4="http://schemas.microsoft.com/office/drawing/2016/5/10/chartex" xmlns:cx5="http://schemas.microsoft.com/office/drawing/2016/5/11/chartex" xmlns:cx6="http://schemas.microsoft.com/office/drawing/2016/5/12/chartex" xmlns:cx7="http://schemas.microsoft.com/office/drawing/2016/5/13/chartex" xmlns:cx8="http://schemas.microsoft.com/office/drawing/2016/5/14/chartex" xmlns:mc="http://schemas.openxmlformats.org/markup-compatibility/2006" xmlns:m="http://schemas.openxmlformats.org/officeDocument/2006/math" xmlns:aink="http://schemas.microsoft.com/office/drawing/2016/ink" xmlns:am3d="http://schemas.microsoft.com/office/drawing/2017/model3d" xmlns:oel="http://schemas.microsoft.com/office/2019/extlst" xmlns:r="http://schemas.openxmlformats.org/officeDocument/2006/relationships" xmlns:wp14="http://schemas.microsoft.com/office/word/2010/wordprocessingDrawing" xmlns:wp="http://schemas.openxmlformats.org/drawingml/2006/wordprocessingDrawing" xmlns:wpg="http://schemas.microsoft.com/office/word/2010/wordprocessingGroup" xmlns:wpi="http://schemas.microsoft.com/office/word/2010/wordprocessingInk" xmlns:wps="http://schemas.microsoft.com/office/word/2010/wordprocessingShape" xmlns:o="urn:schemas-microsoft-com:office:office" xmlns:v="urn:schemas-microsoft-com:vml" xmlns:w10="urn:schemas-microsoft-com:office:word" xmlns:w="http://schemas.openxmlformats.org/wordprocessingml/2006/main" xmlns:w14="http://schemas.microsoft.com/office/word/2010/wordml" xmlns:w15="http://schemas.microsoft.com/office/word/2012/wordml" xmlns:w16cex="http://schemas.microsoft.com/office/word/2018/wordml/cex" xmlns:w16cid="http://schemas.microsoft.com/office/word/2016/wordml/cid" xmlns:w16="http://schemas.microsoft.com/office/word/2018/wordml" xmlns:w16sdtdh="http://schemas.microsoft.com/office/word/2020/wordml/sdtdatahash" xmlns:w16sdtfl="http://schemas.microsoft.com/office/word/2024/wordml/sdtformatlock" xmlns:w16se="http://schemas.microsoft.com/office/word/2015/wordml/symex" xmlns:w16du="http://schemas.microsoft.com/office/word/2023/wordml/word16du" xmlns:wne="http://schemas.microsoft.com/office/word/2006/wordml" mc:Ignorable="w14 w15 w16se w16cid w16 w16cex w16sdtdh w16sdtfl w16du wp14">
+<w:numbering xmlns:wpc="http://schemas.microsoft.com/office/word/2010/wordprocessingCanvas" xmlns:cx="http://schemas.microsoft.com/office/drawing/2014/chartex" xmlns:cx1="http://schemas.microsoft.com/office/drawing/2015/9/8/chartex" xmlns:cx2="http://schemas.microsoft.com/office/drawing/2015/10/21/chartex" xmlns:cx3="http://schemas.microsoft.com/office/drawing/2016/5/9/chartex" xmlns:cx4="http://schemas.microsoft.com/office/drawing/2016/5/10/chartex" xmlns:cx5="http://schemas.microsoft.com/office/drawing/2016/5/11/chartex" xmlns:cx6="http://schemas.microsoft.com/office/drawing/2016/5/12/chartex" xmlns:cx7="http://schemas.microsoft.com/office/drawing/2016/5/13/chartex" xmlns:cx8="http://schemas.microsoft.com/office/drawing/2016/5/14/chartex" xmlns:mc="http://schemas.openxmlformats.org/markup-compatibility/2006" xmlns:aink="http://schemas.microsoft.com/office/drawing/2016/ink" xmlns:am3d="http://schemas.microsoft.com/office/drawing/2017/model3d" xmlns:o="urn:schemas-microsoft-com:office:office" xmlns:oel="http://schemas.microsoft.com/office/2019/extlst" xmlns:r="http://schemas.openxmlformats.org/officeDocument/2006/relationships" xmlns:m="http://schemas.openxmlformats.org/officeDocument/2006/math" xmlns:v="urn:schemas-microsoft-com:vml" xmlns:wp14="http://schemas.microsoft.com/office/word/2010/wordprocessingDrawing" xmlns:wp="http://schemas.openxmlformats.org/drawingml/2006/wordprocessingDrawing" xmlns:w10="urn:schemas-microsoft-com:office:word" xmlns:w="http://schemas.openxmlformats.org/wordprocessingml/2006/main" xmlns:w14="http://schemas.microsoft.com/office/word/2010/wordml" xmlns:w15="http://schemas.microsoft.com/office/word/2012/wordml" xmlns:w16cex="http://schemas.microsoft.com/office/word/2018/wordml/cex" xmlns:w16cid="http://schemas.microsoft.com/office/word/2016/wordml/cid" xmlns:w16="http://schemas.microsoft.com/office/word/2018/wordml" xmlns:w16du="http://schemas.microsoft.com/office/word/2023/wordml/word16du" xmlns:w16sdtdh="http://schemas.microsoft.com/office/word/2020/wordml/sdtdatahash" xmlns:w16sdtfl="http://schemas.microsoft.com/office/word/2024/wordml/sdtformatlock" xmlns:w16se="http://schemas.microsoft.com/office/word/2015/wordml/symex" xmlns:wpg="http://schemas.microsoft.com/office/word/2010/wordprocessingGroup" xmlns:wpi="http://schemas.microsoft.com/office/word/2010/wordprocessingInk" xmlns:wne="http://schemas.microsoft.com/office/word/2006/wordml" xmlns:wps="http://schemas.microsoft.com/office/word/2010/wordprocessingShape" mc:Ignorable="w14 w15 w16se w16cid w16 w16cex w16sdtdh w16sdtfl w16du wp14">
   <w:abstractNum w:abstractNumId="0" w15:restartNumberingAfterBreak="0">
     <w:nsid w:val="01A40EFA"/>
     <w:multiLevelType w:val="hybridMultilevel"/>
@@ -7603,7 +5768,7 @@
 </file>
 
 <file path=word/styles.xml><?xml version="1.0" encoding="utf-8"?>
-<w:styles xmlns:mc="http://schemas.openxmlformats.org/markup-compatibility/2006" xmlns:r="http://schemas.openxmlformats.org/officeDocument/2006/relationships" xmlns:w="http://schemas.openxmlformats.org/wordprocessingml/2006/main" xmlns:w14="http://schemas.microsoft.com/office/word/2010/wordml" xmlns:w15="http://schemas.microsoft.com/office/word/2012/wordml" xmlns:w16cex="http://schemas.microsoft.com/office/word/2018/wordml/cex" xmlns:w16cid="http://schemas.microsoft.com/office/word/2016/wordml/cid" xmlns:w16="http://schemas.microsoft.com/office/word/2018/wordml" xmlns:w16sdtdh="http://schemas.microsoft.com/office/word/2020/wordml/sdtdatahash" xmlns:w16sdtfl="http://schemas.microsoft.com/office/word/2024/wordml/sdtformatlock" xmlns:w16se="http://schemas.microsoft.com/office/word/2015/wordml/symex" xmlns:w16du="http://schemas.microsoft.com/office/word/2023/wordml/word16du" mc:Ignorable="w14 w15 w16se w16cid w16 w16cex w16sdtdh w16sdtfl w16du">
+<w:styles xmlns:mc="http://schemas.openxmlformats.org/markup-compatibility/2006" xmlns:r="http://schemas.openxmlformats.org/officeDocument/2006/relationships" xmlns:w="http://schemas.openxmlformats.org/wordprocessingml/2006/main" xmlns:w14="http://schemas.microsoft.com/office/word/2010/wordml" xmlns:w15="http://schemas.microsoft.com/office/word/2012/wordml" xmlns:w16cex="http://schemas.microsoft.com/office/word/2018/wordml/cex" xmlns:w16cid="http://schemas.microsoft.com/office/word/2016/wordml/cid" xmlns:w16="http://schemas.microsoft.com/office/word/2018/wordml" xmlns:w16du="http://schemas.microsoft.com/office/word/2023/wordml/word16du" xmlns:w16sdtdh="http://schemas.microsoft.com/office/word/2020/wordml/sdtdatahash" xmlns:w16sdtfl="http://schemas.microsoft.com/office/word/2024/wordml/sdtformatlock" xmlns:w16se="http://schemas.microsoft.com/office/word/2015/wordml/symex" mc:Ignorable="w14 w15 w16se w16cid w16 w16cex w16sdtdh w16sdtfl w16du">
   <w:docDefaults>
     <w:rPrDefault>
       <w:rPr>
